--- a/work log/Transformer简介.docx
+++ b/work log/Transformer简介.docx
@@ -3,6 +3,9 @@
 <w:document xmlns:wpc="http://schemas.microsoft.com/office/word/2010/wordprocessingCanvas" xmlns:cx="http://schemas.microsoft.com/office/drawing/2014/chartex" xmlns:cx1="http://schemas.microsoft.com/office/drawing/2015/9/8/chartex" xmlns:cx2="http://schemas.microsoft.com/office/drawing/2015/10/21/chartex" xmlns:cx3="http://schemas.microsoft.com/office/drawing/2016/5/9/chartex" xmlns:cx4="http://schemas.microsoft.com/office/drawing/2016/5/10/chartex" xmlns:cx5="http://schemas.microsoft.com/office/drawing/2016/5/11/chartex" xmlns:cx6="http://schemas.microsoft.com/office/drawing/2016/5/12/chartex" xmlns:cx7="http://schemas.microsoft.com/office/drawing/2016/5/13/chartex" xmlns:cx8="http://schemas.microsoft.com/office/drawing/2016/5/14/chartex" xmlns:mc="http://schemas.openxmlformats.org/markup-compatibility/2006" xmlns:aink="http://schemas.microsoft.com/office/drawing/2016/ink" xmlns:am3d="http://schemas.microsoft.com/office/drawing/2017/model3d" xmlns:o="urn:schemas-microsoft-com:office:office" xmlns:r="http://schemas.openxmlformats.org/officeDocument/2006/relationships" xmlns:m="http://schemas.openxmlformats.org/officeDocument/2006/math" xmlns:v="urn:schemas-microsoft-com:vml" xmlns:wp14="http://schemas.microsoft.com/office/word/2010/wordprocessingDrawing" xmlns:wp="http://schemas.openxmlformats.org/drawingml/2006/wordprocessingDrawing" xmlns:w10="urn:schemas-microsoft-com:office:word" xmlns:w="http://schemas.openxmlformats.org/wordprocessingml/2006/main" xmlns:w14="http://schemas.microsoft.com/office/word/2010/wordml" xmlns:w15="http://schemas.microsoft.com/office/word/2012/wordml" xmlns:w16cex="http://schemas.microsoft.com/office/word/2018/wordml/cex" xmlns:w16cid="http://schemas.microsoft.com/office/word/2016/wordml/cid" xmlns:w16="http://schemas.microsoft.com/office/word/2018/wordml" xmlns:w16sdtdh="http://schemas.microsoft.com/office/word/2020/wordml/sdtdatahash" xmlns:w16se="http://schemas.microsoft.com/office/word/2015/wordml/symex" xmlns:wpg="http://schemas.microsoft.com/office/word/2010/wordprocessingGroup" xmlns:wpi="http://schemas.microsoft.com/office/word/2010/wordprocessingInk" xmlns:wne="http://schemas.microsoft.com/office/word/2006/wordml" xmlns:wps="http://schemas.microsoft.com/office/word/2010/wordprocessingShape" mc:Ignorable="w14 w15 w16se w16cid w16 w16cex w16sdtdh wp14">
   <w:body>
     <w:p>
+      <w:pPr>
+        <w:jc w:val="center"/>
+      </w:pPr>
       <w:r>
         <w:rPr>
           <w:rFonts w:hint="eastAsia"/>
@@ -34,7 +37,7 @@
                     </pic:cNvPicPr>
                   </pic:nvPicPr>
                   <pic:blipFill>
-                    <a:blip r:embed="rId4">
+                    <a:blip r:embed="rId5">
                       <a:extLst>
                         <a:ext uri="{28A0092B-C50C-407E-A947-70E740481C1C}">
                           <a14:useLocalDpi xmlns:a14="http://schemas.microsoft.com/office/drawing/2010/main" val="0"/>
@@ -307,13 +310,7 @@
           <w:rPr>
             <w:rFonts w:ascii="Cambria Math" w:hAnsi="Cambria Math"/>
           </w:rPr>
-          <m:t>,</m:t>
-        </m:r>
-        <m:r>
-          <w:rPr>
-            <w:rFonts w:ascii="Cambria Math" w:hAnsi="Cambria Math"/>
-          </w:rPr>
-          <m:t>⋯</m:t>
+          <m:t>,⋯</m:t>
         </m:r>
         <m:sSub>
           <m:sSubPr>
@@ -431,7 +428,13 @@
                 <w:rPr>
                   <w:rFonts w:ascii="Cambria Math" w:hAnsi="Cambria Math"/>
                 </w:rPr>
-                <m:t xml:space="preserve">open1, high1, low1,close1, vol1 </m:t>
+                <m:t xml:space="preserve">open1, </m:t>
+              </m:r>
+              <m:r>
+                <w:rPr>
+                  <w:rFonts w:ascii="Cambria Math" w:hAnsi="Cambria Math"/>
+                </w:rPr>
+                <m:t xml:space="preserve">high1, low1,close1, vol1 </m:t>
               </m:r>
             </m:e>
           </m:mr>
@@ -441,61 +444,13 @@
                 <w:rPr>
                   <w:rFonts w:ascii="Cambria Math" w:hAnsi="Cambria Math"/>
                 </w:rPr>
-                <m:t>open</m:t>
+                <m:t xml:space="preserve">open2, </m:t>
               </m:r>
               <m:r>
                 <w:rPr>
                   <w:rFonts w:ascii="Cambria Math" w:hAnsi="Cambria Math"/>
                 </w:rPr>
-                <m:t>2</m:t>
-              </m:r>
-              <m:r>
-                <w:rPr>
-                  <w:rFonts w:ascii="Cambria Math" w:hAnsi="Cambria Math"/>
-                </w:rPr>
-                <m:t>, high</m:t>
-              </m:r>
-              <m:r>
-                <w:rPr>
-                  <w:rFonts w:ascii="Cambria Math" w:hAnsi="Cambria Math"/>
-                </w:rPr>
-                <m:t>2</m:t>
-              </m:r>
-              <m:r>
-                <w:rPr>
-                  <w:rFonts w:ascii="Cambria Math" w:hAnsi="Cambria Math"/>
-                </w:rPr>
-                <m:t>, low</m:t>
-              </m:r>
-              <m:r>
-                <w:rPr>
-                  <w:rFonts w:ascii="Cambria Math" w:hAnsi="Cambria Math"/>
-                </w:rPr>
-                <m:t>2</m:t>
-              </m:r>
-              <m:r>
-                <w:rPr>
-                  <w:rFonts w:ascii="Cambria Math" w:hAnsi="Cambria Math"/>
-                </w:rPr>
-                <m:t>,close</m:t>
-              </m:r>
-              <m:r>
-                <w:rPr>
-                  <w:rFonts w:ascii="Cambria Math" w:hAnsi="Cambria Math"/>
-                </w:rPr>
-                <m:t>2</m:t>
-              </m:r>
-              <m:r>
-                <w:rPr>
-                  <w:rFonts w:ascii="Cambria Math" w:hAnsi="Cambria Math"/>
-                </w:rPr>
-                <m:t>, vol</m:t>
-              </m:r>
-              <m:r>
-                <w:rPr>
-                  <w:rFonts w:ascii="Cambria Math" w:hAnsi="Cambria Math"/>
-                </w:rPr>
-                <m:t>2</m:t>
+                <m:t>high2, low2,close2, vol2</m:t>
               </m:r>
             </m:e>
           </m:mr>
@@ -505,61 +460,13 @@
                 <w:rPr>
                   <w:rFonts w:ascii="Cambria Math" w:hAnsi="Cambria Math"/>
                 </w:rPr>
-                <m:t>open</m:t>
+                <m:t xml:space="preserve">open3, </m:t>
               </m:r>
               <m:r>
                 <w:rPr>
                   <w:rFonts w:ascii="Cambria Math" w:hAnsi="Cambria Math"/>
                 </w:rPr>
-                <m:t>3</m:t>
-              </m:r>
-              <m:r>
-                <w:rPr>
-                  <w:rFonts w:ascii="Cambria Math" w:hAnsi="Cambria Math"/>
-                </w:rPr>
-                <m:t>, high</m:t>
-              </m:r>
-              <m:r>
-                <w:rPr>
-                  <w:rFonts w:ascii="Cambria Math" w:hAnsi="Cambria Math"/>
-                </w:rPr>
-                <m:t>3</m:t>
-              </m:r>
-              <m:r>
-                <w:rPr>
-                  <w:rFonts w:ascii="Cambria Math" w:hAnsi="Cambria Math"/>
-                </w:rPr>
-                <m:t>, low</m:t>
-              </m:r>
-              <m:r>
-                <w:rPr>
-                  <w:rFonts w:ascii="Cambria Math" w:hAnsi="Cambria Math"/>
-                </w:rPr>
-                <m:t>3</m:t>
-              </m:r>
-              <m:r>
-                <w:rPr>
-                  <w:rFonts w:ascii="Cambria Math" w:hAnsi="Cambria Math"/>
-                </w:rPr>
-                <m:t>,close</m:t>
-              </m:r>
-              <m:r>
-                <w:rPr>
-                  <w:rFonts w:ascii="Cambria Math" w:hAnsi="Cambria Math"/>
-                </w:rPr>
-                <m:t>3</m:t>
-              </m:r>
-              <m:r>
-                <w:rPr>
-                  <w:rFonts w:ascii="Cambria Math" w:hAnsi="Cambria Math"/>
-                </w:rPr>
-                <m:t>, vol</m:t>
-              </m:r>
-              <m:r>
-                <w:rPr>
-                  <w:rFonts w:ascii="Cambria Math" w:hAnsi="Cambria Math"/>
-                </w:rPr>
-                <m:t>3</m:t>
+                <m:t>high3, low3,close3, vol3</m:t>
               </m:r>
             </m:e>
           </m:mr>
@@ -572,17 +479,12 @@
         </m:r>
       </m:oMath>
     </w:p>
-    <w:p>
-      <w:pPr>
-        <w:rPr>
-          <w:rFonts w:hint="eastAsia"/>
-        </w:rPr>
-      </w:pPr>
-    </w:p>
+    <w:p/>
     <w:p>
       <w:pPr>
         <w:jc w:val="center"/>
       </w:pPr>
+      <w:bookmarkStart w:id="1" w:name="_Hlk188355468"/>
       <w:r>
         <w:rPr>
           <w:b/>
@@ -603,7 +505,15 @@
           <w:b/>
           <w:bCs/>
         </w:rPr>
-        <w:t>put Embedding:</w:t>
+        <w:t>put Embedding</w:t>
+      </w:r>
+      <w:bookmarkEnd w:id="1"/>
+      <w:r>
+        <w:rPr>
+          <w:b/>
+          <w:bCs/>
+        </w:rPr>
+        <w:t>:</w:t>
       </w:r>
     </w:p>
     <w:p>
@@ -611,19 +521,7 @@
         <w:rPr>
           <w:rFonts w:hint="eastAsia"/>
         </w:rPr>
-        <w:t>将</w:t>
-      </w:r>
-      <w:r>
-        <w:rPr>
-          <w:rFonts w:hint="eastAsia"/>
-        </w:rPr>
-        <w:t>输入</w:t>
-      </w:r>
-      <w:r>
-        <w:rPr>
-          <w:rFonts w:hint="eastAsia"/>
-        </w:rPr>
-        <w:t>进行升维，从</w:t>
+        <w:t>将输入进行升维，从</w:t>
       </w:r>
       <m:oMath>
         <m:r>
@@ -638,7 +536,7 @@
           </w:rPr>
           <m:t>*</m:t>
         </m:r>
-        <w:bookmarkStart w:id="1" w:name="_Hlk188354071"/>
+        <w:bookmarkStart w:id="2" w:name="_Hlk188354071"/>
         <m:r>
           <m:rPr>
             <m:sty m:val="p"/>
@@ -653,19 +551,15 @@
           <m:t>characteristic number</m:t>
         </m:r>
       </m:oMath>
-      <w:bookmarkEnd w:id="1"/>
-      <w:r>
-        <w:rPr>
-          <w:rFonts w:hint="eastAsia"/>
-        </w:rPr>
-        <w:t>的矩阵</w:t>
-      </w:r>
-      <w:r>
-        <w:rPr>
-          <w:rFonts w:hint="eastAsia"/>
-        </w:rPr>
-        <w:t>升到</w:t>
-      </w:r>
+      <w:bookmarkEnd w:id="2"/>
+      <w:r>
+        <w:rPr>
+          <w:rFonts w:hint="eastAsia"/>
+        </w:rPr>
+        <w:t>的矩阵升到</w:t>
+      </w:r>
+      <w:bookmarkStart w:id="3" w:name="OLE_LINK13"/>
+      <w:bookmarkStart w:id="4" w:name="OLE_LINK27"/>
       <m:oMath>
         <m:r>
           <w:rPr>
@@ -679,7 +573,7 @@
           </w:rPr>
           <m:t>*</m:t>
         </m:r>
-        <w:bookmarkStart w:id="2" w:name="OLE_LINK3"/>
+        <w:bookmarkStart w:id="5" w:name="OLE_LINK3"/>
         <m:sSub>
           <m:sSubPr>
             <m:ctrlPr>
@@ -707,12 +601,20 @@
           </m:sub>
         </m:sSub>
       </m:oMath>
-      <w:bookmarkEnd w:id="2"/>
-      <w:r>
-        <w:rPr>
-          <w:rFonts w:hint="eastAsia"/>
-        </w:rPr>
-        <w:t>的矩阵，其中</w:t>
+      <w:bookmarkEnd w:id="4"/>
+      <w:bookmarkEnd w:id="5"/>
+      <w:r>
+        <w:rPr>
+          <w:rFonts w:hint="eastAsia"/>
+        </w:rPr>
+        <w:t>的矩阵</w:t>
+      </w:r>
+      <w:bookmarkEnd w:id="3"/>
+      <w:r>
+        <w:rPr>
+          <w:rFonts w:hint="eastAsia"/>
+        </w:rPr>
+        <w:t>，其中</w:t>
       </w:r>
       <m:oMath>
         <m:sSub>
@@ -755,21 +657,7 @@
         <w:rPr>
           <w:rFonts w:hint="eastAsia"/>
         </w:rPr>
-        <w:t>中使用的</w:t>
-      </w:r>
-      <w:proofErr w:type="gramStart"/>
-      <w:r>
-        <w:rPr>
-          <w:rFonts w:hint="eastAsia"/>
-        </w:rPr>
-        <w:t>内部维</w:t>
-      </w:r>
-      <w:proofErr w:type="gramEnd"/>
-      <w:r>
-        <w:rPr>
-          <w:rFonts w:hint="eastAsia"/>
-        </w:rPr>
-        <w:t>度。</w:t>
+        <w:t>中使用的内部维度。</w:t>
       </w:r>
     </w:p>
     <w:p>
@@ -830,7 +718,7 @@
           </w:rPr>
           <m:t>∙</m:t>
         </m:r>
-        <w:bookmarkStart w:id="3" w:name="OLE_LINK2"/>
+        <w:bookmarkStart w:id="6" w:name="OLE_LINK2"/>
         <m:sSub>
           <m:sSubPr>
             <m:ctrlPr>
@@ -858,7 +746,7 @@
           </m:sub>
         </m:sSub>
       </m:oMath>
-      <w:bookmarkEnd w:id="3"/>
+      <w:bookmarkEnd w:id="6"/>
       <w:r>
         <w:rPr>
           <w:rFonts w:hint="eastAsia"/>
@@ -932,13 +820,7 @@
               <w:rPr>
                 <w:rFonts w:ascii="Cambria Math" w:hAnsi="Cambria Math"/>
               </w:rPr>
-              <m:t>characteristic number</m:t>
-            </m:r>
-            <m:r>
-              <w:rPr>
-                <w:rFonts w:ascii="Cambria Math" w:hAnsi="Cambria Math"/>
-              </w:rPr>
-              <m:t>×</m:t>
+              <m:t>characteristic number×</m:t>
             </m:r>
             <m:sSub>
               <m:sSubPr>
@@ -993,6 +875,8 @@
       <w:pPr>
         <w:jc w:val="center"/>
       </w:pPr>
+      <w:bookmarkStart w:id="7" w:name="_Hlk188354650"/>
+      <w:bookmarkStart w:id="8" w:name="OLE_LINK8"/>
       <w:r>
         <w:rPr>
           <w:b/>
@@ -1014,27 +898,513 @@
           <w:b/>
           <w:bCs/>
         </w:rPr>
-        <w:t>sition Encoding</w:t>
-      </w:r>
-      <w:r>
-        <w:rPr>
+        <w:t>sition</w:t>
+      </w:r>
+      <w:r>
+        <w:rPr>
+          <w:rFonts w:hint="eastAsia"/>
           <w:b/>
           <w:bCs/>
         </w:rPr>
+        <w:t>al</w:t>
+      </w:r>
+      <w:r>
+        <w:rPr>
+          <w:b/>
+          <w:bCs/>
+        </w:rPr>
+        <w:t xml:space="preserve"> Encoding</w:t>
+      </w:r>
+      <w:bookmarkEnd w:id="7"/>
+      <w:r>
+        <w:rPr>
+          <w:b/>
+          <w:bCs/>
+        </w:rPr>
         <w:t>:</w:t>
+      </w:r>
+    </w:p>
+    <w:bookmarkEnd w:id="8"/>
+    <w:p>
+      <w:r>
+        <w:rPr>
+          <w:rFonts w:hint="eastAsia"/>
+        </w:rPr>
+        <w:t>因为我们的输入是一个时间序列，即具有前后关系的数组，所以我们需要记录下来每一组特征值</w:t>
+      </w:r>
+      <m:oMath>
+        <m:sSub>
+          <m:sSubPr>
+            <m:ctrlPr>
+              <w:rPr>
+                <w:rFonts w:ascii="Cambria Math" w:hAnsi="Cambria Math"/>
+                <w:i/>
+              </w:rPr>
+            </m:ctrlPr>
+          </m:sSubPr>
+          <m:e>
+            <m:r>
+              <w:rPr>
+                <w:rFonts w:ascii="Cambria Math" w:hAnsi="Cambria Math" w:hint="eastAsia"/>
+              </w:rPr>
+              <m:t>x</m:t>
+            </m:r>
+          </m:e>
+          <m:sub>
+            <m:r>
+              <w:rPr>
+                <w:rFonts w:ascii="Cambria Math" w:hAnsi="Cambria Math"/>
+              </w:rPr>
+              <m:t>i</m:t>
+            </m:r>
+          </m:sub>
+        </m:sSub>
+      </m:oMath>
+      <w:r>
+        <w:rPr>
+          <w:rFonts w:hint="eastAsia"/>
+        </w:rPr>
+        <w:t>的顺序信息</w:t>
+      </w:r>
+      <w:r>
+        <w:rPr>
+          <w:rFonts w:hint="eastAsia"/>
+        </w:rPr>
+        <w:t>，并将其记为</w:t>
+      </w:r>
+      <w:r>
+        <w:t>Position Encoding</w:t>
+      </w:r>
+      <w:r>
+        <w:rPr>
+          <w:rFonts w:hint="eastAsia"/>
+        </w:rPr>
+        <w:t>。</w:t>
+      </w:r>
+    </w:p>
+    <w:p>
+      <w:r>
+        <w:rPr>
+          <w:rFonts w:hint="eastAsia"/>
+        </w:rPr>
+        <w:t>具体计算公式由下面给出：</w:t>
+      </w:r>
+    </w:p>
+    <w:bookmarkStart w:id="9" w:name="OLE_LINK14"/>
+    <w:p>
+      <m:oMathPara>
+        <m:oMath>
+          <m:sSub>
+            <m:sSubPr>
+              <m:ctrlPr>
+                <w:rPr>
+                  <w:rFonts w:ascii="Cambria Math" w:hAnsi="Cambria Math"/>
+                  <w:i/>
+                </w:rPr>
+              </m:ctrlPr>
+            </m:sSubPr>
+            <m:e>
+              <m:r>
+                <w:rPr>
+                  <w:rFonts w:ascii="Cambria Math" w:hAnsi="Cambria Math"/>
+                </w:rPr>
+                <m:t>X</m:t>
+              </m:r>
+            </m:e>
+            <m:sub>
+              <m:r>
+                <w:rPr>
+                  <w:rFonts w:ascii="Cambria Math" w:hAnsi="Cambria Math"/>
+                </w:rPr>
+                <m:t>final</m:t>
+              </m:r>
+            </m:sub>
+          </m:sSub>
+          <w:bookmarkEnd w:id="9"/>
+          <m:r>
+            <w:rPr>
+              <w:rFonts w:ascii="Cambria Math" w:hAnsi="Cambria Math"/>
+            </w:rPr>
+            <m:t>=</m:t>
+          </m:r>
+          <w:bookmarkStart w:id="10" w:name="OLE_LINK7"/>
+          <m:sSub>
+            <m:sSubPr>
+              <m:ctrlPr>
+                <w:rPr>
+                  <w:rFonts w:ascii="Cambria Math" w:hAnsi="Cambria Math"/>
+                  <w:i/>
+                </w:rPr>
+              </m:ctrlPr>
+            </m:sSubPr>
+            <m:e>
+              <m:r>
+                <w:rPr>
+                  <w:rFonts w:ascii="Cambria Math" w:hAnsi="Cambria Math"/>
+                </w:rPr>
+                <m:t>X</m:t>
+              </m:r>
+            </m:e>
+            <m:sub>
+              <m:r>
+                <w:rPr>
+                  <w:rFonts w:ascii="Cambria Math" w:hAnsi="Cambria Math"/>
+                </w:rPr>
+                <m:t>embedding</m:t>
+              </m:r>
+            </m:sub>
+          </m:sSub>
+          <w:bookmarkEnd w:id="10"/>
+          <m:r>
+            <w:rPr>
+              <w:rFonts w:ascii="Cambria Math" w:hAnsi="Cambria Math"/>
+            </w:rPr>
+            <m:t>+</m:t>
+          </m:r>
+          <w:bookmarkStart w:id="11" w:name="_Hlk188355681"/>
+          <m:r>
+            <w:rPr>
+              <w:rFonts w:ascii="Cambria Math" w:hAnsi="Cambria Math"/>
+            </w:rPr>
+            <m:t>Positional Encoding</m:t>
+          </m:r>
+        </m:oMath>
+      </m:oMathPara>
+      <w:bookmarkEnd w:id="11"/>
+    </w:p>
+    <w:p/>
+    <w:p>
+      <w:r>
+        <w:rPr>
+          <w:rFonts w:hint="eastAsia"/>
+        </w:rPr>
+        <w:t>其中，Position</w:t>
+      </w:r>
+      <w:r>
+        <w:t xml:space="preserve"> E</w:t>
+      </w:r>
+      <w:r>
+        <w:rPr>
+          <w:rFonts w:hint="eastAsia"/>
+        </w:rPr>
+        <w:t>ncoding的计算较为复杂，</w:t>
+      </w:r>
+      <w:r>
+        <w:rPr>
+          <w:rFonts w:hint="eastAsia"/>
+        </w:rPr>
+        <w:t>可以视为一个与</w:t>
+      </w:r>
+      <m:oMath>
+        <m:sSub>
+          <m:sSubPr>
+            <m:ctrlPr>
+              <w:rPr>
+                <w:rFonts w:ascii="Cambria Math" w:hAnsi="Cambria Math"/>
+                <w:i/>
+              </w:rPr>
+            </m:ctrlPr>
+          </m:sSubPr>
+          <m:e>
+            <m:r>
+              <w:rPr>
+                <w:rFonts w:ascii="Cambria Math" w:hAnsi="Cambria Math"/>
+              </w:rPr>
+              <m:t>X</m:t>
+            </m:r>
+          </m:e>
+          <m:sub>
+            <m:r>
+              <w:rPr>
+                <w:rFonts w:ascii="Cambria Math" w:hAnsi="Cambria Math"/>
+              </w:rPr>
+              <m:t>embedding</m:t>
+            </m:r>
+          </m:sub>
+        </m:sSub>
+      </m:oMath>
+      <w:r>
+        <w:rPr>
+          <w:rFonts w:hint="eastAsia"/>
+        </w:rPr>
+        <w:t>大小一样的位置编码矩阵，具体计算方法见下选读部分。</w:t>
+      </w:r>
+    </w:p>
+    <w:p/>
+    <w:p>
+      <w:pPr>
+        <w:rPr>
+          <w:color w:val="44546A" w:themeColor="text2"/>
+        </w:rPr>
+      </w:pPr>
+      <w:bookmarkStart w:id="12" w:name="OLE_LINK37"/>
+      <w:r>
+        <w:rPr>
+          <w:color w:val="44546A" w:themeColor="text2"/>
+          <w:vertAlign w:val="superscript"/>
+        </w:rPr>
+        <w:t>*</w:t>
+      </w:r>
+      <w:bookmarkEnd w:id="12"/>
+      <w:r>
+        <w:rPr>
+          <w:rFonts w:hint="eastAsia"/>
+          <w:color w:val="44546A" w:themeColor="text2"/>
+        </w:rPr>
+        <w:t>Position</w:t>
+      </w:r>
+      <w:r>
+        <w:rPr>
+          <w:color w:val="44546A" w:themeColor="text2"/>
+        </w:rPr>
+        <w:t>al</w:t>
+      </w:r>
+      <w:r>
+        <w:rPr>
+          <w:color w:val="44546A" w:themeColor="text2"/>
+        </w:rPr>
+        <w:t xml:space="preserve"> E</w:t>
+      </w:r>
+      <w:r>
+        <w:rPr>
+          <w:rFonts w:hint="eastAsia"/>
+          <w:color w:val="44546A" w:themeColor="text2"/>
+        </w:rPr>
+        <w:t>ncoding（</w:t>
+      </w:r>
+      <w:bookmarkStart w:id="13" w:name="OLE_LINK15"/>
+      <w:r>
+        <w:rPr>
+          <w:rFonts w:hint="eastAsia"/>
+          <w:color w:val="44546A" w:themeColor="text2"/>
+        </w:rPr>
+        <w:t>P</w:t>
+      </w:r>
+      <w:r>
+        <w:rPr>
+          <w:color w:val="44546A" w:themeColor="text2"/>
+        </w:rPr>
+        <w:t>E</w:t>
+      </w:r>
+      <w:bookmarkEnd w:id="13"/>
+      <w:r>
+        <w:rPr>
+          <w:rFonts w:hint="eastAsia"/>
+          <w:color w:val="44546A" w:themeColor="text2"/>
+        </w:rPr>
+        <w:t>）计算过程：</w:t>
       </w:r>
     </w:p>
     <w:p>
       <w:pPr>
         <w:rPr>
-          <w:rFonts w:hint="eastAsia"/>
+          <w:color w:val="44546A" w:themeColor="text2"/>
         </w:rPr>
       </w:pPr>
       <w:r>
         <w:rPr>
           <w:rFonts w:hint="eastAsia"/>
-        </w:rPr>
-        <w:t>因为我们的输入是一个时间序列，即具有前后关系的数组，所以我们需要记录下来每一组特征值</w:t>
+          <w:color w:val="44546A" w:themeColor="text2"/>
+        </w:rPr>
+        <w:t>首先引入变量</w:t>
+      </w:r>
+      <m:oMath>
+        <m:r>
+          <w:rPr>
+            <w:rFonts w:ascii="Cambria Math" w:hAnsi="Cambria Math"/>
+            <w:color w:val="44546A" w:themeColor="text2"/>
+          </w:rPr>
+          <m:t>t</m:t>
+        </m:r>
+      </m:oMath>
+      <w:r>
+        <w:rPr>
+          <w:rFonts w:hint="eastAsia"/>
+          <w:color w:val="44546A" w:themeColor="text2"/>
+        </w:rPr>
+        <w:t>：位置索引</w:t>
+      </w:r>
+      <w:r>
+        <w:rPr>
+          <w:rFonts w:hint="eastAsia"/>
+          <w:color w:val="44546A" w:themeColor="text2"/>
+        </w:rPr>
+        <w:t>；</w:t>
+      </w:r>
+      <w:r>
+        <w:rPr>
+          <w:rFonts w:hint="eastAsia"/>
+          <w:color w:val="44546A" w:themeColor="text2"/>
+          <w:kern w:val="0"/>
+        </w:rPr>
+        <w:t>变量</w:t>
+      </w:r>
+      <m:oMath>
+        <m:r>
+          <w:rPr>
+            <w:rFonts w:ascii="Cambria Math" w:hAnsi="Cambria Math"/>
+            <w:color w:val="44546A" w:themeColor="text2"/>
+            <w:kern w:val="0"/>
+          </w:rPr>
+          <m:t>i</m:t>
+        </m:r>
+      </m:oMath>
+      <w:r>
+        <w:rPr>
+          <w:rFonts w:hint="eastAsia"/>
+          <w:color w:val="44546A" w:themeColor="text2"/>
+          <w:kern w:val="0"/>
+        </w:rPr>
+        <w:t>：嵌入维度的索引。</w:t>
+      </w:r>
+      <m:oMath>
+        <m:r>
+          <w:rPr>
+            <w:rFonts w:ascii="Cambria Math" w:hAnsi="Cambria Math" w:hint="eastAsia"/>
+            <w:color w:val="44546A" w:themeColor="text2"/>
+            <w:kern w:val="0"/>
+          </w:rPr>
+          <m:t>t</m:t>
+        </m:r>
+      </m:oMath>
+      <w:r>
+        <w:rPr>
+          <w:rFonts w:hint="eastAsia"/>
+          <w:color w:val="44546A" w:themeColor="text2"/>
+        </w:rPr>
+        <w:t>直接根据时间步生成，是一个递增的整数序列</w:t>
+      </w:r>
+      <w:r>
+        <w:rPr>
+          <w:rFonts w:hint="eastAsia"/>
+          <w:color w:val="44546A" w:themeColor="text2"/>
+        </w:rPr>
+        <w:t>；</w:t>
+      </w:r>
+      <m:oMath>
+        <m:r>
+          <w:rPr>
+            <w:rFonts w:ascii="Cambria Math" w:hAnsi="Cambria Math" w:hint="eastAsia"/>
+            <w:color w:val="44546A" w:themeColor="text2"/>
+          </w:rPr>
+          <m:t>i</m:t>
+        </m:r>
+      </m:oMath>
+      <w:r>
+        <w:rPr>
+          <w:color w:val="44546A" w:themeColor="text2"/>
+        </w:rPr>
+        <w:t>用于表示位置编码中正在计算的具体维度</w:t>
+      </w:r>
+      <w:r>
+        <w:rPr>
+          <w:rFonts w:hint="eastAsia"/>
+          <w:color w:val="44546A" w:themeColor="text2"/>
+        </w:rPr>
+        <w:t>。</w:t>
+      </w:r>
+    </w:p>
+    <w:p>
+      <w:pPr>
+        <w:rPr>
+          <w:color w:val="44546A" w:themeColor="text2"/>
+        </w:rPr>
+      </w:pPr>
+      <w:r>
+        <w:rPr>
+          <w:rFonts w:hint="eastAsia"/>
+          <w:color w:val="44546A" w:themeColor="text2"/>
+        </w:rPr>
+        <w:t>e</w:t>
+      </w:r>
+      <w:r>
+        <w:rPr>
+          <w:color w:val="44546A" w:themeColor="text2"/>
+        </w:rPr>
+        <w:t xml:space="preserve">.g., </w:t>
+      </w:r>
+      <w:r>
+        <w:rPr>
+          <w:rFonts w:hint="eastAsia"/>
+          <w:color w:val="44546A" w:themeColor="text2"/>
+        </w:rPr>
+        <w:t>假设输入是过去</w:t>
+      </w:r>
+      <w:r>
+        <w:rPr>
+          <w:color w:val="44546A" w:themeColor="text2"/>
+        </w:rPr>
+        <w:t xml:space="preserve"> 5 天的股市数据，</w:t>
+      </w:r>
+      <w:r>
+        <w:rPr>
+          <w:rFonts w:hint="eastAsia"/>
+          <w:color w:val="44546A" w:themeColor="text2"/>
+        </w:rPr>
+        <w:t>同时已经经过了</w:t>
+      </w:r>
+      <w:r>
+        <w:rPr>
+          <w:b/>
+          <w:bCs/>
+          <w:color w:val="44546A" w:themeColor="text2"/>
+        </w:rPr>
+        <w:t>I</w:t>
+      </w:r>
+      <w:r>
+        <w:rPr>
+          <w:rFonts w:hint="eastAsia"/>
+          <w:b/>
+          <w:bCs/>
+          <w:color w:val="44546A" w:themeColor="text2"/>
+        </w:rPr>
+        <w:t>n</w:t>
+      </w:r>
+      <w:r>
+        <w:rPr>
+          <w:b/>
+          <w:bCs/>
+          <w:color w:val="44546A" w:themeColor="text2"/>
+        </w:rPr>
+        <w:t>put Embeddin</w:t>
+      </w:r>
+      <w:r>
+        <w:rPr>
+          <w:rFonts w:hint="eastAsia"/>
+          <w:b/>
+          <w:bCs/>
+          <w:color w:val="44546A" w:themeColor="text2"/>
+        </w:rPr>
+        <w:t>g</w:t>
+      </w:r>
+      <w:r>
+        <w:rPr>
+          <w:rFonts w:hint="eastAsia"/>
+          <w:color w:val="44546A" w:themeColor="text2"/>
+        </w:rPr>
+        <w:t>步骤，变成了一个</w:t>
+      </w:r>
+      <w:r>
+        <w:rPr>
+          <w:color w:val="44546A" w:themeColor="text2"/>
+        </w:rPr>
+        <w:t xml:space="preserve">序列长度 </w:t>
+      </w:r>
+      <m:oMath>
+        <m:r>
+          <w:rPr>
+            <w:rFonts w:ascii="Cambria Math" w:hAnsi="Cambria Math"/>
+            <w:color w:val="44546A" w:themeColor="text2"/>
+          </w:rPr>
+          <m:t>T=5</m:t>
+        </m:r>
+      </m:oMath>
+      <w:r>
+        <w:rPr>
+          <w:rFonts w:hint="eastAsia"/>
+          <w:color w:val="44546A" w:themeColor="text2"/>
+        </w:rPr>
+        <w:t>， 同时维度为</w:t>
       </w:r>
       <m:oMath>
         <m:sSub>
@@ -1043,6 +1413,7 @@
               <w:rPr>
                 <w:rFonts w:ascii="Cambria Math" w:hAnsi="Cambria Math"/>
                 <w:i/>
+                <w:color w:val="44546A" w:themeColor="text2"/>
               </w:rPr>
             </m:ctrlPr>
           </m:sSubPr>
@@ -1050,16 +1421,18 @@
             <m:r>
               <w:rPr>
                 <w:rFonts w:ascii="Cambria Math" w:hAnsi="Cambria Math" w:hint="eastAsia"/>
-              </w:rPr>
-              <m:t>x</m:t>
+                <w:color w:val="44546A" w:themeColor="text2"/>
+              </w:rPr>
+              <m:t>d</m:t>
             </m:r>
           </m:e>
           <m:sub>
             <m:r>
               <w:rPr>
                 <w:rFonts w:ascii="Cambria Math" w:hAnsi="Cambria Math"/>
-              </w:rPr>
-              <m:t>i</m:t>
+                <w:color w:val="44546A" w:themeColor="text2"/>
+              </w:rPr>
+              <m:t>model</m:t>
             </m:r>
           </m:sub>
         </m:sSub>
@@ -1067,9 +1440,6320 @@
       <w:r>
         <w:rPr>
           <w:rFonts w:hint="eastAsia"/>
-        </w:rPr>
-        <w:t>的顺序信息</w:t>
-      </w:r>
+          <w:color w:val="44546A" w:themeColor="text2"/>
+        </w:rPr>
+        <w:t>的矩阵，则有</w:t>
+      </w:r>
+      <w:r>
+        <w:rPr>
+          <w:color w:val="44546A" w:themeColor="text2"/>
+        </w:rPr>
+        <w:t>：</w:t>
+      </w:r>
+    </w:p>
+    <w:p>
+      <w:pPr>
+        <w:rPr>
+          <w:color w:val="44546A" w:themeColor="text2"/>
+        </w:rPr>
+      </w:pPr>
+      <w:r>
+        <w:rPr>
+          <w:rFonts w:hint="eastAsia"/>
+          <w:color w:val="44546A" w:themeColor="text2"/>
+        </w:rPr>
+        <w:t>第一天的索引是</w:t>
+      </w:r>
+      <w:r>
+        <w:rPr>
+          <w:color w:val="44546A" w:themeColor="text2"/>
+        </w:rPr>
+        <w:t xml:space="preserve"> 0</w:t>
+      </w:r>
+      <w:r>
+        <w:rPr>
+          <w:rFonts w:hint="eastAsia"/>
+          <w:color w:val="44546A" w:themeColor="text2"/>
+        </w:rPr>
+        <w:t>，其中的维度索引第一个为</w:t>
+      </w:r>
+      <w:r>
+        <w:rPr>
+          <w:color w:val="44546A" w:themeColor="text2"/>
+        </w:rPr>
+        <w:t>0</w:t>
+      </w:r>
+      <w:r>
+        <w:rPr>
+          <w:rFonts w:hint="eastAsia"/>
+          <w:color w:val="44546A" w:themeColor="text2"/>
+        </w:rPr>
+        <w:t>，第二个为1</w:t>
+      </w:r>
+      <w:r>
+        <w:rPr>
+          <w:color w:val="44546A" w:themeColor="text2"/>
+        </w:rPr>
+        <w:t>…</w:t>
+      </w:r>
+      <w:r>
+        <w:rPr>
+          <w:rFonts w:hint="eastAsia"/>
+          <w:color w:val="44546A" w:themeColor="text2"/>
+        </w:rPr>
+        <w:t>第</w:t>
+      </w:r>
+      <w:bookmarkStart w:id="14" w:name="OLE_LINK9"/>
+      <m:oMath>
+        <m:sSub>
+          <m:sSubPr>
+            <m:ctrlPr>
+              <w:rPr>
+                <w:rFonts w:ascii="Cambria Math" w:hAnsi="Cambria Math"/>
+                <w:i/>
+                <w:color w:val="44546A" w:themeColor="text2"/>
+              </w:rPr>
+            </m:ctrlPr>
+          </m:sSubPr>
+          <m:e>
+            <m:r>
+              <w:rPr>
+                <w:rFonts w:ascii="Cambria Math" w:hAnsi="Cambria Math" w:hint="eastAsia"/>
+                <w:color w:val="44546A" w:themeColor="text2"/>
+              </w:rPr>
+              <m:t>d</m:t>
+            </m:r>
+          </m:e>
+          <m:sub>
+            <m:r>
+              <w:rPr>
+                <w:rFonts w:ascii="Cambria Math" w:hAnsi="Cambria Math"/>
+                <w:color w:val="44546A" w:themeColor="text2"/>
+              </w:rPr>
+              <m:t>model</m:t>
+            </m:r>
+          </m:sub>
+        </m:sSub>
+      </m:oMath>
+      <w:bookmarkEnd w:id="14"/>
+      <w:r>
+        <w:rPr>
+          <w:rFonts w:hint="eastAsia"/>
+          <w:color w:val="44546A" w:themeColor="text2"/>
+        </w:rPr>
+        <w:t>个为</w:t>
+      </w:r>
+      <m:oMath>
+        <m:sSub>
+          <m:sSubPr>
+            <m:ctrlPr>
+              <w:rPr>
+                <w:rFonts w:ascii="Cambria Math" w:hAnsi="Cambria Math"/>
+                <w:i/>
+                <w:color w:val="44546A" w:themeColor="text2"/>
+              </w:rPr>
+            </m:ctrlPr>
+          </m:sSubPr>
+          <m:e>
+            <m:r>
+              <w:rPr>
+                <w:rFonts w:ascii="Cambria Math" w:hAnsi="Cambria Math" w:hint="eastAsia"/>
+                <w:color w:val="44546A" w:themeColor="text2"/>
+              </w:rPr>
+              <m:t>d</m:t>
+            </m:r>
+          </m:e>
+          <m:sub>
+            <m:r>
+              <w:rPr>
+                <w:rFonts w:ascii="Cambria Math" w:hAnsi="Cambria Math"/>
+                <w:color w:val="44546A" w:themeColor="text2"/>
+              </w:rPr>
+              <m:t>model</m:t>
+            </m:r>
+          </m:sub>
+        </m:sSub>
+        <m:r>
+          <w:rPr>
+            <w:rFonts w:ascii="Cambria Math" w:hAnsi="Cambria Math"/>
+            <w:color w:val="44546A" w:themeColor="text2"/>
+          </w:rPr>
+          <m:t>-1</m:t>
+        </m:r>
+      </m:oMath>
+      <w:r>
+        <w:rPr>
+          <w:rFonts w:hint="eastAsia"/>
+          <w:color w:val="44546A" w:themeColor="text2"/>
+        </w:rPr>
+        <w:t>；</w:t>
+      </w:r>
+    </w:p>
+    <w:p>
+      <w:pPr>
+        <w:rPr>
+          <w:color w:val="44546A" w:themeColor="text2"/>
+        </w:rPr>
+      </w:pPr>
+      <w:r>
+        <w:rPr>
+          <w:rFonts w:hint="eastAsia"/>
+          <w:color w:val="44546A" w:themeColor="text2"/>
+        </w:rPr>
+        <w:t>第二天的索引是</w:t>
+      </w:r>
+      <w:r>
+        <w:rPr>
+          <w:color w:val="44546A" w:themeColor="text2"/>
+        </w:rPr>
+        <w:t xml:space="preserve"> 1</w:t>
+      </w:r>
+      <w:r>
+        <w:rPr>
+          <w:rFonts w:hint="eastAsia"/>
+          <w:color w:val="44546A" w:themeColor="text2"/>
+        </w:rPr>
+        <w:t>，</w:t>
+      </w:r>
+      <w:bookmarkStart w:id="15" w:name="OLE_LINK6"/>
+      <w:r>
+        <w:rPr>
+          <w:rFonts w:hint="eastAsia"/>
+          <w:color w:val="44546A" w:themeColor="text2"/>
+        </w:rPr>
+        <w:t>其中的维度索引第一个为</w:t>
+      </w:r>
+      <w:r>
+        <w:rPr>
+          <w:color w:val="44546A" w:themeColor="text2"/>
+        </w:rPr>
+        <w:t>0</w:t>
+      </w:r>
+      <w:r>
+        <w:rPr>
+          <w:rFonts w:hint="eastAsia"/>
+          <w:color w:val="44546A" w:themeColor="text2"/>
+        </w:rPr>
+        <w:t>，第二个为1</w:t>
+      </w:r>
+      <w:r>
+        <w:rPr>
+          <w:color w:val="44546A" w:themeColor="text2"/>
+        </w:rPr>
+        <w:t>…</w:t>
+      </w:r>
+      <w:r>
+        <w:rPr>
+          <w:rFonts w:hint="eastAsia"/>
+          <w:color w:val="44546A" w:themeColor="text2"/>
+        </w:rPr>
+        <w:t>第</w:t>
+      </w:r>
+      <m:oMath>
+        <m:sSub>
+          <m:sSubPr>
+            <m:ctrlPr>
+              <w:rPr>
+                <w:rFonts w:ascii="Cambria Math" w:hAnsi="Cambria Math"/>
+                <w:i/>
+                <w:color w:val="44546A" w:themeColor="text2"/>
+              </w:rPr>
+            </m:ctrlPr>
+          </m:sSubPr>
+          <m:e>
+            <m:r>
+              <w:rPr>
+                <w:rFonts w:ascii="Cambria Math" w:hAnsi="Cambria Math" w:hint="eastAsia"/>
+                <w:color w:val="44546A" w:themeColor="text2"/>
+              </w:rPr>
+              <m:t>d</m:t>
+            </m:r>
+          </m:e>
+          <m:sub>
+            <m:r>
+              <w:rPr>
+                <w:rFonts w:ascii="Cambria Math" w:hAnsi="Cambria Math"/>
+                <w:color w:val="44546A" w:themeColor="text2"/>
+              </w:rPr>
+              <m:t>model</m:t>
+            </m:r>
+          </m:sub>
+        </m:sSub>
+      </m:oMath>
+      <w:r>
+        <w:rPr>
+          <w:rFonts w:hint="eastAsia"/>
+          <w:color w:val="44546A" w:themeColor="text2"/>
+        </w:rPr>
+        <w:t>个为</w:t>
+      </w:r>
+      <m:oMath>
+        <m:sSub>
+          <m:sSubPr>
+            <m:ctrlPr>
+              <w:rPr>
+                <w:rFonts w:ascii="Cambria Math" w:hAnsi="Cambria Math"/>
+                <w:i/>
+                <w:color w:val="44546A" w:themeColor="text2"/>
+              </w:rPr>
+            </m:ctrlPr>
+          </m:sSubPr>
+          <m:e>
+            <m:r>
+              <w:rPr>
+                <w:rFonts w:ascii="Cambria Math" w:hAnsi="Cambria Math" w:hint="eastAsia"/>
+                <w:color w:val="44546A" w:themeColor="text2"/>
+              </w:rPr>
+              <m:t>d</m:t>
+            </m:r>
+          </m:e>
+          <m:sub>
+            <m:r>
+              <w:rPr>
+                <w:rFonts w:ascii="Cambria Math" w:hAnsi="Cambria Math"/>
+                <w:color w:val="44546A" w:themeColor="text2"/>
+              </w:rPr>
+              <m:t>model</m:t>
+            </m:r>
+          </m:sub>
+        </m:sSub>
+        <m:r>
+          <w:rPr>
+            <w:rFonts w:ascii="Cambria Math" w:hAnsi="Cambria Math"/>
+            <w:color w:val="44546A" w:themeColor="text2"/>
+          </w:rPr>
+          <m:t>-1</m:t>
+        </m:r>
+      </m:oMath>
+      <w:r>
+        <w:rPr>
+          <w:rFonts w:hint="eastAsia"/>
+          <w:color w:val="44546A" w:themeColor="text2"/>
+        </w:rPr>
+        <w:t>；</w:t>
+      </w:r>
+      <w:bookmarkEnd w:id="15"/>
+    </w:p>
+    <w:p>
+      <w:pPr>
+        <w:rPr>
+          <w:color w:val="44546A" w:themeColor="text2"/>
+        </w:rPr>
+      </w:pPr>
+      <w:r>
+        <w:rPr>
+          <w:color w:val="44546A" w:themeColor="text2"/>
+        </w:rPr>
+        <w:t>…</w:t>
+      </w:r>
+    </w:p>
+    <w:p>
+      <w:pPr>
+        <w:rPr>
+          <w:color w:val="44546A" w:themeColor="text2"/>
+        </w:rPr>
+      </w:pPr>
+      <w:r>
+        <w:rPr>
+          <w:rFonts w:hint="eastAsia"/>
+          <w:color w:val="44546A" w:themeColor="text2"/>
+        </w:rPr>
+        <w:t>第五天的索引是</w:t>
+      </w:r>
+      <w:r>
+        <w:rPr>
+          <w:color w:val="44546A" w:themeColor="text2"/>
+        </w:rPr>
+        <w:t xml:space="preserve"> 4</w:t>
+      </w:r>
+      <w:r>
+        <w:rPr>
+          <w:rFonts w:hint="eastAsia"/>
+          <w:color w:val="44546A" w:themeColor="text2"/>
+        </w:rPr>
+        <w:t>，其中的维度索引第一个为</w:t>
+      </w:r>
+      <w:r>
+        <w:rPr>
+          <w:color w:val="44546A" w:themeColor="text2"/>
+        </w:rPr>
+        <w:t>0</w:t>
+      </w:r>
+      <w:r>
+        <w:rPr>
+          <w:rFonts w:hint="eastAsia"/>
+          <w:color w:val="44546A" w:themeColor="text2"/>
+        </w:rPr>
+        <w:t>，第二个为1</w:t>
+      </w:r>
+      <w:r>
+        <w:rPr>
+          <w:color w:val="44546A" w:themeColor="text2"/>
+        </w:rPr>
+        <w:t>…</w:t>
+      </w:r>
+      <w:r>
+        <w:rPr>
+          <w:rFonts w:hint="eastAsia"/>
+          <w:color w:val="44546A" w:themeColor="text2"/>
+        </w:rPr>
+        <w:t>第</w:t>
+      </w:r>
+      <m:oMath>
+        <m:sSub>
+          <m:sSubPr>
+            <m:ctrlPr>
+              <w:rPr>
+                <w:rFonts w:ascii="Cambria Math" w:hAnsi="Cambria Math"/>
+                <w:i/>
+                <w:color w:val="44546A" w:themeColor="text2"/>
+              </w:rPr>
+            </m:ctrlPr>
+          </m:sSubPr>
+          <m:e>
+            <m:r>
+              <w:rPr>
+                <w:rFonts w:ascii="Cambria Math" w:hAnsi="Cambria Math" w:hint="eastAsia"/>
+                <w:color w:val="44546A" w:themeColor="text2"/>
+              </w:rPr>
+              <m:t>d</m:t>
+            </m:r>
+          </m:e>
+          <m:sub>
+            <m:r>
+              <w:rPr>
+                <w:rFonts w:ascii="Cambria Math" w:hAnsi="Cambria Math"/>
+                <w:color w:val="44546A" w:themeColor="text2"/>
+              </w:rPr>
+              <m:t>model</m:t>
+            </m:r>
+          </m:sub>
+        </m:sSub>
+      </m:oMath>
+      <w:r>
+        <w:rPr>
+          <w:rFonts w:hint="eastAsia"/>
+          <w:color w:val="44546A" w:themeColor="text2"/>
+        </w:rPr>
+        <w:t>个为</w:t>
+      </w:r>
+      <m:oMath>
+        <m:sSub>
+          <m:sSubPr>
+            <m:ctrlPr>
+              <w:rPr>
+                <w:rFonts w:ascii="Cambria Math" w:hAnsi="Cambria Math"/>
+                <w:i/>
+                <w:color w:val="44546A" w:themeColor="text2"/>
+              </w:rPr>
+            </m:ctrlPr>
+          </m:sSubPr>
+          <m:e>
+            <m:r>
+              <w:rPr>
+                <w:rFonts w:ascii="Cambria Math" w:hAnsi="Cambria Math" w:hint="eastAsia"/>
+                <w:color w:val="44546A" w:themeColor="text2"/>
+              </w:rPr>
+              <m:t>d</m:t>
+            </m:r>
+          </m:e>
+          <m:sub>
+            <m:r>
+              <w:rPr>
+                <w:rFonts w:ascii="Cambria Math" w:hAnsi="Cambria Math"/>
+                <w:color w:val="44546A" w:themeColor="text2"/>
+              </w:rPr>
+              <m:t>model</m:t>
+            </m:r>
+          </m:sub>
+        </m:sSub>
+        <m:r>
+          <w:rPr>
+            <w:rFonts w:ascii="Cambria Math" w:hAnsi="Cambria Math"/>
+            <w:color w:val="44546A" w:themeColor="text2"/>
+          </w:rPr>
+          <m:t>-1</m:t>
+        </m:r>
+      </m:oMath>
+      <w:r>
+        <w:rPr>
+          <w:color w:val="44546A" w:themeColor="text2"/>
+        </w:rPr>
+        <w:t>。</w:t>
+      </w:r>
+    </w:p>
+    <w:p>
+      <w:pPr>
+        <w:rPr>
+          <w:color w:val="44546A" w:themeColor="text2"/>
+        </w:rPr>
+      </w:pPr>
+      <w:r>
+        <w:rPr>
+          <w:rFonts w:hint="eastAsia"/>
+          <w:color w:val="44546A" w:themeColor="text2"/>
+        </w:rPr>
+        <w:t>位置索引</w:t>
+      </w:r>
+      <m:oMath>
+        <m:r>
+          <w:rPr>
+            <w:rFonts w:ascii="Cambria Math" w:hAnsi="Cambria Math"/>
+            <w:color w:val="44546A" w:themeColor="text2"/>
+          </w:rPr>
+          <m:t>t:=[0,1,2,3,4]</m:t>
+        </m:r>
+      </m:oMath>
+    </w:p>
+    <w:p>
+      <w:pPr>
+        <w:rPr>
+          <w:color w:val="44546A" w:themeColor="text2"/>
+        </w:rPr>
+      </w:pPr>
+      <w:r>
+        <w:rPr>
+          <w:rFonts w:hint="eastAsia"/>
+          <w:color w:val="44546A" w:themeColor="text2"/>
+        </w:rPr>
+        <w:t>嵌入维度索引</w:t>
+      </w:r>
+      <m:oMath>
+        <m:r>
+          <w:rPr>
+            <w:rFonts w:ascii="Cambria Math" w:hAnsi="Cambria Math"/>
+            <w:color w:val="44546A" w:themeColor="text2"/>
+          </w:rPr>
+          <m:t>i≔[0,1,…,</m:t>
+        </m:r>
+        <m:sSub>
+          <m:sSubPr>
+            <m:ctrlPr>
+              <w:rPr>
+                <w:rFonts w:ascii="Cambria Math" w:hAnsi="Cambria Math"/>
+                <w:i/>
+                <w:color w:val="44546A" w:themeColor="text2"/>
+              </w:rPr>
+            </m:ctrlPr>
+          </m:sSubPr>
+          <m:e>
+            <m:r>
+              <w:rPr>
+                <w:rFonts w:ascii="Cambria Math" w:hAnsi="Cambria Math" w:hint="eastAsia"/>
+                <w:color w:val="44546A" w:themeColor="text2"/>
+              </w:rPr>
+              <m:t>d</m:t>
+            </m:r>
+          </m:e>
+          <m:sub>
+            <m:r>
+              <w:rPr>
+                <w:rFonts w:ascii="Cambria Math" w:hAnsi="Cambria Math"/>
+                <w:color w:val="44546A" w:themeColor="text2"/>
+              </w:rPr>
+              <m:t>model</m:t>
+            </m:r>
+          </m:sub>
+        </m:sSub>
+        <m:r>
+          <w:rPr>
+            <w:rFonts w:ascii="Cambria Math" w:hAnsi="Cambria Math"/>
+            <w:color w:val="44546A" w:themeColor="text2"/>
+          </w:rPr>
+          <m:t>-2,</m:t>
+        </m:r>
+        <w:bookmarkStart w:id="16" w:name="OLE_LINK5"/>
+        <m:sSub>
+          <m:sSubPr>
+            <m:ctrlPr>
+              <w:rPr>
+                <w:rFonts w:ascii="Cambria Math" w:hAnsi="Cambria Math"/>
+                <w:i/>
+                <w:color w:val="44546A" w:themeColor="text2"/>
+              </w:rPr>
+            </m:ctrlPr>
+          </m:sSubPr>
+          <m:e>
+            <m:r>
+              <w:rPr>
+                <w:rFonts w:ascii="Cambria Math" w:hAnsi="Cambria Math" w:hint="eastAsia"/>
+                <w:color w:val="44546A" w:themeColor="text2"/>
+              </w:rPr>
+              <m:t>d</m:t>
+            </m:r>
+          </m:e>
+          <m:sub>
+            <m:r>
+              <w:rPr>
+                <w:rFonts w:ascii="Cambria Math" w:hAnsi="Cambria Math"/>
+                <w:color w:val="44546A" w:themeColor="text2"/>
+              </w:rPr>
+              <m:t>model</m:t>
+            </m:r>
+          </m:sub>
+        </m:sSub>
+        <m:r>
+          <w:rPr>
+            <w:rFonts w:ascii="Cambria Math" w:hAnsi="Cambria Math"/>
+            <w:color w:val="44546A" w:themeColor="text2"/>
+          </w:rPr>
+          <m:t>-1</m:t>
+        </m:r>
+        <w:bookmarkEnd w:id="16"/>
+        <m:r>
+          <w:rPr>
+            <w:rFonts w:ascii="Cambria Math" w:hAnsi="Cambria Math"/>
+            <w:color w:val="44546A" w:themeColor="text2"/>
+          </w:rPr>
+          <m:t>]</m:t>
+        </m:r>
+      </m:oMath>
+    </w:p>
+    <w:p>
+      <w:pPr>
+        <w:rPr>
+          <w:color w:val="44546A" w:themeColor="text2"/>
+        </w:rPr>
+      </w:pPr>
+      <w:r>
+        <w:rPr>
+          <w:rFonts w:hint="eastAsia"/>
+          <w:color w:val="44546A" w:themeColor="text2"/>
+        </w:rPr>
+        <w:t>通过</w:t>
+      </w:r>
+      <m:oMath>
+        <m:r>
+          <w:rPr>
+            <w:rFonts w:ascii="Cambria Math" w:hAnsi="Cambria Math"/>
+            <w:color w:val="44546A" w:themeColor="text2"/>
+          </w:rPr>
+          <m:t>t</m:t>
+        </m:r>
+      </m:oMath>
+      <w:r>
+        <w:rPr>
+          <w:rFonts w:hint="eastAsia"/>
+          <w:color w:val="44546A" w:themeColor="text2"/>
+        </w:rPr>
+        <w:t>和</w:t>
+      </w:r>
+      <m:oMath>
+        <m:r>
+          <w:rPr>
+            <w:rFonts w:ascii="Cambria Math" w:hAnsi="Cambria Math"/>
+            <w:color w:val="44546A" w:themeColor="text2"/>
+          </w:rPr>
+          <m:t>i</m:t>
+        </m:r>
+      </m:oMath>
+      <w:r>
+        <w:rPr>
+          <w:rFonts w:hint="eastAsia"/>
+          <w:color w:val="44546A" w:themeColor="text2"/>
+        </w:rPr>
+        <w:t>，我们成功给</w:t>
+      </w:r>
+      <m:oMath>
+        <m:sSub>
+          <m:sSubPr>
+            <m:ctrlPr>
+              <w:rPr>
+                <w:rFonts w:ascii="Cambria Math" w:eastAsia="宋体" w:hAnsi="Cambria Math" w:cs="宋体"/>
+                <w:i/>
+                <w:color w:val="44546A" w:themeColor="text2"/>
+                <w:sz w:val="24"/>
+                <w:szCs w:val="24"/>
+              </w:rPr>
+            </m:ctrlPr>
+          </m:sSubPr>
+          <m:e>
+            <m:r>
+              <w:rPr>
+                <w:rFonts w:ascii="Cambria Math" w:hAnsi="Cambria Math"/>
+                <w:color w:val="44546A" w:themeColor="text2"/>
+                <w:kern w:val="0"/>
+              </w:rPr>
+              <m:t>X</m:t>
+            </m:r>
+          </m:e>
+          <m:sub>
+            <m:r>
+              <w:rPr>
+                <w:rFonts w:ascii="Cambria Math" w:hAnsi="Cambria Math"/>
+                <w:color w:val="44546A" w:themeColor="text2"/>
+                <w:kern w:val="0"/>
+              </w:rPr>
+              <m:t>embedding</m:t>
+            </m:r>
+          </m:sub>
+        </m:sSub>
+      </m:oMath>
+      <w:r>
+        <w:rPr>
+          <w:rFonts w:hint="eastAsia"/>
+          <w:color w:val="44546A" w:themeColor="text2"/>
+          <w:szCs w:val="21"/>
+        </w:rPr>
+        <w:t>矩阵中的每个元素根据位置进行了索引</w:t>
+      </w:r>
+      <w:r>
+        <w:rPr>
+          <w:rFonts w:hint="eastAsia"/>
+          <w:color w:val="44546A" w:themeColor="text2"/>
+        </w:rPr>
+        <w:t>，</w:t>
+      </w:r>
+      <w:r>
+        <w:rPr>
+          <w:rFonts w:hint="eastAsia"/>
+          <w:color w:val="44546A" w:themeColor="text2"/>
+        </w:rPr>
+        <w:t>通过索引</w:t>
+      </w:r>
+      <w:r>
+        <w:rPr>
+          <w:rFonts w:hint="eastAsia"/>
+          <w:color w:val="44546A" w:themeColor="text2"/>
+        </w:rPr>
+        <w:t>可以给出</w:t>
+      </w:r>
+      <w:r>
+        <w:rPr>
+          <w:rFonts w:hint="eastAsia"/>
+          <w:color w:val="44546A" w:themeColor="text2"/>
+        </w:rPr>
+        <w:t>每个元素的位置编码</w:t>
+      </w:r>
+      <w:r>
+        <w:rPr>
+          <w:rFonts w:hint="eastAsia"/>
+          <w:color w:val="44546A" w:themeColor="text2"/>
+        </w:rPr>
+        <w:t>：</w:t>
+      </w:r>
+    </w:p>
+    <w:p>
+      <w:pPr>
+        <w:rPr>
+          <w:color w:val="44546A" w:themeColor="text2"/>
+        </w:rPr>
+      </w:pPr>
+      <m:oMathPara>
+        <m:oMath>
+          <m:d>
+            <m:dPr>
+              <m:begChr m:val="{"/>
+              <m:endChr m:val=""/>
+              <m:ctrlPr>
+                <w:rPr>
+                  <w:rFonts w:ascii="Cambria Math" w:hAnsi="Cambria Math"/>
+                  <w:i/>
+                  <w:color w:val="44546A" w:themeColor="text2"/>
+                </w:rPr>
+              </m:ctrlPr>
+            </m:dPr>
+            <m:e>
+              <m:eqArr>
+                <m:eqArrPr>
+                  <m:ctrlPr>
+                    <w:rPr>
+                      <w:rFonts w:ascii="Cambria Math" w:hAnsi="Cambria Math"/>
+                      <w:i/>
+                      <w:color w:val="44546A" w:themeColor="text2"/>
+                    </w:rPr>
+                  </m:ctrlPr>
+                </m:eqArrPr>
+                <m:e>
+                  <w:bookmarkStart w:id="17" w:name="OLE_LINK12"/>
+                  <w:bookmarkStart w:id="18" w:name="OLE_LINK10"/>
+                  <m:r>
+                    <w:rPr>
+                      <w:rFonts w:ascii="Cambria Math" w:hAnsi="Cambria Math"/>
+                      <w:color w:val="44546A" w:themeColor="text2"/>
+                    </w:rPr>
+                    <m:t>PE(t,2</m:t>
+                  </m:r>
+                  <m:sSup>
+                    <m:sSupPr>
+                      <m:ctrlPr>
+                        <w:rPr>
+                          <w:rFonts w:ascii="Cambria Math" w:hAnsi="Cambria Math"/>
+                          <w:i/>
+                          <w:color w:val="44546A" w:themeColor="text2"/>
+                        </w:rPr>
+                      </m:ctrlPr>
+                    </m:sSupPr>
+                    <m:e>
+                      <m:r>
+                        <w:rPr>
+                          <w:rFonts w:ascii="Cambria Math" w:hAnsi="Cambria Math"/>
+                          <w:color w:val="44546A" w:themeColor="text2"/>
+                        </w:rPr>
+                        <m:t>i</m:t>
+                      </m:r>
+                    </m:e>
+                    <m:sup>
+                      <m:r>
+                        <w:rPr>
+                          <w:rFonts w:ascii="Cambria Math" w:hAnsi="Cambria Math"/>
+                          <w:color w:val="44546A" w:themeColor="text2"/>
+                        </w:rPr>
+                        <m:t>'</m:t>
+                      </m:r>
+                    </m:sup>
+                  </m:sSup>
+                  <m:r>
+                    <w:rPr>
+                      <w:rFonts w:ascii="Cambria Math" w:hAnsi="Cambria Math"/>
+                      <w:color w:val="44546A" w:themeColor="text2"/>
+                    </w:rPr>
+                    <m:t>)</m:t>
+                  </m:r>
+                  <w:bookmarkEnd w:id="17"/>
+                  <m:r>
+                    <w:rPr>
+                      <w:rFonts w:ascii="Cambria Math" w:hAnsi="Cambria Math"/>
+                      <w:color w:val="44546A" w:themeColor="text2"/>
+                    </w:rPr>
+                    <m:t>=</m:t>
+                  </m:r>
+                  <m:r>
+                    <w:rPr>
+                      <w:rFonts w:ascii="Cambria Math" w:hAnsi="Cambria Math" w:hint="eastAsia"/>
+                      <w:color w:val="44546A" w:themeColor="text2"/>
+                    </w:rPr>
+                    <m:t>sin</m:t>
+                  </m:r>
+                  <m:d>
+                    <m:dPr>
+                      <m:ctrlPr>
+                        <w:rPr>
+                          <w:rFonts w:ascii="Cambria Math" w:hAnsi="Cambria Math"/>
+                          <w:i/>
+                          <w:color w:val="44546A" w:themeColor="text2"/>
+                        </w:rPr>
+                      </m:ctrlPr>
+                    </m:dPr>
+                    <m:e>
+                      <m:f>
+                        <m:fPr>
+                          <m:ctrlPr>
+                            <w:rPr>
+                              <w:rFonts w:ascii="Cambria Math" w:hAnsi="Cambria Math"/>
+                              <w:i/>
+                              <w:color w:val="44546A" w:themeColor="text2"/>
+                            </w:rPr>
+                          </m:ctrlPr>
+                        </m:fPr>
+                        <m:num>
+                          <m:r>
+                            <w:rPr>
+                              <w:rFonts w:ascii="Cambria Math" w:hAnsi="Cambria Math"/>
+                              <w:color w:val="44546A" w:themeColor="text2"/>
+                            </w:rPr>
+                            <m:t>t</m:t>
+                          </m:r>
+                        </m:num>
+                        <m:den>
+                          <m:sSup>
+                            <m:sSupPr>
+                              <m:ctrlPr>
+                                <w:rPr>
+                                  <w:rFonts w:ascii="Cambria Math" w:hAnsi="Cambria Math"/>
+                                  <w:i/>
+                                  <w:color w:val="44546A" w:themeColor="text2"/>
+                                </w:rPr>
+                              </m:ctrlPr>
+                            </m:sSupPr>
+                            <m:e>
+                              <m:r>
+                                <w:rPr>
+                                  <w:rFonts w:ascii="Cambria Math" w:hAnsi="Cambria Math"/>
+                                  <w:color w:val="44546A" w:themeColor="text2"/>
+                                </w:rPr>
+                                <m:t>10000</m:t>
+                              </m:r>
+                            </m:e>
+                            <m:sup>
+                              <m:f>
+                                <m:fPr>
+                                  <m:ctrlPr>
+                                    <w:rPr>
+                                      <w:rFonts w:ascii="Cambria Math" w:hAnsi="Cambria Math"/>
+                                      <w:i/>
+                                      <w:color w:val="44546A" w:themeColor="text2"/>
+                                    </w:rPr>
+                                  </m:ctrlPr>
+                                </m:fPr>
+                                <m:num>
+                                  <m:r>
+                                    <w:rPr>
+                                      <w:rFonts w:ascii="Cambria Math" w:hAnsi="Cambria Math"/>
+                                      <w:color w:val="44546A" w:themeColor="text2"/>
+                                    </w:rPr>
+                                    <m:t>i</m:t>
+                                  </m:r>
+                                </m:num>
+                                <m:den>
+                                  <m:sSub>
+                                    <m:sSubPr>
+                                      <m:ctrlPr>
+                                        <w:rPr>
+                                          <w:rFonts w:ascii="Cambria Math" w:eastAsia="宋体" w:hAnsi="Cambria Math" w:cs="宋体"/>
+                                          <w:i/>
+                                          <w:color w:val="44546A" w:themeColor="text2"/>
+                                          <w:sz w:val="24"/>
+                                          <w:szCs w:val="24"/>
+                                        </w:rPr>
+                                      </m:ctrlPr>
+                                    </m:sSubPr>
+                                    <m:e>
+                                      <m:r>
+                                        <w:rPr>
+                                          <w:rFonts w:ascii="Cambria Math" w:hAnsi="Cambria Math"/>
+                                          <w:color w:val="44546A" w:themeColor="text2"/>
+                                          <w:kern w:val="0"/>
+                                        </w:rPr>
+                                        <m:t>d</m:t>
+                                      </m:r>
+                                    </m:e>
+                                    <m:sub>
+                                      <m:r>
+                                        <w:rPr>
+                                          <w:rFonts w:ascii="Cambria Math" w:hAnsi="Cambria Math"/>
+                                          <w:color w:val="44546A" w:themeColor="text2"/>
+                                          <w:kern w:val="0"/>
+                                        </w:rPr>
+                                        <m:t>model</m:t>
+                                      </m:r>
+                                    </m:sub>
+                                  </m:sSub>
+                                </m:den>
+                              </m:f>
+                            </m:sup>
+                          </m:sSup>
+                        </m:den>
+                      </m:f>
+                    </m:e>
+                  </m:d>
+                  <w:bookmarkEnd w:id="18"/>
+                  <m:r>
+                    <w:rPr>
+                      <w:rFonts w:ascii="Cambria Math" w:hAnsi="Cambria Math"/>
+                      <w:color w:val="44546A" w:themeColor="text2"/>
+                    </w:rPr>
+                    <m:t>(</m:t>
+                  </m:r>
+                  <w:bookmarkStart w:id="19" w:name="OLE_LINK11"/>
+                  <m:r>
+                    <w:rPr>
+                      <w:rFonts w:ascii="Cambria Math" w:hAnsi="Cambria Math"/>
+                      <w:color w:val="44546A" w:themeColor="text2"/>
+                    </w:rPr>
+                    <m:t>i</m:t>
+                  </m:r>
+                  <m:r>
+                    <m:rPr>
+                      <m:sty m:val="p"/>
+                    </m:rPr>
+                    <w:rPr>
+                      <w:rFonts w:ascii="Cambria Math" w:hAnsi="Cambria Math" w:hint="eastAsia"/>
+                      <w:color w:val="44546A" w:themeColor="text2"/>
+                    </w:rPr>
+                    <m:t>为偶数</m:t>
+                  </m:r>
+                  <w:bookmarkEnd w:id="19"/>
+                  <m:r>
+                    <w:rPr>
+                      <w:rFonts w:ascii="Cambria Math" w:hAnsi="Cambria Math"/>
+                      <w:color w:val="44546A" w:themeColor="text2"/>
+                    </w:rPr>
+                    <m:t>)</m:t>
+                  </m:r>
+                </m:e>
+                <m:e>
+                  <m:r>
+                    <w:rPr>
+                      <w:rFonts w:ascii="Cambria Math" w:hAnsi="Cambria Math"/>
+                      <w:color w:val="44546A" w:themeColor="text2"/>
+                    </w:rPr>
+                    <m:t>PE(t,2</m:t>
+                  </m:r>
+                  <m:sSup>
+                    <m:sSupPr>
+                      <m:ctrlPr>
+                        <w:rPr>
+                          <w:rFonts w:ascii="Cambria Math" w:hAnsi="Cambria Math"/>
+                          <w:i/>
+                          <w:color w:val="44546A" w:themeColor="text2"/>
+                        </w:rPr>
+                      </m:ctrlPr>
+                    </m:sSupPr>
+                    <m:e>
+                      <m:r>
+                        <w:rPr>
+                          <w:rFonts w:ascii="Cambria Math" w:hAnsi="Cambria Math"/>
+                          <w:color w:val="44546A" w:themeColor="text2"/>
+                        </w:rPr>
+                        <m:t>i</m:t>
+                      </m:r>
+                    </m:e>
+                    <m:sup>
+                      <m:r>
+                        <w:rPr>
+                          <w:rFonts w:ascii="Cambria Math" w:hAnsi="Cambria Math"/>
+                          <w:color w:val="44546A" w:themeColor="text2"/>
+                        </w:rPr>
+                        <m:t>'</m:t>
+                      </m:r>
+                    </m:sup>
+                  </m:sSup>
+                  <m:r>
+                    <w:rPr>
+                      <w:rFonts w:ascii="Cambria Math" w:hAnsi="Cambria Math"/>
+                      <w:color w:val="44546A" w:themeColor="text2"/>
+                    </w:rPr>
+                    <m:t>+1)=cos</m:t>
+                  </m:r>
+                  <m:d>
+                    <m:dPr>
+                      <m:ctrlPr>
+                        <w:rPr>
+                          <w:rFonts w:ascii="Cambria Math" w:hAnsi="Cambria Math"/>
+                          <w:i/>
+                          <w:color w:val="44546A" w:themeColor="text2"/>
+                        </w:rPr>
+                      </m:ctrlPr>
+                    </m:dPr>
+                    <m:e>
+                      <m:f>
+                        <m:fPr>
+                          <m:ctrlPr>
+                            <w:rPr>
+                              <w:rFonts w:ascii="Cambria Math" w:hAnsi="Cambria Math"/>
+                              <w:i/>
+                              <w:color w:val="44546A" w:themeColor="text2"/>
+                            </w:rPr>
+                          </m:ctrlPr>
+                        </m:fPr>
+                        <m:num>
+                          <m:r>
+                            <w:rPr>
+                              <w:rFonts w:ascii="Cambria Math" w:hAnsi="Cambria Math"/>
+                              <w:color w:val="44546A" w:themeColor="text2"/>
+                            </w:rPr>
+                            <m:t>t</m:t>
+                          </m:r>
+                        </m:num>
+                        <m:den>
+                          <m:sSup>
+                            <m:sSupPr>
+                              <m:ctrlPr>
+                                <w:rPr>
+                                  <w:rFonts w:ascii="Cambria Math" w:hAnsi="Cambria Math"/>
+                                  <w:i/>
+                                  <w:color w:val="44546A" w:themeColor="text2"/>
+                                </w:rPr>
+                              </m:ctrlPr>
+                            </m:sSupPr>
+                            <m:e>
+                              <m:r>
+                                <w:rPr>
+                                  <w:rFonts w:ascii="Cambria Math" w:hAnsi="Cambria Math"/>
+                                  <w:color w:val="44546A" w:themeColor="text2"/>
+                                </w:rPr>
+                                <m:t>10000</m:t>
+                              </m:r>
+                            </m:e>
+                            <m:sup>
+                              <m:f>
+                                <m:fPr>
+                                  <m:ctrlPr>
+                                    <w:rPr>
+                                      <w:rFonts w:ascii="Cambria Math" w:hAnsi="Cambria Math"/>
+                                      <w:i/>
+                                      <w:color w:val="44546A" w:themeColor="text2"/>
+                                    </w:rPr>
+                                  </m:ctrlPr>
+                                </m:fPr>
+                                <m:num>
+                                  <m:r>
+                                    <w:rPr>
+                                      <w:rFonts w:ascii="Cambria Math" w:hAnsi="Cambria Math"/>
+                                      <w:color w:val="44546A" w:themeColor="text2"/>
+                                    </w:rPr>
+                                    <m:t>i</m:t>
+                                  </m:r>
+                                </m:num>
+                                <m:den>
+                                  <m:sSub>
+                                    <m:sSubPr>
+                                      <m:ctrlPr>
+                                        <w:rPr>
+                                          <w:rFonts w:ascii="Cambria Math" w:eastAsia="宋体" w:hAnsi="Cambria Math" w:cs="宋体"/>
+                                          <w:i/>
+                                          <w:color w:val="44546A" w:themeColor="text2"/>
+                                          <w:sz w:val="24"/>
+                                          <w:szCs w:val="24"/>
+                                        </w:rPr>
+                                      </m:ctrlPr>
+                                    </m:sSubPr>
+                                    <m:e>
+                                      <m:r>
+                                        <w:rPr>
+                                          <w:rFonts w:ascii="Cambria Math" w:hAnsi="Cambria Math"/>
+                                          <w:color w:val="44546A" w:themeColor="text2"/>
+                                          <w:kern w:val="0"/>
+                                        </w:rPr>
+                                        <m:t>d</m:t>
+                                      </m:r>
+                                    </m:e>
+                                    <m:sub>
+                                      <m:r>
+                                        <w:rPr>
+                                          <w:rFonts w:ascii="Cambria Math" w:hAnsi="Cambria Math"/>
+                                          <w:color w:val="44546A" w:themeColor="text2"/>
+                                          <w:kern w:val="0"/>
+                                        </w:rPr>
+                                        <m:t>model</m:t>
+                                      </m:r>
+                                    </m:sub>
+                                  </m:sSub>
+                                </m:den>
+                              </m:f>
+                            </m:sup>
+                          </m:sSup>
+                        </m:den>
+                      </m:f>
+                    </m:e>
+                  </m:d>
+                  <m:r>
+                    <w:rPr>
+                      <w:rFonts w:ascii="Cambria Math" w:hAnsi="Cambria Math"/>
+                      <w:color w:val="44546A" w:themeColor="text2"/>
+                    </w:rPr>
+                    <m:t>(i</m:t>
+                  </m:r>
+                  <m:r>
+                    <m:rPr>
+                      <m:sty m:val="p"/>
+                    </m:rPr>
+                    <w:rPr>
+                      <w:rFonts w:ascii="Cambria Math" w:hAnsi="Cambria Math" w:hint="eastAsia"/>
+                      <w:color w:val="44546A" w:themeColor="text2"/>
+                    </w:rPr>
+                    <m:t>为奇数</m:t>
+                  </m:r>
+                  <m:r>
+                    <w:rPr>
+                      <w:rFonts w:ascii="Cambria Math" w:hAnsi="Cambria Math"/>
+                      <w:color w:val="44546A" w:themeColor="text2"/>
+                    </w:rPr>
+                    <m:t>)</m:t>
+                  </m:r>
+                </m:e>
+              </m:eqArr>
+            </m:e>
+          </m:d>
+        </m:oMath>
+      </m:oMathPara>
+    </w:p>
+    <w:p>
+      <w:r>
+        <w:rPr>
+          <w:rFonts w:hint="eastAsia"/>
+          <w:color w:val="44546A" w:themeColor="text2"/>
+        </w:rPr>
+        <w:t>最后将得到一个</w:t>
+      </w:r>
+      <m:oMath>
+        <m:r>
+          <w:rPr>
+            <w:rFonts w:ascii="Cambria Math" w:hAnsi="Cambria Math" w:hint="eastAsia"/>
+            <w:color w:val="44546A" w:themeColor="text2"/>
+          </w:rPr>
+          <m:t>T</m:t>
+        </m:r>
+        <m:r>
+          <w:rPr>
+            <w:rFonts w:ascii="Cambria Math" w:hAnsi="Cambria Math"/>
+            <w:color w:val="44546A" w:themeColor="text2"/>
+          </w:rPr>
+          <m:t>*</m:t>
+        </m:r>
+        <m:sSub>
+          <m:sSubPr>
+            <m:ctrlPr>
+              <w:rPr>
+                <w:rFonts w:ascii="Cambria Math" w:hAnsi="Cambria Math"/>
+                <w:i/>
+                <w:color w:val="44546A" w:themeColor="text2"/>
+              </w:rPr>
+            </m:ctrlPr>
+          </m:sSubPr>
+          <m:e>
+            <m:r>
+              <w:rPr>
+                <w:rFonts w:ascii="Cambria Math" w:hAnsi="Cambria Math" w:hint="eastAsia"/>
+                <w:color w:val="44546A" w:themeColor="text2"/>
+              </w:rPr>
+              <m:t>d</m:t>
+            </m:r>
+          </m:e>
+          <m:sub>
+            <m:r>
+              <w:rPr>
+                <w:rFonts w:ascii="Cambria Math" w:hAnsi="Cambria Math"/>
+                <w:color w:val="44546A" w:themeColor="text2"/>
+              </w:rPr>
+              <m:t>model</m:t>
+            </m:r>
+          </m:sub>
+        </m:sSub>
+      </m:oMath>
+      <w:r>
+        <w:rPr>
+          <w:rFonts w:hint="eastAsia"/>
+          <w:color w:val="44546A" w:themeColor="text2"/>
+        </w:rPr>
+        <w:t>的矩阵，将其与</w:t>
+      </w:r>
+      <m:oMath>
+        <m:sSub>
+          <m:sSubPr>
+            <m:ctrlPr>
+              <w:rPr>
+                <w:rFonts w:ascii="Cambria Math" w:hAnsi="Cambria Math"/>
+                <w:i/>
+                <w:color w:val="44546A" w:themeColor="text2"/>
+              </w:rPr>
+            </m:ctrlPr>
+          </m:sSubPr>
+          <m:e>
+            <m:r>
+              <w:rPr>
+                <w:rFonts w:ascii="Cambria Math" w:hAnsi="Cambria Math"/>
+                <w:color w:val="44546A" w:themeColor="text2"/>
+              </w:rPr>
+              <m:t>X</m:t>
+            </m:r>
+          </m:e>
+          <m:sub>
+            <m:r>
+              <w:rPr>
+                <w:rFonts w:ascii="Cambria Math" w:hAnsi="Cambria Math"/>
+                <w:color w:val="44546A" w:themeColor="text2"/>
+              </w:rPr>
+              <m:t>embedding</m:t>
+            </m:r>
+          </m:sub>
+        </m:sSub>
+      </m:oMath>
+      <w:r>
+        <w:rPr>
+          <w:rFonts w:hint="eastAsia"/>
+          <w:color w:val="44546A" w:themeColor="text2"/>
+        </w:rPr>
+        <w:t>相加，即得到了</w:t>
+      </w:r>
+      <m:oMath>
+        <m:sSub>
+          <m:sSubPr>
+            <m:ctrlPr>
+              <w:rPr>
+                <w:rFonts w:ascii="Cambria Math" w:hAnsi="Cambria Math"/>
+                <w:i/>
+                <w:color w:val="44546A" w:themeColor="text2"/>
+              </w:rPr>
+            </m:ctrlPr>
+          </m:sSubPr>
+          <m:e>
+            <m:r>
+              <w:rPr>
+                <w:rFonts w:ascii="Cambria Math" w:hAnsi="Cambria Math"/>
+                <w:color w:val="44546A" w:themeColor="text2"/>
+              </w:rPr>
+              <m:t>X</m:t>
+            </m:r>
+          </m:e>
+          <m:sub>
+            <m:r>
+              <w:rPr>
+                <w:rFonts w:ascii="Cambria Math" w:hAnsi="Cambria Math"/>
+                <w:color w:val="44546A" w:themeColor="text2"/>
+              </w:rPr>
+              <m:t>final</m:t>
+            </m:r>
+          </m:sub>
+        </m:sSub>
+      </m:oMath>
+      <w:r>
+        <w:rPr>
+          <w:rFonts w:hint="eastAsia"/>
+          <w:color w:val="44546A" w:themeColor="text2"/>
+        </w:rPr>
+        <w:t>。</w:t>
+      </w:r>
+    </w:p>
+    <w:p>
+      <w:pPr>
+        <w:rPr>
+          <w:iCs/>
+        </w:rPr>
+      </w:pPr>
+    </w:p>
+    <w:p>
+      <w:pPr>
+        <w:jc w:val="center"/>
+      </w:pPr>
+      <w:bookmarkStart w:id="20" w:name="_Hlk188372942"/>
+      <w:bookmarkStart w:id="21" w:name="OLE_LINK32"/>
+      <w:r>
+        <w:rPr>
+          <w:b/>
+          <w:bCs/>
+        </w:rPr>
+        <w:t>Multi-head attention</w:t>
+      </w:r>
+      <w:bookmarkEnd w:id="20"/>
+      <w:r>
+        <w:rPr>
+          <w:b/>
+          <w:bCs/>
+        </w:rPr>
+        <w:t>:</w:t>
+      </w:r>
+    </w:p>
+    <w:bookmarkEnd w:id="21"/>
+    <w:p>
+      <w:pPr>
+        <w:rPr>
+          <w:iCs/>
+        </w:rPr>
+      </w:pPr>
+      <w:r>
+        <w:rPr>
+          <w:rFonts w:hint="eastAsia"/>
+          <w:iCs/>
+        </w:rPr>
+        <w:t>这是整个transformer最为核心的部分</w:t>
+      </w:r>
+      <w:r>
+        <w:rPr>
+          <w:rFonts w:hint="eastAsia"/>
+          <w:iCs/>
+        </w:rPr>
+        <w:t>，也是transformer和其他神经网络（R</w:t>
+      </w:r>
+      <w:r>
+        <w:rPr>
+          <w:iCs/>
+        </w:rPr>
+        <w:t>NN</w:t>
+      </w:r>
+      <w:r>
+        <w:rPr>
+          <w:rFonts w:hint="eastAsia"/>
+          <w:iCs/>
+        </w:rPr>
+        <w:t>等）最大区别。</w:t>
+      </w:r>
+    </w:p>
+    <w:p>
+      <w:pPr>
+        <w:rPr>
+          <w:iCs/>
+        </w:rPr>
+      </w:pPr>
+      <w:r>
+        <w:rPr>
+          <w:rFonts w:hint="eastAsia"/>
+          <w:iCs/>
+        </w:rPr>
+        <w:t>首先，什么是注意力？对于预测来说，注意力即考虑过去哪些个因素对于我</w:t>
+      </w:r>
+      <w:r>
+        <w:rPr>
+          <w:rFonts w:hint="eastAsia"/>
+          <w:iCs/>
+        </w:rPr>
+        <w:t>目前</w:t>
+      </w:r>
+      <w:r>
+        <w:rPr>
+          <w:rFonts w:hint="eastAsia"/>
+          <w:iCs/>
+        </w:rPr>
+        <w:t>将要预测的某一个特征影响最大，下图就是一个形象的例子：</w:t>
+      </w:r>
+    </w:p>
+    <w:p>
+      <w:pPr>
+        <w:jc w:val="center"/>
+        <w:rPr>
+          <w:iCs/>
+        </w:rPr>
+      </w:pPr>
+      <w:r>
+        <w:rPr>
+          <w:iCs/>
+          <w:noProof/>
+        </w:rPr>
+        <w:drawing>
+          <wp:inline distT="0" distB="0" distL="0" distR="0" wp14:anchorId="264D2A5E" wp14:editId="313798C9">
+            <wp:extent cx="1504765" cy="1785973"/>
+            <wp:effectExtent l="0" t="0" r="635" b="5080"/>
+            <wp:docPr id="3" name="图片 3"/>
+            <wp:cNvGraphicFramePr>
+              <a:graphicFrameLocks xmlns:a="http://schemas.openxmlformats.org/drawingml/2006/main" noChangeAspect="1"/>
+            </wp:cNvGraphicFramePr>
+            <a:graphic xmlns:a="http://schemas.openxmlformats.org/drawingml/2006/main">
+              <a:graphicData uri="http://schemas.openxmlformats.org/drawingml/2006/picture">
+                <pic:pic xmlns:pic="http://schemas.openxmlformats.org/drawingml/2006/picture">
+                  <pic:nvPicPr>
+                    <pic:cNvPr id="1" name=""/>
+                    <pic:cNvPicPr/>
+                  </pic:nvPicPr>
+                  <pic:blipFill>
+                    <a:blip r:embed="rId6"/>
+                    <a:stretch>
+                      <a:fillRect/>
+                    </a:stretch>
+                  </pic:blipFill>
+                  <pic:spPr>
+                    <a:xfrm>
+                      <a:off x="0" y="0"/>
+                      <a:ext cx="1517407" cy="1800977"/>
+                    </a:xfrm>
+                    <a:prstGeom prst="rect">
+                      <a:avLst/>
+                    </a:prstGeom>
+                  </pic:spPr>
+                </pic:pic>
+              </a:graphicData>
+            </a:graphic>
+          </wp:inline>
+        </w:drawing>
+      </w:r>
+    </w:p>
+    <w:p>
+      <w:pPr>
+        <w:rPr>
+          <w:iCs/>
+        </w:rPr>
+      </w:pPr>
+      <w:r>
+        <w:rPr>
+          <w:iCs/>
+        </w:rPr>
+        <w:lastRenderedPageBreak/>
+        <w:t>I</w:t>
+      </w:r>
+      <w:r>
+        <w:rPr>
+          <w:rFonts w:hint="eastAsia"/>
+          <w:iCs/>
+        </w:rPr>
+        <w:t>t这个单词到底最有可能指代谁？</w:t>
+      </w:r>
+      <w:r>
+        <w:rPr>
+          <w:rFonts w:hint="eastAsia"/>
+          <w:iCs/>
+        </w:rPr>
+        <w:t>换句话说</w:t>
+      </w:r>
+      <w:r>
+        <w:rPr>
+          <w:rFonts w:hint="eastAsia"/>
+          <w:iCs/>
+        </w:rPr>
+        <w:t>也就是在考虑it的时候注意力最应该放在谁身上</w:t>
+      </w:r>
+      <w:r>
+        <w:rPr>
+          <w:rFonts w:hint="eastAsia"/>
+          <w:iCs/>
+        </w:rPr>
+        <w:t>？</w:t>
+      </w:r>
+    </w:p>
+    <w:p>
+      <w:pPr>
+        <w:rPr>
+          <w:iCs/>
+        </w:rPr>
+      </w:pPr>
+      <w:r>
+        <w:rPr>
+          <w:rFonts w:hint="eastAsia"/>
+          <w:iCs/>
+        </w:rPr>
+        <w:t>然后，我们需要复习一下向量内积。</w:t>
+      </w:r>
+      <w:bookmarkStart w:id="22" w:name="OLE_LINK16"/>
+      <m:oMath>
+        <m:acc>
+          <m:accPr>
+            <m:chr m:val="⃗"/>
+            <m:ctrlPr>
+              <w:rPr>
+                <w:rFonts w:ascii="Cambria Math" w:hAnsi="Cambria Math"/>
+                <w:i/>
+                <w:iCs/>
+              </w:rPr>
+            </m:ctrlPr>
+          </m:accPr>
+          <m:e>
+            <m:r>
+              <w:rPr>
+                <w:rFonts w:ascii="Cambria Math" w:hAnsi="Cambria Math" w:hint="eastAsia"/>
+              </w:rPr>
+              <m:t>a</m:t>
+            </m:r>
+          </m:e>
+        </m:acc>
+        <m:r>
+          <w:rPr>
+            <w:rFonts w:ascii="Cambria Math" w:hAnsi="Cambria Math"/>
+          </w:rPr>
+          <m:t>∙</m:t>
+        </m:r>
+        <m:acc>
+          <m:accPr>
+            <m:chr m:val="⃗"/>
+            <m:ctrlPr>
+              <w:rPr>
+                <w:rFonts w:ascii="Cambria Math" w:hAnsi="Cambria Math"/>
+                <w:i/>
+                <w:iCs/>
+              </w:rPr>
+            </m:ctrlPr>
+          </m:accPr>
+          <m:e>
+            <m:r>
+              <w:rPr>
+                <w:rFonts w:ascii="Cambria Math" w:hAnsi="Cambria Math"/>
+              </w:rPr>
+              <m:t>b</m:t>
+            </m:r>
+          </m:e>
+        </m:acc>
+      </m:oMath>
+      <w:bookmarkEnd w:id="22"/>
+      <w:r>
+        <w:rPr>
+          <w:rFonts w:hint="eastAsia"/>
+          <w:iCs/>
+        </w:rPr>
+        <w:t>的几何意义是什么呢？即</w:t>
+      </w:r>
+      <w:bookmarkStart w:id="23" w:name="OLE_LINK18"/>
+      <m:oMath>
+        <m:acc>
+          <m:accPr>
+            <m:chr m:val="⃗"/>
+            <m:ctrlPr>
+              <w:rPr>
+                <w:rFonts w:ascii="Cambria Math" w:hAnsi="Cambria Math"/>
+                <w:i/>
+                <w:iCs/>
+              </w:rPr>
+            </m:ctrlPr>
+          </m:accPr>
+          <m:e>
+            <m:r>
+              <w:rPr>
+                <w:rFonts w:ascii="Cambria Math" w:hAnsi="Cambria Math" w:hint="eastAsia"/>
+              </w:rPr>
+              <m:t>a</m:t>
+            </m:r>
+          </m:e>
+        </m:acc>
+      </m:oMath>
+      <w:r>
+        <w:rPr>
+          <w:rFonts w:hint="eastAsia"/>
+          <w:iCs/>
+        </w:rPr>
+        <w:t>在</w:t>
+      </w:r>
+      <m:oMath>
+        <m:acc>
+          <m:accPr>
+            <m:chr m:val="⃗"/>
+            <m:ctrlPr>
+              <w:rPr>
+                <w:rFonts w:ascii="Cambria Math" w:hAnsi="Cambria Math"/>
+                <w:i/>
+                <w:iCs/>
+              </w:rPr>
+            </m:ctrlPr>
+          </m:accPr>
+          <m:e>
+            <m:r>
+              <w:rPr>
+                <w:rFonts w:ascii="Cambria Math" w:hAnsi="Cambria Math"/>
+              </w:rPr>
+              <m:t>b</m:t>
+            </m:r>
+          </m:e>
+        </m:acc>
+      </m:oMath>
+      <w:bookmarkEnd w:id="23"/>
+      <w:r>
+        <w:rPr>
+          <w:rFonts w:hint="eastAsia"/>
+          <w:iCs/>
+        </w:rPr>
+        <w:t>上的投影。那么什么时候内积为0呢？当</w:t>
+      </w:r>
+      <m:oMath>
+        <m:acc>
+          <m:accPr>
+            <m:chr m:val="⃗"/>
+            <m:ctrlPr>
+              <w:rPr>
+                <w:rFonts w:ascii="Cambria Math" w:hAnsi="Cambria Math"/>
+                <w:i/>
+                <w:iCs/>
+              </w:rPr>
+            </m:ctrlPr>
+          </m:accPr>
+          <m:e>
+            <m:r>
+              <w:rPr>
+                <w:rFonts w:ascii="Cambria Math" w:hAnsi="Cambria Math" w:hint="eastAsia"/>
+              </w:rPr>
+              <m:t>a</m:t>
+            </m:r>
+          </m:e>
+        </m:acc>
+        <m:r>
+          <w:rPr>
+            <w:rFonts w:ascii="Cambria Math" w:hAnsi="Cambria Math"/>
+          </w:rPr>
+          <m:t>⊥</m:t>
+        </m:r>
+        <w:bookmarkStart w:id="24" w:name="OLE_LINK17"/>
+        <m:acc>
+          <m:accPr>
+            <m:chr m:val="⃗"/>
+            <m:ctrlPr>
+              <w:rPr>
+                <w:rFonts w:ascii="Cambria Math" w:hAnsi="Cambria Math"/>
+                <w:i/>
+                <w:iCs/>
+              </w:rPr>
+            </m:ctrlPr>
+          </m:accPr>
+          <m:e>
+            <m:r>
+              <w:rPr>
+                <w:rFonts w:ascii="Cambria Math" w:hAnsi="Cambria Math"/>
+              </w:rPr>
+              <m:t>b</m:t>
+            </m:r>
+          </m:e>
+        </m:acc>
+      </m:oMath>
+      <w:bookmarkEnd w:id="24"/>
+      <w:r>
+        <w:rPr>
+          <w:rFonts w:hint="eastAsia"/>
+          <w:iCs/>
+        </w:rPr>
+        <w:t>时，换句话说，即</w:t>
+      </w:r>
+      <m:oMath>
+        <m:acc>
+          <m:accPr>
+            <m:chr m:val="⃗"/>
+            <m:ctrlPr>
+              <w:rPr>
+                <w:rFonts w:ascii="Cambria Math" w:hAnsi="Cambria Math"/>
+                <w:i/>
+                <w:iCs/>
+              </w:rPr>
+            </m:ctrlPr>
+          </m:accPr>
+          <m:e>
+            <m:r>
+              <w:rPr>
+                <w:rFonts w:ascii="Cambria Math" w:hAnsi="Cambria Math" w:hint="eastAsia"/>
+              </w:rPr>
+              <m:t>a</m:t>
+            </m:r>
+          </m:e>
+        </m:acc>
+      </m:oMath>
+      <w:r>
+        <w:rPr>
+          <w:rFonts w:hint="eastAsia"/>
+          <w:iCs/>
+        </w:rPr>
+        <w:t>与</w:t>
+      </w:r>
+      <m:oMath>
+        <m:acc>
+          <m:accPr>
+            <m:chr m:val="⃗"/>
+            <m:ctrlPr>
+              <w:rPr>
+                <w:rFonts w:ascii="Cambria Math" w:hAnsi="Cambria Math"/>
+                <w:i/>
+                <w:iCs/>
+              </w:rPr>
+            </m:ctrlPr>
+          </m:accPr>
+          <m:e>
+            <m:r>
+              <w:rPr>
+                <w:rFonts w:ascii="Cambria Math" w:hAnsi="Cambria Math"/>
+              </w:rPr>
+              <m:t>b</m:t>
+            </m:r>
+          </m:e>
+        </m:acc>
+      </m:oMath>
+      <w:r>
+        <w:rPr>
+          <w:rFonts w:hint="eastAsia"/>
+          <w:iCs/>
+          <w:color w:val="FF0000"/>
+        </w:rPr>
+        <w:t>线性无关</w:t>
+      </w:r>
+      <w:r>
+        <w:rPr>
+          <w:rFonts w:hint="eastAsia"/>
+          <w:iCs/>
+        </w:rPr>
+        <w:t>！由此可以知道，</w:t>
+      </w:r>
+      <m:oMath>
+        <m:acc>
+          <m:accPr>
+            <m:chr m:val="⃗"/>
+            <m:ctrlPr>
+              <w:rPr>
+                <w:rFonts w:ascii="Cambria Math" w:hAnsi="Cambria Math"/>
+                <w:i/>
+                <w:iCs/>
+              </w:rPr>
+            </m:ctrlPr>
+          </m:accPr>
+          <m:e>
+            <m:r>
+              <w:rPr>
+                <w:rFonts w:ascii="Cambria Math" w:hAnsi="Cambria Math" w:hint="eastAsia"/>
+              </w:rPr>
+              <m:t>a</m:t>
+            </m:r>
+          </m:e>
+        </m:acc>
+        <m:r>
+          <w:rPr>
+            <w:rFonts w:ascii="Cambria Math" w:hAnsi="Cambria Math"/>
+          </w:rPr>
+          <m:t>∙</m:t>
+        </m:r>
+        <m:acc>
+          <m:accPr>
+            <m:chr m:val="⃗"/>
+            <m:ctrlPr>
+              <w:rPr>
+                <w:rFonts w:ascii="Cambria Math" w:hAnsi="Cambria Math"/>
+                <w:i/>
+                <w:iCs/>
+              </w:rPr>
+            </m:ctrlPr>
+          </m:accPr>
+          <m:e>
+            <m:r>
+              <w:rPr>
+                <w:rFonts w:ascii="Cambria Math" w:hAnsi="Cambria Math"/>
+              </w:rPr>
+              <m:t>b</m:t>
+            </m:r>
+          </m:e>
+        </m:acc>
+      </m:oMath>
+      <w:r>
+        <w:rPr>
+          <w:rFonts w:hint="eastAsia"/>
+          <w:iCs/>
+        </w:rPr>
+        <w:t>的大小其实可以表征</w:t>
+      </w:r>
+      <m:oMath>
+        <m:acc>
+          <m:accPr>
+            <m:chr m:val="⃗"/>
+            <m:ctrlPr>
+              <w:rPr>
+                <w:rFonts w:ascii="Cambria Math" w:hAnsi="Cambria Math"/>
+                <w:i/>
+                <w:iCs/>
+              </w:rPr>
+            </m:ctrlPr>
+          </m:accPr>
+          <m:e>
+            <m:r>
+              <w:rPr>
+                <w:rFonts w:ascii="Cambria Math" w:hAnsi="Cambria Math" w:hint="eastAsia"/>
+              </w:rPr>
+              <m:t>a</m:t>
+            </m:r>
+          </m:e>
+        </m:acc>
+      </m:oMath>
+      <w:r>
+        <w:rPr>
+          <w:rFonts w:hint="eastAsia"/>
+          <w:iCs/>
+        </w:rPr>
+        <w:t>与</w:t>
+      </w:r>
+      <m:oMath>
+        <m:acc>
+          <m:accPr>
+            <m:chr m:val="⃗"/>
+            <m:ctrlPr>
+              <w:rPr>
+                <w:rFonts w:ascii="Cambria Math" w:hAnsi="Cambria Math"/>
+                <w:i/>
+                <w:iCs/>
+              </w:rPr>
+            </m:ctrlPr>
+          </m:accPr>
+          <m:e>
+            <m:r>
+              <w:rPr>
+                <w:rFonts w:ascii="Cambria Math" w:hAnsi="Cambria Math"/>
+              </w:rPr>
+              <m:t>b</m:t>
+            </m:r>
+          </m:e>
+        </m:acc>
+      </m:oMath>
+      <w:r>
+        <w:rPr>
+          <w:rFonts w:hint="eastAsia"/>
+          <w:iCs/>
+        </w:rPr>
+        <w:t>的相关性（这里逻辑是自洽的，因为我们可以定义两数相关性是一个运算法则，那么需要满足的条件应该是1</w:t>
+      </w:r>
+      <w:r>
+        <w:rPr>
+          <w:iCs/>
+        </w:rPr>
+        <w:t>.</w:t>
+      </w:r>
+      <w:r>
+        <w:rPr>
+          <w:rFonts w:hint="eastAsia"/>
+          <w:iCs/>
+        </w:rPr>
+        <w:t>这个值</w:t>
+      </w:r>
+      <m:oMath>
+        <m:r>
+          <w:rPr>
+            <w:rFonts w:ascii="Cambria Math" w:hAnsi="Cambria Math"/>
+          </w:rPr>
+          <m:t>≥0</m:t>
+        </m:r>
+      </m:oMath>
+      <w:r>
+        <w:rPr>
+          <w:rFonts w:hint="eastAsia"/>
+          <w:iCs/>
+        </w:rPr>
+        <w:t>；</w:t>
+      </w:r>
+      <w:r>
+        <w:rPr>
+          <w:iCs/>
+        </w:rPr>
+        <w:t>2.</w:t>
+      </w:r>
+      <w:r>
+        <w:rPr>
+          <w:rFonts w:hint="eastAsia"/>
+          <w:iCs/>
+        </w:rPr>
+        <w:t>这个运算具有交换性。而内积正是满足的一种通过运算法则）。</w:t>
+      </w:r>
+    </w:p>
+    <w:p>
+      <w:r>
+        <w:rPr>
+          <w:rFonts w:hint="eastAsia"/>
+          <w:iCs/>
+        </w:rPr>
+        <w:t>那么，</w:t>
+      </w:r>
+      <w:bookmarkStart w:id="25" w:name="OLE_LINK24"/>
+      <m:oMath>
+        <m:r>
+          <w:rPr>
+            <w:rFonts w:ascii="Cambria Math" w:hAnsi="Cambria Math"/>
+          </w:rPr>
+          <m:t>X⋅</m:t>
+        </m:r>
+        <m:sSup>
+          <m:sSupPr>
+            <m:ctrlPr>
+              <w:rPr>
+                <w:rFonts w:ascii="Cambria Math" w:hAnsi="Cambria Math"/>
+                <w:i/>
+              </w:rPr>
+            </m:ctrlPr>
+          </m:sSupPr>
+          <m:e>
+            <m:r>
+              <w:rPr>
+                <w:rFonts w:ascii="Cambria Math" w:hAnsi="Cambria Math"/>
+              </w:rPr>
+              <m:t>X</m:t>
+            </m:r>
+          </m:e>
+          <m:sup>
+            <m:r>
+              <w:rPr>
+                <w:rFonts w:ascii="Cambria Math" w:hAnsi="Cambria Math"/>
+              </w:rPr>
+              <m:t>T</m:t>
+            </m:r>
+          </m:sup>
+        </m:sSup>
+      </m:oMath>
+      <w:bookmarkEnd w:id="25"/>
+      <w:r>
+        <w:rPr>
+          <w:rFonts w:hint="eastAsia"/>
+        </w:rPr>
+        <w:t>的意义是什么呢？矩阵</w:t>
+      </w:r>
+      <m:oMath>
+        <m:r>
+          <w:rPr>
+            <w:rFonts w:ascii="Cambria Math" w:hAnsi="Cambria Math"/>
+          </w:rPr>
+          <m:t>X</m:t>
+        </m:r>
+        <m:sSup>
+          <m:sSupPr>
+            <m:ctrlPr>
+              <w:rPr>
+                <w:rFonts w:ascii="Cambria Math" w:hAnsi="Cambria Math"/>
+                <w:i/>
+              </w:rPr>
+            </m:ctrlPr>
+          </m:sSupPr>
+          <m:e>
+            <m:r>
+              <w:rPr>
+                <w:rFonts w:ascii="Cambria Math" w:hAnsi="Cambria Math"/>
+              </w:rPr>
+              <m:t>X</m:t>
+            </m:r>
+          </m:e>
+          <m:sup>
+            <m:r>
+              <w:rPr>
+                <w:rFonts w:ascii="Cambria Math" w:hAnsi="Cambria Math"/>
+              </w:rPr>
+              <m:t>T</m:t>
+            </m:r>
+          </m:sup>
+        </m:sSup>
+      </m:oMath>
+      <w:r>
+        <w:t>是一个方阵，我们以行向量的角度理解，里面</w:t>
+      </w:r>
+      <w:r>
+        <w:rPr>
+          <w:rFonts w:hint="eastAsia"/>
+        </w:rPr>
+        <w:t>事实上</w:t>
+      </w:r>
+      <w:r>
+        <w:t>保存</w:t>
+      </w:r>
+      <w:r>
+        <w:rPr>
+          <w:rFonts w:hint="eastAsia"/>
+        </w:rPr>
+        <w:t>的是</w:t>
+      </w:r>
+      <w:r>
+        <w:t>每个向量与自己和其他向量进行内积运算的结果。</w:t>
+      </w:r>
+    </w:p>
+    <w:p>
+      <w:pPr>
+        <w:rPr>
+          <w:iCs/>
+        </w:rPr>
+      </w:pPr>
+    </w:p>
+    <w:p>
+      <w:pPr>
+        <w:rPr>
+          <w:iCs/>
+        </w:rPr>
+      </w:pPr>
+      <w:r>
+        <w:rPr>
+          <w:rFonts w:hint="eastAsia"/>
+          <w:iCs/>
+        </w:rPr>
+        <w:t>基于此，我们就可以先来</w:t>
+      </w:r>
+      <w:r>
+        <w:rPr>
+          <w:rFonts w:hint="eastAsia"/>
+          <w:iCs/>
+        </w:rPr>
+        <w:t>理解</w:t>
+      </w:r>
+      <w:bookmarkStart w:id="26" w:name="OLE_LINK29"/>
+      <w:r>
+        <w:rPr>
+          <w:rFonts w:hint="eastAsia"/>
+          <w:iCs/>
+        </w:rPr>
+        <w:t>se</w:t>
+      </w:r>
+      <w:r>
+        <w:rPr>
+          <w:rFonts w:hint="eastAsia"/>
+          <w:iCs/>
+        </w:rPr>
+        <w:t>l</w:t>
+      </w:r>
+      <w:r>
+        <w:rPr>
+          <w:rFonts w:hint="eastAsia"/>
+          <w:iCs/>
+        </w:rPr>
+        <w:t>f</w:t>
+      </w:r>
+      <w:r>
+        <w:rPr>
+          <w:iCs/>
+        </w:rPr>
+        <w:t>-</w:t>
+      </w:r>
+      <w:r>
+        <w:rPr>
+          <w:rFonts w:hint="eastAsia"/>
+          <w:iCs/>
+        </w:rPr>
+        <w:t>attention</w:t>
+      </w:r>
+      <w:bookmarkEnd w:id="26"/>
+      <w:r>
+        <w:rPr>
+          <w:rFonts w:hint="eastAsia"/>
+          <w:iCs/>
+        </w:rPr>
+        <w:t>是怎么运行的</w:t>
+      </w:r>
+      <w:r>
+        <w:rPr>
+          <w:rFonts w:hint="eastAsia"/>
+          <w:iCs/>
+        </w:rPr>
+        <w:t>了，其</w:t>
+      </w:r>
+      <w:r>
+        <w:rPr>
+          <w:rFonts w:hint="eastAsia"/>
+          <w:iCs/>
+        </w:rPr>
+        <w:t>计算方式</w:t>
+      </w:r>
+      <w:r>
+        <w:rPr>
+          <w:rFonts w:hint="eastAsia"/>
+          <w:iCs/>
+        </w:rPr>
+        <w:t>如下：</w:t>
+      </w:r>
+    </w:p>
+    <w:p>
+      <w:pPr>
+        <w:rPr>
+          <w:iCs/>
+        </w:rPr>
+      </w:pPr>
+      <w:r>
+        <w:rPr>
+          <w:rFonts w:hint="eastAsia"/>
+          <w:iCs/>
+        </w:rPr>
+        <w:t>将</w:t>
+      </w:r>
+      <w:r>
+        <w:rPr>
+          <w:rFonts w:hint="eastAsia"/>
+          <w:iCs/>
+        </w:rPr>
+        <w:t>表征整个</w:t>
+      </w:r>
+      <w:r>
+        <w:rPr>
+          <w:rFonts w:hint="eastAsia"/>
+          <w:iCs/>
+        </w:rPr>
+        <w:t>时间步的矩阵</w:t>
+      </w:r>
+      <m:oMath>
+        <m:r>
+          <w:rPr>
+            <w:rFonts w:ascii="Cambria Math" w:hAnsi="Cambria Math"/>
+          </w:rPr>
+          <m:t>X</m:t>
+        </m:r>
+      </m:oMath>
+      <w:r>
+        <w:rPr>
+          <w:rFonts w:hint="eastAsia"/>
+          <w:iCs/>
+        </w:rPr>
+        <w:t>先</w:t>
+      </w:r>
+      <w:r>
+        <w:rPr>
+          <w:rFonts w:hint="eastAsia"/>
+          <w:iCs/>
+        </w:rPr>
+        <w:t>线性变换</w:t>
+      </w:r>
+      <w:r>
+        <w:rPr>
+          <w:rFonts w:hint="eastAsia"/>
+          <w:iCs/>
+        </w:rPr>
+        <w:t>为</w:t>
+      </w:r>
+      <w:r>
+        <w:rPr>
+          <w:iCs/>
+        </w:rPr>
+        <w:t>Query（查询）、Key（键）和 Value（值）</w:t>
+      </w:r>
+      <w:r>
+        <w:rPr>
+          <w:rFonts w:hint="eastAsia"/>
+          <w:iCs/>
+        </w:rPr>
+        <w:t>三个矩阵</w:t>
+      </w:r>
+      <w:r>
+        <w:rPr>
+          <w:iCs/>
+        </w:rPr>
+        <w:t>：</w:t>
+      </w:r>
+    </w:p>
+    <w:p>
+      <w:pPr>
+        <w:rPr>
+          <w:iCs/>
+        </w:rPr>
+      </w:pPr>
+      <m:oMathPara>
+        <m:oMath>
+          <m:d>
+            <m:dPr>
+              <m:begChr m:val="{"/>
+              <m:endChr m:val=""/>
+              <m:ctrlPr>
+                <w:rPr>
+                  <w:rFonts w:ascii="Cambria Math" w:hAnsi="Cambria Math"/>
+                  <w:i/>
+                  <w:iCs/>
+                </w:rPr>
+              </m:ctrlPr>
+            </m:dPr>
+            <m:e>
+              <m:eqArr>
+                <m:eqArrPr>
+                  <m:ctrlPr>
+                    <w:rPr>
+                      <w:rFonts w:ascii="Cambria Math" w:hAnsi="Cambria Math"/>
+                      <w:i/>
+                      <w:iCs/>
+                    </w:rPr>
+                  </m:ctrlPr>
+                </m:eqArrPr>
+                <m:e>
+                  <m:r>
+                    <w:rPr>
+                      <w:rFonts w:ascii="Cambria Math" w:hAnsi="Cambria Math"/>
+                    </w:rPr>
+                    <m:t>Q=</m:t>
+                  </m:r>
+                  <w:bookmarkStart w:id="27" w:name="OLE_LINK21"/>
+                  <m:r>
+                    <w:rPr>
+                      <w:rFonts w:ascii="Cambria Math" w:hAnsi="Cambria Math"/>
+                    </w:rPr>
+                    <m:t>X</m:t>
+                  </m:r>
+                  <w:bookmarkEnd w:id="27"/>
+                  <m:r>
+                    <w:rPr>
+                      <w:rFonts w:ascii="Cambria Math" w:hAnsi="Cambria Math"/>
+                    </w:rPr>
+                    <m:t>∙</m:t>
+                  </m:r>
+                  <w:bookmarkStart w:id="28" w:name="OLE_LINK19"/>
+                  <m:sSub>
+                    <m:sSubPr>
+                      <m:ctrlPr>
+                        <w:rPr>
+                          <w:rFonts w:ascii="Cambria Math" w:hAnsi="Cambria Math"/>
+                          <w:i/>
+                          <w:iCs/>
+                        </w:rPr>
+                      </m:ctrlPr>
+                    </m:sSubPr>
+                    <m:e>
+                      <m:r>
+                        <w:rPr>
+                          <w:rFonts w:ascii="Cambria Math" w:hAnsi="Cambria Math"/>
+                        </w:rPr>
+                        <m:t>W</m:t>
+                      </m:r>
+                    </m:e>
+                    <m:sub>
+                      <m:r>
+                        <w:rPr>
+                          <w:rFonts w:ascii="Cambria Math" w:hAnsi="Cambria Math"/>
+                        </w:rPr>
+                        <m:t>Q</m:t>
+                      </m:r>
+                    </m:sub>
+                  </m:sSub>
+                  <w:bookmarkEnd w:id="28"/>
+                </m:e>
+                <m:e>
+                  <m:r>
+                    <w:rPr>
+                      <w:rFonts w:ascii="Cambria Math" w:hAnsi="Cambria Math"/>
+                    </w:rPr>
+                    <m:t>K=X∙</m:t>
+                  </m:r>
+                  <m:sSub>
+                    <m:sSubPr>
+                      <m:ctrlPr>
+                        <w:rPr>
+                          <w:rFonts w:ascii="Cambria Math" w:hAnsi="Cambria Math"/>
+                          <w:i/>
+                          <w:iCs/>
+                        </w:rPr>
+                      </m:ctrlPr>
+                    </m:sSubPr>
+                    <m:e>
+                      <m:r>
+                        <w:rPr>
+                          <w:rFonts w:ascii="Cambria Math" w:hAnsi="Cambria Math"/>
+                        </w:rPr>
+                        <m:t>W</m:t>
+                      </m:r>
+                    </m:e>
+                    <m:sub>
+                      <m:r>
+                        <w:rPr>
+                          <w:rFonts w:ascii="Cambria Math" w:hAnsi="Cambria Math"/>
+                        </w:rPr>
+                        <m:t>K</m:t>
+                      </m:r>
+                    </m:sub>
+                  </m:sSub>
+                </m:e>
+                <m:e>
+                  <m:r>
+                    <w:rPr>
+                      <w:rFonts w:ascii="Cambria Math" w:hAnsi="Cambria Math"/>
+                    </w:rPr>
+                    <m:t>V=X∙</m:t>
+                  </m:r>
+                  <w:bookmarkStart w:id="29" w:name="OLE_LINK20"/>
+                  <m:sSub>
+                    <m:sSubPr>
+                      <m:ctrlPr>
+                        <w:rPr>
+                          <w:rFonts w:ascii="Cambria Math" w:hAnsi="Cambria Math"/>
+                          <w:i/>
+                          <w:iCs/>
+                        </w:rPr>
+                      </m:ctrlPr>
+                    </m:sSubPr>
+                    <m:e>
+                      <m:r>
+                        <w:rPr>
+                          <w:rFonts w:ascii="Cambria Math" w:hAnsi="Cambria Math"/>
+                        </w:rPr>
+                        <m:t>W</m:t>
+                      </m:r>
+                    </m:e>
+                    <m:sub>
+                      <m:r>
+                        <w:rPr>
+                          <w:rFonts w:ascii="Cambria Math" w:hAnsi="Cambria Math"/>
+                        </w:rPr>
+                        <m:t>V</m:t>
+                      </m:r>
+                    </m:sub>
+                  </m:sSub>
+                  <w:bookmarkEnd w:id="29"/>
+                </m:e>
+              </m:eqArr>
+            </m:e>
+          </m:d>
+        </m:oMath>
+      </m:oMathPara>
+    </w:p>
+    <w:p>
+      <w:pPr>
+        <w:rPr>
+          <w:rFonts w:ascii="Cambria Math" w:hAnsi="Cambria Math"/>
+        </w:rPr>
+      </w:pPr>
+      <w:r>
+        <w:rPr>
+          <w:rFonts w:hint="eastAsia"/>
+          <w:iCs/>
+        </w:rPr>
+        <w:t>其中</w:t>
+      </w:r>
+      <m:oMath>
+        <m:sSub>
+          <m:sSubPr>
+            <m:ctrlPr>
+              <w:rPr>
+                <w:rFonts w:ascii="Cambria Math" w:hAnsi="Cambria Math"/>
+                <w:i/>
+                <w:iCs/>
+              </w:rPr>
+            </m:ctrlPr>
+          </m:sSubPr>
+          <m:e>
+            <m:r>
+              <w:rPr>
+                <w:rFonts w:ascii="Cambria Math" w:hAnsi="Cambria Math"/>
+              </w:rPr>
+              <m:t>W</m:t>
+            </m:r>
+          </m:e>
+          <m:sub>
+            <m:r>
+              <w:rPr>
+                <w:rFonts w:ascii="Cambria Math" w:hAnsi="Cambria Math"/>
+              </w:rPr>
+              <m:t>Q</m:t>
+            </m:r>
+          </m:sub>
+        </m:sSub>
+      </m:oMath>
+      <w:r>
+        <w:rPr>
+          <w:rFonts w:hint="eastAsia"/>
+          <w:iCs/>
+        </w:rPr>
+        <w:t>,</w:t>
+      </w:r>
+      <w:r>
+        <w:rPr>
+          <w:rFonts w:ascii="Cambria Math" w:hAnsi="Cambria Math"/>
+          <w:i/>
+          <w:iCs/>
+        </w:rPr>
+        <w:t xml:space="preserve"> </w:t>
+      </w:r>
+      <m:oMath>
+        <m:sSub>
+          <m:sSubPr>
+            <m:ctrlPr>
+              <w:rPr>
+                <w:rFonts w:ascii="Cambria Math" w:hAnsi="Cambria Math"/>
+                <w:i/>
+                <w:iCs/>
+              </w:rPr>
+            </m:ctrlPr>
+          </m:sSubPr>
+          <m:e>
+            <m:r>
+              <w:rPr>
+                <w:rFonts w:ascii="Cambria Math" w:hAnsi="Cambria Math"/>
+              </w:rPr>
+              <m:t>W</m:t>
+            </m:r>
+          </m:e>
+          <m:sub>
+            <m:r>
+              <w:rPr>
+                <w:rFonts w:ascii="Cambria Math" w:hAnsi="Cambria Math"/>
+              </w:rPr>
+              <m:t>K</m:t>
+            </m:r>
+          </m:sub>
+        </m:sSub>
+      </m:oMath>
+      <w:r>
+        <w:rPr>
+          <w:rFonts w:ascii="Cambria Math" w:hAnsi="Cambria Math" w:hint="eastAsia"/>
+        </w:rPr>
+        <w:t>,</w:t>
+      </w:r>
+      <w:r>
+        <w:rPr>
+          <w:rFonts w:ascii="Cambria Math" w:hAnsi="Cambria Math"/>
+          <w:i/>
+          <w:iCs/>
+        </w:rPr>
+        <w:t xml:space="preserve"> </w:t>
+      </w:r>
+      <m:oMath>
+        <m:sSub>
+          <m:sSubPr>
+            <m:ctrlPr>
+              <w:rPr>
+                <w:rFonts w:ascii="Cambria Math" w:hAnsi="Cambria Math"/>
+                <w:i/>
+                <w:iCs/>
+              </w:rPr>
+            </m:ctrlPr>
+          </m:sSubPr>
+          <m:e>
+            <m:r>
+              <w:rPr>
+                <w:rFonts w:ascii="Cambria Math" w:hAnsi="Cambria Math"/>
+              </w:rPr>
+              <m:t>W</m:t>
+            </m:r>
+          </m:e>
+          <m:sub>
+            <m:r>
+              <w:rPr>
+                <w:rFonts w:ascii="Cambria Math" w:hAnsi="Cambria Math"/>
+              </w:rPr>
+              <m:t>V</m:t>
+            </m:r>
+          </m:sub>
+        </m:sSub>
+      </m:oMath>
+      <w:r>
+        <w:rPr>
+          <w:rFonts w:ascii="Cambria Math" w:hAnsi="Cambria Math" w:hint="eastAsia"/>
+        </w:rPr>
+        <w:t>均是</w:t>
+      </w:r>
+      <w:r>
+        <w:rPr>
+          <w:rFonts w:ascii="Cambria Math" w:hAnsi="Cambria Math"/>
+        </w:rPr>
+        <w:t>线性变换矩阵</w:t>
+      </w:r>
+      <w:r>
+        <w:rPr>
+          <w:rFonts w:ascii="Cambria Math" w:hAnsi="Cambria Math" w:hint="eastAsia"/>
+        </w:rPr>
+        <w:t>，</w:t>
+      </w:r>
+      <w:r>
+        <w:rPr>
+          <w:rFonts w:ascii="Cambria Math" w:hAnsi="Cambria Math"/>
+        </w:rPr>
+        <w:t>是模型的可学习参数</w:t>
+      </w:r>
+      <w:r>
+        <w:rPr>
+          <w:rFonts w:ascii="Cambria Math" w:hAnsi="Cambria Math" w:hint="eastAsia"/>
+        </w:rPr>
+        <w:t>。</w:t>
+      </w:r>
+      <w:bookmarkStart w:id="30" w:name="OLE_LINK31"/>
+      <m:oMath>
+        <m:sSub>
+          <m:sSubPr>
+            <m:ctrlPr>
+              <w:rPr>
+                <w:rFonts w:ascii="Cambria Math" w:hAnsi="Cambria Math"/>
+                <w:i/>
+                <w:iCs/>
+              </w:rPr>
+            </m:ctrlPr>
+          </m:sSubPr>
+          <m:e>
+            <m:r>
+              <w:rPr>
+                <w:rFonts w:ascii="Cambria Math" w:hAnsi="Cambria Math"/>
+              </w:rPr>
+              <m:t>W</m:t>
+            </m:r>
+          </m:e>
+          <m:sub>
+            <m:r>
+              <w:rPr>
+                <w:rFonts w:ascii="Cambria Math" w:hAnsi="Cambria Math"/>
+              </w:rPr>
+              <m:t>Q</m:t>
+            </m:r>
+          </m:sub>
+        </m:sSub>
+      </m:oMath>
+      <w:r>
+        <w:rPr>
+          <w:rFonts w:hint="eastAsia"/>
+          <w:iCs/>
+        </w:rPr>
+        <w:t>,</w:t>
+      </w:r>
+      <w:r>
+        <w:rPr>
+          <w:rFonts w:ascii="Cambria Math" w:hAnsi="Cambria Math"/>
+          <w:i/>
+          <w:iCs/>
+        </w:rPr>
+        <w:t xml:space="preserve"> </w:t>
+      </w:r>
+      <m:oMath>
+        <m:sSub>
+          <m:sSubPr>
+            <m:ctrlPr>
+              <w:rPr>
+                <w:rFonts w:ascii="Cambria Math" w:hAnsi="Cambria Math"/>
+                <w:i/>
+                <w:iCs/>
+              </w:rPr>
+            </m:ctrlPr>
+          </m:sSubPr>
+          <m:e>
+            <m:r>
+              <w:rPr>
+                <w:rFonts w:ascii="Cambria Math" w:hAnsi="Cambria Math"/>
+              </w:rPr>
+              <m:t>W</m:t>
+            </m:r>
+          </m:e>
+          <m:sub>
+            <m:r>
+              <w:rPr>
+                <w:rFonts w:ascii="Cambria Math" w:hAnsi="Cambria Math"/>
+              </w:rPr>
+              <m:t>K</m:t>
+            </m:r>
+          </m:sub>
+        </m:sSub>
+      </m:oMath>
+      <w:r>
+        <w:rPr>
+          <w:rFonts w:ascii="Cambria Math" w:hAnsi="Cambria Math" w:hint="eastAsia"/>
+        </w:rPr>
+        <w:t>,</w:t>
+      </w:r>
+      <w:r>
+        <w:rPr>
+          <w:rFonts w:ascii="Cambria Math" w:hAnsi="Cambria Math"/>
+          <w:i/>
+          <w:iCs/>
+        </w:rPr>
+        <w:t xml:space="preserve"> </w:t>
+      </w:r>
+      <m:oMath>
+        <m:sSub>
+          <m:sSubPr>
+            <m:ctrlPr>
+              <w:rPr>
+                <w:rFonts w:ascii="Cambria Math" w:hAnsi="Cambria Math"/>
+                <w:i/>
+                <w:iCs/>
+              </w:rPr>
+            </m:ctrlPr>
+          </m:sSubPr>
+          <m:e>
+            <m:r>
+              <w:rPr>
+                <w:rFonts w:ascii="Cambria Math" w:hAnsi="Cambria Math"/>
+              </w:rPr>
+              <m:t>W</m:t>
+            </m:r>
+          </m:e>
+          <m:sub>
+            <m:r>
+              <w:rPr>
+                <w:rFonts w:ascii="Cambria Math" w:hAnsi="Cambria Math"/>
+              </w:rPr>
+              <m:t>V</m:t>
+            </m:r>
+          </m:sub>
+        </m:sSub>
+      </m:oMath>
+      <w:r>
+        <w:rPr>
+          <w:rFonts w:ascii="Cambria Math" w:hAnsi="Cambria Math" w:hint="eastAsia"/>
+        </w:rPr>
+        <w:t>均属于</w:t>
+      </w:r>
+      <m:oMath>
+        <m:sSup>
+          <m:sSupPr>
+            <m:ctrlPr>
+              <w:rPr>
+                <w:rFonts w:ascii="Cambria Math" w:hAnsi="Cambria Math"/>
+                <w:i/>
+              </w:rPr>
+            </m:ctrlPr>
+          </m:sSupPr>
+          <m:e>
+            <m:r>
+              <m:rPr>
+                <m:scr m:val="double-struck"/>
+              </m:rPr>
+              <w:rPr>
+                <w:rFonts w:ascii="Cambria Math" w:hAnsi="Cambria Math"/>
+              </w:rPr>
+              <m:t>R</m:t>
+            </m:r>
+          </m:e>
+          <m:sup>
+            <m:sSub>
+              <m:sSubPr>
+                <m:ctrlPr>
+                  <w:rPr>
+                    <w:rFonts w:ascii="Cambria Math" w:hAnsi="Cambria Math"/>
+                    <w:i/>
+                  </w:rPr>
+                </m:ctrlPr>
+              </m:sSubPr>
+              <m:e>
+                <m:r>
+                  <w:rPr>
+                    <w:rFonts w:ascii="Cambria Math" w:hAnsi="Cambria Math" w:hint="eastAsia"/>
+                  </w:rPr>
+                  <m:t>d</m:t>
+                </m:r>
+              </m:e>
+              <m:sub>
+                <m:r>
+                  <w:rPr>
+                    <w:rFonts w:ascii="Cambria Math" w:hAnsi="Cambria Math"/>
+                  </w:rPr>
+                  <m:t>model</m:t>
+                </m:r>
+              </m:sub>
+            </m:sSub>
+            <m:r>
+              <w:rPr>
+                <w:rFonts w:ascii="Cambria Math" w:hAnsi="Cambria Math"/>
+              </w:rPr>
+              <m:t>×</m:t>
+            </m:r>
+            <w:bookmarkStart w:id="31" w:name="OLE_LINK30"/>
+            <m:sSub>
+              <m:sSubPr>
+                <m:ctrlPr>
+                  <w:rPr>
+                    <w:rFonts w:ascii="Cambria Math" w:hAnsi="Cambria Math"/>
+                    <w:i/>
+                  </w:rPr>
+                </m:ctrlPr>
+              </m:sSubPr>
+              <m:e>
+                <m:r>
+                  <w:rPr>
+                    <w:rFonts w:ascii="Cambria Math" w:hAnsi="Cambria Math" w:hint="eastAsia"/>
+                  </w:rPr>
+                  <m:t>d</m:t>
+                </m:r>
+              </m:e>
+              <m:sub>
+                <m:r>
+                  <w:rPr>
+                    <w:rFonts w:ascii="Cambria Math" w:hAnsi="Cambria Math"/>
+                  </w:rPr>
+                  <m:t>model</m:t>
+                </m:r>
+              </m:sub>
+            </m:sSub>
+            <w:bookmarkEnd w:id="31"/>
+          </m:sup>
+        </m:sSup>
+      </m:oMath>
+      <w:r>
+        <w:rPr>
+          <w:rFonts w:ascii="Cambria Math" w:hAnsi="Cambria Math" w:hint="eastAsia"/>
+        </w:rPr>
+        <w:t>。</w:t>
+      </w:r>
+    </w:p>
+    <w:bookmarkEnd w:id="30"/>
+    <w:p>
+      <w:pPr>
+        <w:rPr>
+          <w:rFonts w:ascii="Cambria Math" w:hAnsi="Cambria Math"/>
+        </w:rPr>
+      </w:pPr>
+      <w:r>
+        <w:rPr>
+          <w:rFonts w:ascii="Cambria Math" w:hAnsi="Cambria Math" w:hint="eastAsia"/>
+        </w:rPr>
+        <w:t>随后计算</w:t>
+      </w:r>
+      <w:r>
+        <w:rPr>
+          <w:rFonts w:ascii="Cambria Math" w:hAnsi="Cambria Math" w:hint="eastAsia"/>
+        </w:rPr>
+        <w:t>得到每个时间步的注意力权重</w:t>
+      </w:r>
+      <w:r>
+        <w:rPr>
+          <w:rFonts w:ascii="Cambria Math" w:hAnsi="Cambria Math" w:hint="eastAsia"/>
+        </w:rPr>
+        <w:t>：</w:t>
+      </w:r>
+    </w:p>
+    <w:p>
+      <w:pPr>
+        <w:rPr>
+          <w:i/>
+        </w:rPr>
+      </w:pPr>
+      <m:oMathPara>
+        <m:oMath>
+          <m:r>
+            <w:rPr>
+              <w:rFonts w:ascii="Cambria Math" w:hAnsi="Cambria Math"/>
+            </w:rPr>
+            <m:t>Attention Weights=Softmax(</m:t>
+          </m:r>
+          <m:f>
+            <m:fPr>
+              <m:ctrlPr>
+                <w:rPr>
+                  <w:rFonts w:ascii="Cambria Math" w:hAnsi="Cambria Math"/>
+                  <w:i/>
+                </w:rPr>
+              </m:ctrlPr>
+            </m:fPr>
+            <m:num>
+              <w:bookmarkStart w:id="32" w:name="OLE_LINK22"/>
+              <m:r>
+                <w:rPr>
+                  <w:rFonts w:ascii="Cambria Math" w:hAnsi="Cambria Math"/>
+                </w:rPr>
+                <m:t>Q∙</m:t>
+              </m:r>
+              <m:sSup>
+                <m:sSupPr>
+                  <m:ctrlPr>
+                    <w:rPr>
+                      <w:rFonts w:ascii="Cambria Math" w:hAnsi="Cambria Math"/>
+                      <w:i/>
+                    </w:rPr>
+                  </m:ctrlPr>
+                </m:sSupPr>
+                <m:e>
+                  <m:r>
+                    <w:rPr>
+                      <w:rFonts w:ascii="Cambria Math" w:hAnsi="Cambria Math"/>
+                    </w:rPr>
+                    <m:t>K</m:t>
+                  </m:r>
+                </m:e>
+                <m:sup>
+                  <m:r>
+                    <w:rPr>
+                      <w:rFonts w:ascii="Cambria Math" w:hAnsi="Cambria Math"/>
+                    </w:rPr>
+                    <m:t>T</m:t>
+                  </m:r>
+                </m:sup>
+              </m:sSup>
+              <w:bookmarkEnd w:id="32"/>
+            </m:num>
+            <m:den>
+              <m:rad>
+                <m:radPr>
+                  <m:degHide m:val="1"/>
+                  <m:ctrlPr>
+                    <w:rPr>
+                      <w:rFonts w:ascii="Cambria Math" w:hAnsi="Cambria Math"/>
+                      <w:i/>
+                    </w:rPr>
+                  </m:ctrlPr>
+                </m:radPr>
+                <m:deg/>
+                <m:e>
+                  <m:sSub>
+                    <m:sSubPr>
+                      <m:ctrlPr>
+                        <w:rPr>
+                          <w:rFonts w:ascii="Cambria Math" w:hAnsi="Cambria Math"/>
+                          <w:i/>
+                        </w:rPr>
+                      </m:ctrlPr>
+                    </m:sSubPr>
+                    <m:e>
+                      <m:r>
+                        <w:rPr>
+                          <w:rFonts w:ascii="Cambria Math" w:hAnsi="Cambria Math" w:hint="eastAsia"/>
+                        </w:rPr>
+                        <m:t>d</m:t>
+                      </m:r>
+                    </m:e>
+                    <m:sub>
+                      <m:r>
+                        <w:rPr>
+                          <w:rFonts w:ascii="Cambria Math" w:hAnsi="Cambria Math"/>
+                        </w:rPr>
+                        <m:t>model</m:t>
+                      </m:r>
+                    </m:sub>
+                  </m:sSub>
+                </m:e>
+              </m:rad>
+            </m:den>
+          </m:f>
+          <m:r>
+            <w:rPr>
+              <w:rFonts w:ascii="Cambria Math" w:hAnsi="Cambria Math"/>
+            </w:rPr>
+            <m:t>)</m:t>
+          </m:r>
+        </m:oMath>
+      </m:oMathPara>
+    </w:p>
+    <w:p>
+      <w:pPr>
+        <w:rPr>
+          <w:iCs/>
+        </w:rPr>
+      </w:pPr>
+      <w:r>
+        <w:rPr>
+          <w:rFonts w:hint="eastAsia"/>
+          <w:iCs/>
+        </w:rPr>
+        <w:t>其中：</w:t>
+      </w:r>
+    </w:p>
+    <w:p>
+      <w:pPr>
+        <w:jc w:val="left"/>
+        <w:rPr>
+          <w:rFonts w:ascii="Cambria Math" w:hAnsi="Cambria Math"/>
+        </w:rPr>
+      </w:pPr>
+      <m:oMath>
+        <m:r>
+          <w:rPr>
+            <w:rFonts w:ascii="Cambria Math" w:hAnsi="Cambria Math"/>
+          </w:rPr>
+          <m:t>score</m:t>
+        </m:r>
+        <m:d>
+          <m:dPr>
+            <m:ctrlPr>
+              <w:rPr>
+                <w:rFonts w:ascii="Cambria Math" w:hAnsi="Cambria Math"/>
+                <w:i/>
+                <w:iCs/>
+              </w:rPr>
+            </m:ctrlPr>
+          </m:dPr>
+          <m:e>
+            <m:r>
+              <w:rPr>
+                <w:rFonts w:ascii="Cambria Math" w:hAnsi="Cambria Math"/>
+              </w:rPr>
+              <m:t>Q,K</m:t>
+            </m:r>
+          </m:e>
+        </m:d>
+        <m:r>
+          <w:rPr>
+            <w:rFonts w:ascii="Cambria Math" w:hAnsi="Cambria Math"/>
+          </w:rPr>
+          <m:t>=</m:t>
+        </m:r>
+        <m:r>
+          <w:rPr>
+            <w:rFonts w:ascii="Cambria Math" w:hAnsi="Cambria Math"/>
+            <w:kern w:val="0"/>
+          </w:rPr>
+          <m:t>Q∙</m:t>
+        </m:r>
+        <m:sSup>
+          <m:sSupPr>
+            <m:ctrlPr>
+              <w:rPr>
+                <w:rFonts w:ascii="Cambria Math" w:eastAsia="宋体" w:hAnsi="Cambria Math" w:cs="宋体"/>
+                <w:i/>
+                <w:sz w:val="24"/>
+                <w:szCs w:val="24"/>
+              </w:rPr>
+            </m:ctrlPr>
+          </m:sSupPr>
+          <m:e>
+            <m:r>
+              <w:rPr>
+                <w:rFonts w:ascii="Cambria Math" w:hAnsi="Cambria Math"/>
+                <w:kern w:val="0"/>
+              </w:rPr>
+              <m:t>K</m:t>
+            </m:r>
+          </m:e>
+          <m:sup>
+            <m:r>
+              <w:rPr>
+                <w:rFonts w:ascii="Cambria Math" w:hAnsi="Cambria Math"/>
+                <w:kern w:val="0"/>
+              </w:rPr>
+              <m:t>T</m:t>
+            </m:r>
+          </m:sup>
+        </m:sSup>
+      </m:oMath>
+      <w:r>
+        <w:rPr>
+          <w:rFonts w:hint="eastAsia"/>
+          <w:sz w:val="24"/>
+          <w:szCs w:val="24"/>
+        </w:rPr>
+        <w:t xml:space="preserve"> </w:t>
+      </w:r>
+      <w:r>
+        <w:rPr>
+          <w:rFonts w:hint="eastAsia"/>
+          <w:sz w:val="24"/>
+          <w:szCs w:val="24"/>
+        </w:rPr>
+        <w:t>：</w:t>
+      </w:r>
+      <w:r>
+        <w:rPr>
+          <w:rFonts w:hint="eastAsia"/>
+          <w:szCs w:val="21"/>
+        </w:rPr>
+        <w:t>表示的是</w:t>
+      </w:r>
+      <w:r>
+        <w:rPr>
+          <w:rFonts w:hint="eastAsia"/>
+          <w:szCs w:val="21"/>
+        </w:rPr>
+        <w:t>每个时间步（每个行矩阵</w:t>
+      </w:r>
+      <w:r>
+        <w:rPr>
+          <w:szCs w:val="21"/>
+        </w:rPr>
+        <w:t>）</w:t>
+      </w:r>
+      <w:r>
+        <w:rPr>
+          <w:rFonts w:hint="eastAsia"/>
+          <w:szCs w:val="21"/>
+        </w:rPr>
+        <w:t>与自己包括其他每个行矩阵，即每个时间步之间的联系。不好理解的话，</w:t>
+      </w:r>
+      <w:r>
+        <w:rPr>
+          <w:rFonts w:hint="eastAsia"/>
+          <w:szCs w:val="21"/>
+        </w:rPr>
+        <w:t>无视</w:t>
+      </w:r>
+      <w:r>
+        <w:rPr>
+          <w:rFonts w:ascii="Cambria Math" w:hAnsi="Cambria Math"/>
+        </w:rPr>
+        <w:t>线性变换矩阵</w:t>
+      </w:r>
+      <w:r>
+        <w:rPr>
+          <w:rFonts w:ascii="Cambria Math" w:hAnsi="Cambria Math" w:hint="eastAsia"/>
+        </w:rPr>
+        <w:t>（自然在线性代数中无法随意改变计算顺序但是线性变换本身不影响线性相关性，所以可以忽略）</w:t>
+      </w:r>
+      <w:r>
+        <w:rPr>
+          <w:rFonts w:ascii="Cambria Math" w:hAnsi="Cambria Math" w:hint="eastAsia"/>
+        </w:rPr>
+        <w:t>，剩下的就是</w:t>
+      </w:r>
+      <w:bookmarkStart w:id="33" w:name="OLE_LINK23"/>
+      <m:oMath>
+        <m:r>
+          <w:rPr>
+            <w:rFonts w:ascii="Cambria Math" w:hAnsi="Cambria Math"/>
+          </w:rPr>
+          <m:t>X⋅</m:t>
+        </m:r>
+        <m:sSup>
+          <m:sSupPr>
+            <m:ctrlPr>
+              <w:rPr>
+                <w:rFonts w:ascii="Cambria Math" w:hAnsi="Cambria Math"/>
+                <w:i/>
+              </w:rPr>
+            </m:ctrlPr>
+          </m:sSupPr>
+          <m:e>
+            <m:r>
+              <w:rPr>
+                <w:rFonts w:ascii="Cambria Math" w:hAnsi="Cambria Math"/>
+              </w:rPr>
+              <m:t>X</m:t>
+            </m:r>
+          </m:e>
+          <m:sup>
+            <m:r>
+              <w:rPr>
+                <w:rFonts w:ascii="Cambria Math" w:hAnsi="Cambria Math"/>
+              </w:rPr>
+              <m:t>T</m:t>
+            </m:r>
+          </m:sup>
+        </m:sSup>
+      </m:oMath>
+      <w:bookmarkEnd w:id="33"/>
+      <w:r>
+        <w:rPr>
+          <w:rFonts w:ascii="Cambria Math" w:hAnsi="Cambria Math" w:hint="eastAsia"/>
+        </w:rPr>
+        <w:t>！</w:t>
+      </w:r>
+    </w:p>
+    <w:p>
+      <w:pPr>
+        <w:jc w:val="left"/>
+        <w:rPr>
+          <w:rFonts w:ascii="Cambria Math" w:hAnsi="Cambria Math"/>
+        </w:rPr>
+      </w:pPr>
+      <m:oMath>
+        <m:r>
+          <w:rPr>
+            <w:rFonts w:ascii="Cambria Math" w:hAnsi="Cambria Math"/>
+          </w:rPr>
+          <m:t>Softmax</m:t>
+        </m:r>
+      </m:oMath>
+      <w:r>
+        <w:rPr>
+          <w:rFonts w:ascii="Cambria Math" w:hAnsi="Cambria Math" w:hint="eastAsia"/>
+        </w:rPr>
+        <w:t>函数：起到的是归一化的作用，具体的计算步骤在后面会有提及。</w:t>
+      </w:r>
+    </w:p>
+    <w:p>
+      <w:pPr>
+        <w:rPr>
+          <w:rFonts w:ascii="Cambria Math" w:hAnsi="Cambria Math"/>
+        </w:rPr>
+      </w:pPr>
+      <m:oMath>
+        <m:rad>
+          <m:radPr>
+            <m:degHide m:val="1"/>
+            <m:ctrlPr>
+              <w:rPr>
+                <w:rFonts w:ascii="Cambria Math" w:hAnsi="Cambria Math"/>
+                <w:i/>
+              </w:rPr>
+            </m:ctrlPr>
+          </m:radPr>
+          <m:deg/>
+          <m:e>
+            <m:sSub>
+              <m:sSubPr>
+                <m:ctrlPr>
+                  <w:rPr>
+                    <w:rFonts w:ascii="Cambria Math" w:eastAsia="宋体" w:hAnsi="Cambria Math" w:cs="宋体"/>
+                    <w:i/>
+                    <w:sz w:val="24"/>
+                    <w:szCs w:val="24"/>
+                  </w:rPr>
+                </m:ctrlPr>
+              </m:sSubPr>
+              <m:e>
+                <m:r>
+                  <w:rPr>
+                    <w:rFonts w:ascii="Cambria Math" w:hAnsi="Cambria Math"/>
+                    <w:kern w:val="0"/>
+                  </w:rPr>
+                  <m:t>d</m:t>
+                </m:r>
+              </m:e>
+              <m:sub>
+                <m:r>
+                  <w:rPr>
+                    <w:rFonts w:ascii="Cambria Math" w:hAnsi="Cambria Math"/>
+                    <w:kern w:val="0"/>
+                  </w:rPr>
+                  <m:t>model</m:t>
+                </m:r>
+              </m:sub>
+            </m:sSub>
+          </m:e>
+        </m:rad>
+      </m:oMath>
+      <w:r>
+        <w:rPr>
+          <w:rFonts w:ascii="Cambria Math" w:hAnsi="Cambria Math" w:hint="eastAsia"/>
+        </w:rPr>
+        <w:t>：起到的是稳定梯度的作用，简单讲起来就是</w:t>
+      </w:r>
+      <w:r>
+        <w:rPr>
+          <w:rFonts w:ascii="Cambria Math" w:hAnsi="Cambria Math" w:hint="eastAsia"/>
+        </w:rPr>
+        <w:t>假设</w:t>
+      </w:r>
+      <m:oMath>
+        <m:r>
+          <w:rPr>
+            <w:rFonts w:ascii="Cambria Math" w:hAnsi="Cambria Math"/>
+          </w:rPr>
+          <m:t>Q,K</m:t>
+        </m:r>
+      </m:oMath>
+      <w:r>
+        <w:rPr>
+          <w:rFonts w:ascii="Cambria Math" w:hAnsi="Cambria Math"/>
+        </w:rPr>
+        <w:t>里的元素的均值为</w:t>
+      </w:r>
+      <w:r>
+        <w:rPr>
+          <w:rFonts w:ascii="Cambria Math" w:hAnsi="Cambria Math"/>
+        </w:rPr>
+        <w:t>0</w:t>
+      </w:r>
+      <w:r>
+        <w:rPr>
+          <w:rFonts w:ascii="Cambria Math" w:hAnsi="Cambria Math"/>
+        </w:rPr>
+        <w:t>，方差为</w:t>
+      </w:r>
+      <w:r>
+        <w:rPr>
+          <w:rFonts w:ascii="Cambria Math" w:hAnsi="Cambria Math"/>
+        </w:rPr>
+        <w:t>1</w:t>
+      </w:r>
+      <w:r>
+        <w:rPr>
+          <w:rFonts w:ascii="Cambria Math" w:hAnsi="Cambria Math"/>
+        </w:rPr>
+        <w:t>，那么</w:t>
+      </w:r>
+      <w:bookmarkStart w:id="34" w:name="OLE_LINK25"/>
+      <m:oMath>
+        <m:r>
+          <w:rPr>
+            <w:rFonts w:ascii="Cambria Math" w:hAnsi="Cambria Math"/>
+          </w:rPr>
+          <m:t>score</m:t>
+        </m:r>
+        <m:d>
+          <m:dPr>
+            <m:ctrlPr>
+              <w:rPr>
+                <w:rFonts w:ascii="Cambria Math" w:hAnsi="Cambria Math"/>
+                <w:i/>
+                <w:iCs/>
+              </w:rPr>
+            </m:ctrlPr>
+          </m:dPr>
+          <m:e>
+            <m:r>
+              <w:rPr>
+                <w:rFonts w:ascii="Cambria Math" w:hAnsi="Cambria Math"/>
+              </w:rPr>
+              <m:t>Q,K</m:t>
+            </m:r>
+          </m:e>
+        </m:d>
+        <w:bookmarkEnd w:id="34"/>
+        <m:r>
+          <w:rPr>
+            <w:rFonts w:ascii="Cambria Math" w:hAnsi="Cambria Math"/>
+          </w:rPr>
+          <m:t>=</m:t>
+        </m:r>
+        <m:r>
+          <w:rPr>
+            <w:rFonts w:ascii="Cambria Math" w:hAnsi="Cambria Math"/>
+            <w:kern w:val="0"/>
+          </w:rPr>
+          <m:t>Q∙</m:t>
+        </m:r>
+        <m:sSup>
+          <m:sSupPr>
+            <m:ctrlPr>
+              <w:rPr>
+                <w:rFonts w:ascii="Cambria Math" w:eastAsia="宋体" w:hAnsi="Cambria Math" w:cs="宋体"/>
+                <w:i/>
+                <w:sz w:val="24"/>
+                <w:szCs w:val="24"/>
+              </w:rPr>
+            </m:ctrlPr>
+          </m:sSupPr>
+          <m:e>
+            <m:r>
+              <w:rPr>
+                <w:rFonts w:ascii="Cambria Math" w:hAnsi="Cambria Math"/>
+                <w:kern w:val="0"/>
+              </w:rPr>
+              <m:t>K</m:t>
+            </m:r>
+          </m:e>
+          <m:sup>
+            <m:r>
+              <w:rPr>
+                <w:rFonts w:ascii="Cambria Math" w:hAnsi="Cambria Math"/>
+                <w:kern w:val="0"/>
+              </w:rPr>
+              <m:t>T</m:t>
+            </m:r>
+          </m:sup>
+        </m:sSup>
+      </m:oMath>
+      <w:r>
+        <w:rPr>
+          <w:rFonts w:ascii="Cambria Math" w:hAnsi="Cambria Math"/>
+        </w:rPr>
+        <w:t>中元素的均值为</w:t>
+      </w:r>
+      <w:r>
+        <w:rPr>
+          <w:rFonts w:ascii="Cambria Math" w:hAnsi="Cambria Math"/>
+        </w:rPr>
+        <w:t>0</w:t>
+      </w:r>
+      <w:r>
+        <w:rPr>
+          <w:rFonts w:ascii="Cambria Math" w:hAnsi="Cambria Math"/>
+        </w:rPr>
+        <w:t>，方差为</w:t>
+      </w:r>
+      <m:oMath>
+        <m:sSub>
+          <m:sSubPr>
+            <m:ctrlPr>
+              <w:rPr>
+                <w:rFonts w:ascii="Cambria Math" w:eastAsia="宋体" w:hAnsi="Cambria Math" w:cs="宋体"/>
+                <w:i/>
+                <w:sz w:val="24"/>
+                <w:szCs w:val="24"/>
+              </w:rPr>
+            </m:ctrlPr>
+          </m:sSubPr>
+          <m:e>
+            <m:r>
+              <w:rPr>
+                <w:rFonts w:ascii="Cambria Math" w:hAnsi="Cambria Math"/>
+                <w:kern w:val="0"/>
+              </w:rPr>
+              <m:t>d</m:t>
+            </m:r>
+          </m:e>
+          <m:sub>
+            <m:r>
+              <w:rPr>
+                <w:rFonts w:ascii="Cambria Math" w:hAnsi="Cambria Math"/>
+                <w:kern w:val="0"/>
+              </w:rPr>
+              <m:t>model</m:t>
+            </m:r>
+          </m:sub>
+        </m:sSub>
+      </m:oMath>
+      <w:r>
+        <w:rPr>
+          <w:rFonts w:ascii="Cambria Math" w:hAnsi="Cambria Math" w:hint="eastAsia"/>
+        </w:rPr>
+        <w:t>。</w:t>
+      </w:r>
+      <w:r>
+        <w:rPr>
+          <w:rFonts w:ascii="Cambria Math" w:hAnsi="Cambria Math"/>
+        </w:rPr>
+        <w:t>当</w:t>
+      </w:r>
+      <m:oMath>
+        <m:sSub>
+          <m:sSubPr>
+            <m:ctrlPr>
+              <w:rPr>
+                <w:rFonts w:ascii="Cambria Math" w:eastAsia="宋体" w:hAnsi="Cambria Math" w:cs="宋体"/>
+                <w:i/>
+                <w:sz w:val="24"/>
+                <w:szCs w:val="24"/>
+              </w:rPr>
+            </m:ctrlPr>
+          </m:sSubPr>
+          <m:e>
+            <m:r>
+              <w:rPr>
+                <w:rFonts w:ascii="Cambria Math" w:hAnsi="Cambria Math"/>
+                <w:kern w:val="0"/>
+              </w:rPr>
+              <m:t>d</m:t>
+            </m:r>
+          </m:e>
+          <m:sub>
+            <m:r>
+              <w:rPr>
+                <w:rFonts w:ascii="Cambria Math" w:hAnsi="Cambria Math"/>
+                <w:kern w:val="0"/>
+              </w:rPr>
+              <m:t>k</m:t>
+            </m:r>
+          </m:sub>
+        </m:sSub>
+      </m:oMath>
+      <w:r>
+        <w:rPr>
+          <w:rFonts w:ascii="Cambria Math" w:hAnsi="Cambria Math"/>
+        </w:rPr>
+        <w:t>变得很大时，</w:t>
+      </w:r>
+      <w:bookmarkStart w:id="35" w:name="OLE_LINK26"/>
+      <m:oMath>
+        <m:r>
+          <w:rPr>
+            <w:rFonts w:ascii="Cambria Math" w:hAnsi="Cambria Math"/>
+          </w:rPr>
+          <m:t>score</m:t>
+        </m:r>
+        <m:d>
+          <m:dPr>
+            <m:ctrlPr>
+              <w:rPr>
+                <w:rFonts w:ascii="Cambria Math" w:hAnsi="Cambria Math"/>
+                <w:i/>
+                <w:iCs/>
+              </w:rPr>
+            </m:ctrlPr>
+          </m:dPr>
+          <m:e>
+            <m:r>
+              <w:rPr>
+                <w:rFonts w:ascii="Cambria Math" w:hAnsi="Cambria Math"/>
+              </w:rPr>
+              <m:t>Q,K</m:t>
+            </m:r>
+          </m:e>
+        </m:d>
+      </m:oMath>
+      <w:bookmarkEnd w:id="35"/>
+      <w:r>
+        <w:rPr>
+          <w:rFonts w:ascii="Cambria Math" w:hAnsi="Cambria Math"/>
+        </w:rPr>
+        <w:t>中的元素的方差也会变得很大，如果</w:t>
+      </w:r>
+      <m:oMath>
+        <m:r>
+          <w:rPr>
+            <w:rFonts w:ascii="Cambria Math" w:hAnsi="Cambria Math"/>
+            <w:kern w:val="0"/>
+          </w:rPr>
+          <m:t>score</m:t>
+        </m:r>
+        <m:d>
+          <m:dPr>
+            <m:ctrlPr>
+              <w:rPr>
+                <w:rFonts w:ascii="Cambria Math" w:eastAsia="宋体" w:hAnsi="Cambria Math" w:cs="宋体"/>
+                <w:i/>
+                <w:iCs/>
+                <w:sz w:val="24"/>
+                <w:szCs w:val="24"/>
+              </w:rPr>
+            </m:ctrlPr>
+          </m:dPr>
+          <m:e>
+            <m:r>
+              <w:rPr>
+                <w:rFonts w:ascii="Cambria Math" w:hAnsi="Cambria Math"/>
+                <w:kern w:val="0"/>
+              </w:rPr>
+              <m:t>Q,K</m:t>
+            </m:r>
+          </m:e>
+        </m:d>
+      </m:oMath>
+      <w:r>
+        <w:rPr>
+          <w:rFonts w:ascii="Cambria Math" w:hAnsi="Cambria Math"/>
+        </w:rPr>
+        <w:t>中的元素方差很大，那么</w:t>
+      </w:r>
+      <m:oMath>
+        <m:r>
+          <w:rPr>
+            <w:rFonts w:ascii="Cambria Math" w:hAnsi="Cambria Math"/>
+          </w:rPr>
+          <m:t>S</m:t>
+        </m:r>
+        <m:r>
+          <w:rPr>
+            <w:rFonts w:ascii="Cambria Math" w:hAnsi="Cambria Math" w:hint="eastAsia"/>
+          </w:rPr>
+          <m:t>oftmax</m:t>
+        </m:r>
+        <m:r>
+          <w:rPr>
+            <w:rFonts w:ascii="Cambria Math" w:hAnsi="Cambria Math"/>
+          </w:rPr>
+          <m:t>(</m:t>
+        </m:r>
+        <m:r>
+          <w:rPr>
+            <w:rFonts w:ascii="Cambria Math" w:hAnsi="Cambria Math"/>
+            <w:kern w:val="0"/>
+          </w:rPr>
+          <m:t>score</m:t>
+        </m:r>
+        <m:d>
+          <m:dPr>
+            <m:ctrlPr>
+              <w:rPr>
+                <w:rFonts w:ascii="Cambria Math" w:eastAsia="宋体" w:hAnsi="Cambria Math" w:cs="宋体"/>
+                <w:i/>
+                <w:iCs/>
+                <w:sz w:val="24"/>
+                <w:szCs w:val="24"/>
+              </w:rPr>
+            </m:ctrlPr>
+          </m:dPr>
+          <m:e>
+            <m:r>
+              <w:rPr>
+                <w:rFonts w:ascii="Cambria Math" w:hAnsi="Cambria Math"/>
+                <w:kern w:val="0"/>
+              </w:rPr>
+              <m:t>Q,K</m:t>
+            </m:r>
+          </m:e>
+        </m:d>
+        <m:r>
+          <w:rPr>
+            <w:rFonts w:ascii="Cambria Math" w:eastAsia="宋体" w:hAnsi="Cambria Math" w:cs="宋体"/>
+            <w:sz w:val="24"/>
+            <w:szCs w:val="24"/>
+          </w:rPr>
+          <m:t>)</m:t>
+        </m:r>
+      </m:oMath>
+      <w:r>
+        <w:rPr>
+          <w:rFonts w:ascii="Cambria Math" w:hAnsi="Cambria Math"/>
+        </w:rPr>
+        <w:t>的分布会趋于陡峭</w:t>
+      </w:r>
+      <w:r>
+        <w:rPr>
+          <w:rFonts w:ascii="Cambria Math" w:hAnsi="Cambria Math"/>
+        </w:rPr>
+        <w:t>(</w:t>
+      </w:r>
+      <w:r>
+        <w:rPr>
+          <w:rFonts w:ascii="Cambria Math" w:hAnsi="Cambria Math"/>
+        </w:rPr>
+        <w:t>分布的方差大，分布集中在绝对值大的区域</w:t>
+      </w:r>
+      <w:r>
+        <w:rPr>
+          <w:rFonts w:ascii="Cambria Math" w:hAnsi="Cambria Math"/>
+        </w:rPr>
+        <w:t>)</w:t>
+      </w:r>
+      <w:r>
+        <w:rPr>
+          <w:rFonts w:ascii="Cambria Math" w:hAnsi="Cambria Math"/>
+        </w:rPr>
+        <w:t>。因此</w:t>
+      </w:r>
+      <w:r>
+        <w:rPr>
+          <w:rFonts w:ascii="Cambria Math" w:hAnsi="Cambria Math" w:hint="eastAsia"/>
+        </w:rPr>
+        <w:t>将</w:t>
+      </w:r>
+      <m:oMath>
+        <m:r>
+          <w:rPr>
+            <w:rFonts w:ascii="Cambria Math" w:hAnsi="Cambria Math"/>
+          </w:rPr>
+          <m:t>score</m:t>
+        </m:r>
+        <m:d>
+          <m:dPr>
+            <m:ctrlPr>
+              <w:rPr>
+                <w:rFonts w:ascii="Cambria Math" w:hAnsi="Cambria Math"/>
+                <w:i/>
+                <w:iCs/>
+              </w:rPr>
+            </m:ctrlPr>
+          </m:dPr>
+          <m:e>
+            <m:r>
+              <w:rPr>
+                <w:rFonts w:ascii="Cambria Math" w:hAnsi="Cambria Math"/>
+              </w:rPr>
+              <m:t>Q,K</m:t>
+            </m:r>
+          </m:e>
+        </m:d>
+      </m:oMath>
+      <w:r>
+        <w:rPr>
+          <w:rFonts w:ascii="Cambria Math" w:hAnsi="Cambria Math"/>
+        </w:rPr>
+        <w:t>中每一个元素除以</w:t>
+      </w:r>
+      <m:oMath>
+        <m:rad>
+          <m:radPr>
+            <m:degHide m:val="1"/>
+            <m:ctrlPr>
+              <w:rPr>
+                <w:rFonts w:ascii="Cambria Math" w:hAnsi="Cambria Math"/>
+                <w:i/>
+              </w:rPr>
+            </m:ctrlPr>
+          </m:radPr>
+          <m:deg/>
+          <m:e>
+            <m:sSub>
+              <m:sSubPr>
+                <m:ctrlPr>
+                  <w:rPr>
+                    <w:rFonts w:ascii="Cambria Math" w:eastAsia="宋体" w:hAnsi="Cambria Math" w:cs="宋体"/>
+                    <w:i/>
+                    <w:sz w:val="24"/>
+                    <w:szCs w:val="24"/>
+                  </w:rPr>
+                </m:ctrlPr>
+              </m:sSubPr>
+              <m:e>
+                <m:r>
+                  <w:rPr>
+                    <w:rFonts w:ascii="Cambria Math" w:hAnsi="Cambria Math"/>
+                    <w:kern w:val="0"/>
+                  </w:rPr>
+                  <m:t>d</m:t>
+                </m:r>
+              </m:e>
+              <m:sub>
+                <m:r>
+                  <w:rPr>
+                    <w:rFonts w:ascii="Cambria Math" w:hAnsi="Cambria Math"/>
+                    <w:kern w:val="0"/>
+                  </w:rPr>
+                  <m:t>model</m:t>
+                </m:r>
+              </m:sub>
+            </m:sSub>
+          </m:e>
+        </m:rad>
+      </m:oMath>
+      <w:r>
+        <w:rPr>
+          <w:rFonts w:ascii="Cambria Math" w:hAnsi="Cambria Math"/>
+        </w:rPr>
+        <w:t>后，方差又变为</w:t>
+      </w:r>
+      <w:r>
+        <w:rPr>
+          <w:rFonts w:ascii="Cambria Math" w:hAnsi="Cambria Math"/>
+        </w:rPr>
+        <w:t>1</w:t>
+      </w:r>
+      <w:r>
+        <w:rPr>
+          <w:rFonts w:ascii="Cambria Math" w:hAnsi="Cambria Math"/>
+        </w:rPr>
+        <w:t>。这使得</w:t>
+      </w:r>
+      <m:oMath>
+        <m:r>
+          <w:rPr>
+            <w:rFonts w:ascii="Cambria Math" w:hAnsi="Cambria Math"/>
+          </w:rPr>
+          <m:t>S</m:t>
+        </m:r>
+        <m:r>
+          <w:rPr>
+            <w:rFonts w:ascii="Cambria Math" w:hAnsi="Cambria Math" w:hint="eastAsia"/>
+          </w:rPr>
+          <m:t>oftmax</m:t>
+        </m:r>
+        <m:r>
+          <w:rPr>
+            <w:rFonts w:ascii="Cambria Math" w:hAnsi="Cambria Math"/>
+          </w:rPr>
+          <m:t>(</m:t>
+        </m:r>
+        <m:r>
+          <w:rPr>
+            <w:rFonts w:ascii="Cambria Math" w:hAnsi="Cambria Math"/>
+            <w:kern w:val="0"/>
+          </w:rPr>
+          <m:t>score</m:t>
+        </m:r>
+        <m:d>
+          <m:dPr>
+            <m:ctrlPr>
+              <w:rPr>
+                <w:rFonts w:ascii="Cambria Math" w:eastAsia="宋体" w:hAnsi="Cambria Math" w:cs="宋体"/>
+                <w:i/>
+                <w:iCs/>
+                <w:sz w:val="24"/>
+                <w:szCs w:val="24"/>
+              </w:rPr>
+            </m:ctrlPr>
+          </m:dPr>
+          <m:e>
+            <m:r>
+              <w:rPr>
+                <w:rFonts w:ascii="Cambria Math" w:hAnsi="Cambria Math"/>
+                <w:kern w:val="0"/>
+              </w:rPr>
+              <m:t>Q,K</m:t>
+            </m:r>
+          </m:e>
+        </m:d>
+        <m:r>
+          <w:rPr>
+            <w:rFonts w:ascii="Cambria Math" w:eastAsia="宋体" w:hAnsi="Cambria Math" w:cs="宋体"/>
+            <w:sz w:val="24"/>
+            <w:szCs w:val="24"/>
+          </w:rPr>
+          <m:t>)</m:t>
+        </m:r>
+      </m:oMath>
+      <w:r>
+        <w:rPr>
+          <w:rFonts w:ascii="Cambria Math" w:hAnsi="Cambria Math"/>
+        </w:rPr>
+        <w:t>的分布</w:t>
+      </w:r>
+      <w:r>
+        <w:rPr>
+          <w:rFonts w:ascii="Cambria Math" w:hAnsi="Cambria Math"/>
+        </w:rPr>
+        <w:t>“</w:t>
+      </w:r>
+      <w:r>
+        <w:rPr>
+          <w:rFonts w:ascii="Cambria Math" w:hAnsi="Cambria Math"/>
+        </w:rPr>
+        <w:t>陡峭</w:t>
+      </w:r>
+      <w:r>
+        <w:rPr>
+          <w:rFonts w:ascii="Cambria Math" w:hAnsi="Cambria Math"/>
+        </w:rPr>
+        <w:t>”</w:t>
+      </w:r>
+      <w:r>
+        <w:rPr>
+          <w:rFonts w:ascii="Cambria Math" w:hAnsi="Cambria Math"/>
+        </w:rPr>
+        <w:t>程度与</w:t>
+      </w:r>
+      <m:oMath>
+        <m:sSub>
+          <m:sSubPr>
+            <m:ctrlPr>
+              <w:rPr>
+                <w:rFonts w:ascii="Cambria Math" w:eastAsia="宋体" w:hAnsi="Cambria Math" w:cs="宋体"/>
+                <w:i/>
+                <w:sz w:val="24"/>
+                <w:szCs w:val="24"/>
+              </w:rPr>
+            </m:ctrlPr>
+          </m:sSubPr>
+          <m:e>
+            <m:r>
+              <w:rPr>
+                <w:rFonts w:ascii="Cambria Math" w:hAnsi="Cambria Math"/>
+                <w:kern w:val="0"/>
+              </w:rPr>
+              <m:t>d</m:t>
+            </m:r>
+          </m:e>
+          <m:sub>
+            <m:r>
+              <w:rPr>
+                <w:rFonts w:ascii="Cambria Math" w:hAnsi="Cambria Math"/>
+                <w:kern w:val="0"/>
+              </w:rPr>
+              <m:t>model</m:t>
+            </m:r>
+          </m:sub>
+        </m:sSub>
+      </m:oMath>
+      <w:r>
+        <w:rPr>
+          <w:rFonts w:ascii="Cambria Math" w:hAnsi="Cambria Math"/>
+        </w:rPr>
+        <w:t>解耦，从而使得训练过程中梯度值保持稳定。</w:t>
+      </w:r>
+    </w:p>
+    <w:p>
+      <w:pPr>
+        <w:rPr>
+          <w:iCs/>
+        </w:rPr>
+      </w:pPr>
+      <w:r>
+        <w:rPr>
+          <w:rFonts w:hint="eastAsia"/>
+          <w:iCs/>
+        </w:rPr>
+        <w:t>计算出的</w:t>
+      </w:r>
+      <w:r>
+        <w:rPr>
+          <w:rFonts w:hint="eastAsia"/>
+          <w:iCs/>
+        </w:rPr>
+        <w:t>权重决定了当前时间步从其他时间步获取信息的比例。加权求和后，得到增强的表示：</w:t>
+      </w:r>
+    </w:p>
+    <w:p>
+      <w:pPr>
+        <w:rPr>
+          <w:iCs/>
+        </w:rPr>
+      </w:pPr>
+      <m:oMathPara>
+        <m:oMath>
+          <m:r>
+            <w:rPr>
+              <w:rFonts w:ascii="Cambria Math" w:hAnsi="Cambria Math"/>
+            </w:rPr>
+            <m:t>Attention Output=Attention Weights⋅V</m:t>
+          </m:r>
+        </m:oMath>
+      </m:oMathPara>
+    </w:p>
+    <w:p>
+      <w:pPr>
+        <w:rPr>
+          <w:strike/>
+          <w:color w:val="7030A0"/>
+        </w:rPr>
+      </w:pPr>
+      <w:r>
+        <w:rPr>
+          <w:rFonts w:hint="eastAsia"/>
+          <w:iCs/>
+        </w:rPr>
+        <w:t>在很多文献中，会提及</w:t>
+      </w:r>
+      <w:r>
+        <w:rPr>
+          <w:iCs/>
+        </w:rPr>
+        <w:t>Query (Q)</w:t>
+      </w:r>
+      <w:r>
+        <w:rPr>
+          <w:rFonts w:hint="eastAsia"/>
+          <w:iCs/>
+        </w:rPr>
+        <w:t>是</w:t>
+      </w:r>
+      <w:r>
+        <w:rPr>
+          <w:iCs/>
+        </w:rPr>
+        <w:t>当前时间步对其他时间步的请求</w:t>
+      </w:r>
+      <w:r>
+        <w:rPr>
+          <w:rFonts w:hint="eastAsia"/>
+          <w:iCs/>
+        </w:rPr>
+        <w:t>；</w:t>
+      </w:r>
+      <w:r>
+        <w:rPr>
+          <w:iCs/>
+        </w:rPr>
+        <w:t>Key (K)</w:t>
+      </w:r>
+      <w:r>
+        <w:rPr>
+          <w:rFonts w:hint="eastAsia"/>
+          <w:iCs/>
+        </w:rPr>
+        <w:t>是</w:t>
+      </w:r>
+      <w:r>
+        <w:rPr>
+          <w:iCs/>
+        </w:rPr>
+        <w:t>表示其他时间步的特征标识</w:t>
+      </w:r>
+      <w:r>
+        <w:rPr>
+          <w:rFonts w:hint="eastAsia"/>
+          <w:iCs/>
+        </w:rPr>
+        <w:t>；</w:t>
+      </w:r>
+      <w:r>
+        <w:rPr>
+          <w:iCs/>
+        </w:rPr>
+        <w:t>Value (V)</w:t>
+      </w:r>
+      <w:r>
+        <w:rPr>
+          <w:rFonts w:hint="eastAsia"/>
+          <w:iCs/>
+        </w:rPr>
+        <w:t>是</w:t>
+      </w:r>
+      <w:r>
+        <w:rPr>
+          <w:iCs/>
+        </w:rPr>
+        <w:t>表示其他时间步的实际信息</w:t>
+      </w:r>
+      <w:r>
+        <w:rPr>
+          <w:rFonts w:hint="eastAsia"/>
+          <w:iCs/>
+        </w:rPr>
+        <w:t>。 但是个人觉得其实核心还是在</w:t>
+      </w:r>
+      <w:r>
+        <w:rPr>
+          <w:rFonts w:hint="eastAsia"/>
+          <w:iCs/>
+        </w:rPr>
+        <w:lastRenderedPageBreak/>
+        <w:t>于理解</w:t>
+      </w:r>
+      <m:oMath>
+        <m:r>
+          <w:rPr>
+            <w:rFonts w:ascii="Cambria Math" w:hAnsi="Cambria Math"/>
+          </w:rPr>
+          <m:t>X</m:t>
+        </m:r>
+        <w:bookmarkStart w:id="36" w:name="OLE_LINK28"/>
+        <m:sSup>
+          <m:sSupPr>
+            <m:ctrlPr>
+              <w:rPr>
+                <w:rFonts w:ascii="Cambria Math" w:hAnsi="Cambria Math"/>
+                <w:i/>
+              </w:rPr>
+            </m:ctrlPr>
+          </m:sSupPr>
+          <m:e>
+            <m:r>
+              <w:rPr>
+                <w:rFonts w:ascii="Cambria Math" w:hAnsi="Cambria Math"/>
+              </w:rPr>
+              <m:t>X</m:t>
+            </m:r>
+          </m:e>
+          <m:sup>
+            <m:r>
+              <w:rPr>
+                <w:rFonts w:ascii="Cambria Math" w:hAnsi="Cambria Math"/>
+              </w:rPr>
+              <m:t>T</m:t>
+            </m:r>
+          </m:sup>
+        </m:sSup>
+      </m:oMath>
+      <w:bookmarkEnd w:id="36"/>
+      <w:r>
+        <w:rPr>
+          <w:rFonts w:hint="eastAsia"/>
+        </w:rPr>
+        <w:t>的含义，</w:t>
+      </w:r>
+      <w:r>
+        <w:rPr>
+          <w:rFonts w:hint="eastAsia"/>
+          <w:color w:val="7030A0"/>
+        </w:rPr>
+        <w:t>(暴论)</w:t>
+      </w:r>
+      <w:r>
+        <w:rPr>
+          <w:rFonts w:hint="eastAsia"/>
+          <w:strike/>
+          <w:color w:val="7030A0"/>
+        </w:rPr>
+        <w:t>其实Q是查询还是K是查询都并不重要，无非就是定义了</w:t>
+      </w:r>
+      <m:oMath>
+        <m:r>
+          <w:rPr>
+            <w:rFonts w:ascii="Cambria Math" w:hAnsi="Cambria Math"/>
+            <w:strike/>
+            <w:color w:val="7030A0"/>
+          </w:rPr>
+          <m:t>X</m:t>
+        </m:r>
+      </m:oMath>
+      <w:r>
+        <w:rPr>
+          <w:rFonts w:hint="eastAsia"/>
+          <w:strike/>
+          <w:color w:val="7030A0"/>
+        </w:rPr>
+        <w:t>是查询然后</w:t>
+      </w:r>
+      <m:oMath>
+        <m:sSup>
+          <m:sSupPr>
+            <m:ctrlPr>
+              <w:rPr>
+                <w:rFonts w:ascii="Cambria Math" w:hAnsi="Cambria Math"/>
+                <w:i/>
+                <w:strike/>
+                <w:color w:val="7030A0"/>
+              </w:rPr>
+            </m:ctrlPr>
+          </m:sSupPr>
+          <m:e>
+            <m:r>
+              <w:rPr>
+                <w:rFonts w:ascii="Cambria Math" w:hAnsi="Cambria Math"/>
+                <w:strike/>
+                <w:color w:val="7030A0"/>
+              </w:rPr>
+              <m:t>X</m:t>
+            </m:r>
+          </m:e>
+          <m:sup>
+            <m:r>
+              <w:rPr>
+                <w:rFonts w:ascii="Cambria Math" w:hAnsi="Cambria Math"/>
+                <w:strike/>
+                <w:color w:val="7030A0"/>
+              </w:rPr>
+              <m:t>T</m:t>
+            </m:r>
+          </m:sup>
+        </m:sSup>
+      </m:oMath>
+      <w:r>
+        <w:rPr>
+          <w:rFonts w:hint="eastAsia"/>
+          <w:strike/>
+          <w:color w:val="7030A0"/>
+        </w:rPr>
+        <w:t>是键而已（毕竟顺序上是对应的</w:t>
+      </w:r>
+      <m:oMath>
+        <m:r>
+          <w:rPr>
+            <w:rFonts w:ascii="Cambria Math" w:hAnsi="Cambria Math"/>
+            <w:strike/>
+            <w:color w:val="7030A0"/>
+          </w:rPr>
+          <m:t>Q⋅K</m:t>
+        </m:r>
+      </m:oMath>
+      <w:r>
+        <w:rPr>
+          <w:rFonts w:hint="eastAsia"/>
+          <w:strike/>
+          <w:color w:val="7030A0"/>
+        </w:rPr>
+        <w:t>）。</w:t>
+      </w:r>
+    </w:p>
+    <w:p/>
+    <w:p>
+      <w:pPr>
+        <w:rPr>
+          <w:iCs/>
+          <w:strike/>
+          <w:color w:val="7030A0"/>
+        </w:rPr>
+      </w:pPr>
+      <w:r>
+        <w:rPr>
+          <w:rFonts w:hint="eastAsia"/>
+        </w:rPr>
+        <w:t>了解了</w:t>
+      </w:r>
+      <w:r>
+        <w:rPr>
+          <w:rFonts w:hint="eastAsia"/>
+          <w:iCs/>
+        </w:rPr>
+        <w:t>self</w:t>
+      </w:r>
+      <w:r>
+        <w:rPr>
+          <w:iCs/>
+        </w:rPr>
+        <w:t>-</w:t>
+      </w:r>
+      <w:r>
+        <w:rPr>
+          <w:rFonts w:hint="eastAsia"/>
+          <w:iCs/>
+        </w:rPr>
+        <w:t>attention，我们就可以开始了解</w:t>
+      </w:r>
+      <w:r>
+        <w:rPr>
+          <w:iCs/>
+        </w:rPr>
+        <w:t>Multi-head attention</w:t>
+      </w:r>
+      <w:r>
+        <w:rPr>
+          <w:rFonts w:hint="eastAsia"/>
+          <w:iCs/>
+        </w:rPr>
+        <w:t>了。M</w:t>
+      </w:r>
+      <w:r>
+        <w:rPr>
+          <w:rFonts w:hint="eastAsia"/>
+          <w:iCs/>
+        </w:rPr>
+        <w:t>ulti</w:t>
+      </w:r>
+      <w:r>
+        <w:rPr>
+          <w:iCs/>
+        </w:rPr>
+        <w:t>-</w:t>
+      </w:r>
+      <w:r>
+        <w:rPr>
+          <w:rFonts w:hint="eastAsia"/>
+          <w:iCs/>
+        </w:rPr>
+        <w:t>head</w:t>
+      </w:r>
+      <w:r>
+        <w:rPr>
+          <w:iCs/>
+        </w:rPr>
+        <w:t xml:space="preserve"> </w:t>
+      </w:r>
+      <w:r>
+        <w:rPr>
+          <w:rFonts w:hint="eastAsia"/>
+          <w:iCs/>
+        </w:rPr>
+        <w:t>attention唯一的不同之处在于，在进行self-attention处理时，添加了一个分“头”环节。</w:t>
+      </w:r>
+      <w:r>
+        <w:rPr>
+          <w:rFonts w:hint="eastAsia"/>
+          <w:iCs/>
+          <w:color w:val="7030A0"/>
+        </w:rPr>
+        <w:t>（暴论）</w:t>
+      </w:r>
+      <w:r>
+        <w:rPr>
+          <w:rFonts w:hint="eastAsia"/>
+          <w:iCs/>
+          <w:strike/>
+          <w:color w:val="7030A0"/>
+        </w:rPr>
+        <w:t>哪个天才教授想的翻译为多头注意力，咱就是说你翻译为多并行注意力不好吗，你翻译成多头自己不还是1</w:t>
+      </w:r>
+      <w:r>
+        <w:rPr>
+          <w:iCs/>
+          <w:strike/>
+          <w:color w:val="7030A0"/>
+        </w:rPr>
+        <w:t>/3</w:t>
+      </w:r>
+      <w:r>
+        <w:rPr>
+          <w:rFonts w:hint="eastAsia"/>
+          <w:iCs/>
+          <w:strike/>
+          <w:color w:val="7030A0"/>
+        </w:rPr>
+        <w:t>个哪吒只有一头二臂啊orz</w:t>
+      </w:r>
+      <w:r>
+        <w:rPr>
+          <w:rFonts w:hint="eastAsia"/>
+          <w:iCs/>
+          <w:strike/>
+          <w:color w:val="7030A0"/>
+        </w:rPr>
+        <w:t>。</w:t>
+      </w:r>
+    </w:p>
+    <w:p>
+      <w:pPr>
+        <w:rPr>
+          <w:rFonts w:ascii="Cambria Math" w:hAnsi="Cambria Math"/>
+          <w:iCs/>
+        </w:rPr>
+      </w:pPr>
+      <w:r>
+        <w:rPr>
+          <w:rFonts w:hint="eastAsia"/>
+          <w:iCs/>
+        </w:rPr>
+        <w:t>如果有认真看前面的内容，不难发现，“</w:t>
+      </w:r>
+      <m:oMath>
+        <m:sSub>
+          <m:sSubPr>
+            <m:ctrlPr>
+              <w:rPr>
+                <w:rFonts w:ascii="Cambria Math" w:hAnsi="Cambria Math"/>
+                <w:i/>
+                <w:iCs/>
+              </w:rPr>
+            </m:ctrlPr>
+          </m:sSubPr>
+          <m:e>
+            <m:r>
+              <w:rPr>
+                <w:rFonts w:ascii="Cambria Math" w:hAnsi="Cambria Math"/>
+              </w:rPr>
+              <m:t>W</m:t>
+            </m:r>
+          </m:e>
+          <m:sub>
+            <m:r>
+              <w:rPr>
+                <w:rFonts w:ascii="Cambria Math" w:hAnsi="Cambria Math"/>
+              </w:rPr>
+              <m:t>Q</m:t>
+            </m:r>
+          </m:sub>
+        </m:sSub>
+      </m:oMath>
+      <w:r>
+        <w:rPr>
+          <w:rFonts w:hint="eastAsia"/>
+          <w:iCs/>
+        </w:rPr>
+        <w:t>,</w:t>
+      </w:r>
+      <w:r>
+        <w:rPr>
+          <w:rFonts w:ascii="Cambria Math" w:hAnsi="Cambria Math"/>
+          <w:i/>
+          <w:iCs/>
+        </w:rPr>
+        <w:t xml:space="preserve"> </w:t>
+      </w:r>
+      <m:oMath>
+        <m:sSub>
+          <m:sSubPr>
+            <m:ctrlPr>
+              <w:rPr>
+                <w:rFonts w:ascii="Cambria Math" w:hAnsi="Cambria Math"/>
+                <w:i/>
+                <w:iCs/>
+              </w:rPr>
+            </m:ctrlPr>
+          </m:sSubPr>
+          <m:e>
+            <m:r>
+              <w:rPr>
+                <w:rFonts w:ascii="Cambria Math" w:hAnsi="Cambria Math"/>
+              </w:rPr>
+              <m:t>W</m:t>
+            </m:r>
+          </m:e>
+          <m:sub>
+            <m:r>
+              <w:rPr>
+                <w:rFonts w:ascii="Cambria Math" w:hAnsi="Cambria Math"/>
+              </w:rPr>
+              <m:t>K</m:t>
+            </m:r>
+          </m:sub>
+        </m:sSub>
+      </m:oMath>
+      <w:r>
+        <w:rPr>
+          <w:rFonts w:ascii="Cambria Math" w:hAnsi="Cambria Math" w:hint="eastAsia"/>
+        </w:rPr>
+        <w:t>,</w:t>
+      </w:r>
+      <w:r>
+        <w:rPr>
+          <w:rFonts w:ascii="Cambria Math" w:hAnsi="Cambria Math"/>
+          <w:i/>
+          <w:iCs/>
+        </w:rPr>
+        <w:t xml:space="preserve"> </w:t>
+      </w:r>
+      <m:oMath>
+        <m:sSub>
+          <m:sSubPr>
+            <m:ctrlPr>
+              <w:rPr>
+                <w:rFonts w:ascii="Cambria Math" w:hAnsi="Cambria Math"/>
+                <w:i/>
+                <w:iCs/>
+              </w:rPr>
+            </m:ctrlPr>
+          </m:sSubPr>
+          <m:e>
+            <m:r>
+              <w:rPr>
+                <w:rFonts w:ascii="Cambria Math" w:hAnsi="Cambria Math"/>
+              </w:rPr>
+              <m:t>W</m:t>
+            </m:r>
+          </m:e>
+          <m:sub>
+            <m:r>
+              <w:rPr>
+                <w:rFonts w:ascii="Cambria Math" w:hAnsi="Cambria Math"/>
+              </w:rPr>
+              <m:t>V</m:t>
+            </m:r>
+          </m:sub>
+        </m:sSub>
+      </m:oMath>
+      <w:r>
+        <w:rPr>
+          <w:rFonts w:ascii="Cambria Math" w:hAnsi="Cambria Math" w:hint="eastAsia"/>
+        </w:rPr>
+        <w:t>均属于</w:t>
+      </w:r>
+      <w:bookmarkStart w:id="37" w:name="OLE_LINK33"/>
+      <m:oMath>
+        <m:sSup>
+          <m:sSupPr>
+            <m:ctrlPr>
+              <w:rPr>
+                <w:rFonts w:ascii="Cambria Math" w:hAnsi="Cambria Math"/>
+                <w:i/>
+              </w:rPr>
+            </m:ctrlPr>
+          </m:sSupPr>
+          <m:e>
+            <m:r>
+              <m:rPr>
+                <m:scr m:val="double-struck"/>
+              </m:rPr>
+              <w:rPr>
+                <w:rFonts w:ascii="Cambria Math" w:hAnsi="Cambria Math"/>
+              </w:rPr>
+              <m:t>R</m:t>
+            </m:r>
+          </m:e>
+          <m:sup>
+            <m:sSub>
+              <m:sSubPr>
+                <m:ctrlPr>
+                  <w:rPr>
+                    <w:rFonts w:ascii="Cambria Math" w:hAnsi="Cambria Math"/>
+                    <w:i/>
+                  </w:rPr>
+                </m:ctrlPr>
+              </m:sSubPr>
+              <m:e>
+                <m:r>
+                  <w:rPr>
+                    <w:rFonts w:ascii="Cambria Math" w:hAnsi="Cambria Math" w:hint="eastAsia"/>
+                  </w:rPr>
+                  <m:t>d</m:t>
+                </m:r>
+              </m:e>
+              <m:sub>
+                <m:r>
+                  <w:rPr>
+                    <w:rFonts w:ascii="Cambria Math" w:hAnsi="Cambria Math"/>
+                  </w:rPr>
+                  <m:t>model</m:t>
+                </m:r>
+              </m:sub>
+            </m:sSub>
+            <m:r>
+              <w:rPr>
+                <w:rFonts w:ascii="Cambria Math" w:hAnsi="Cambria Math"/>
+              </w:rPr>
+              <m:t>×</m:t>
+            </m:r>
+            <m:sSub>
+              <m:sSubPr>
+                <m:ctrlPr>
+                  <w:rPr>
+                    <w:rFonts w:ascii="Cambria Math" w:hAnsi="Cambria Math"/>
+                    <w:i/>
+                  </w:rPr>
+                </m:ctrlPr>
+              </m:sSubPr>
+              <m:e>
+                <m:r>
+                  <w:rPr>
+                    <w:rFonts w:ascii="Cambria Math" w:hAnsi="Cambria Math" w:hint="eastAsia"/>
+                  </w:rPr>
+                  <m:t>d</m:t>
+                </m:r>
+              </m:e>
+              <m:sub>
+                <m:r>
+                  <w:rPr>
+                    <w:rFonts w:ascii="Cambria Math" w:hAnsi="Cambria Math"/>
+                  </w:rPr>
+                  <m:t>model</m:t>
+                </m:r>
+              </m:sub>
+            </m:sSub>
+          </m:sup>
+        </m:sSup>
+      </m:oMath>
+      <w:bookmarkEnd w:id="37"/>
+      <w:r>
+        <w:rPr>
+          <w:rFonts w:ascii="Cambria Math" w:hAnsi="Cambria Math" w:hint="eastAsia"/>
+          <w:iCs/>
+        </w:rPr>
+        <w:t>”</w:t>
+      </w:r>
+      <w:r>
+        <w:rPr>
+          <w:rFonts w:ascii="Cambria Math" w:hAnsi="Cambria Math" w:hint="eastAsia"/>
+        </w:rPr>
+        <w:t>这一步似乎纯属多余，因为其实这个线性变换根本没有改变维度</w:t>
+      </w:r>
+      <w:r>
+        <w:rPr>
+          <w:rFonts w:ascii="Cambria Math" w:hAnsi="Cambria Math" w:hint="eastAsia"/>
+          <w:iCs/>
+        </w:rPr>
+        <w:t>。</w:t>
+      </w:r>
+    </w:p>
+    <w:p>
+      <w:pPr>
+        <w:rPr>
+          <w:rFonts w:ascii="Cambria Math" w:hAnsi="Cambria Math"/>
+        </w:rPr>
+      </w:pPr>
+      <w:r>
+        <w:rPr>
+          <w:rFonts w:ascii="Cambria Math" w:hAnsi="Cambria Math" w:hint="eastAsia"/>
+          <w:iCs/>
+        </w:rPr>
+        <w:t>但是如果，我们把</w:t>
+      </w:r>
+      <m:oMath>
+        <m:sSub>
+          <m:sSubPr>
+            <m:ctrlPr>
+              <w:rPr>
+                <w:rFonts w:ascii="Cambria Math" w:hAnsi="Cambria Math"/>
+                <w:i/>
+                <w:iCs/>
+              </w:rPr>
+            </m:ctrlPr>
+          </m:sSubPr>
+          <m:e>
+            <m:r>
+              <w:rPr>
+                <w:rFonts w:ascii="Cambria Math" w:hAnsi="Cambria Math"/>
+              </w:rPr>
+              <m:t>W</m:t>
+            </m:r>
+          </m:e>
+          <m:sub>
+            <m:r>
+              <w:rPr>
+                <w:rFonts w:ascii="Cambria Math" w:hAnsi="Cambria Math"/>
+              </w:rPr>
+              <m:t>Q</m:t>
+            </m:r>
+          </m:sub>
+        </m:sSub>
+      </m:oMath>
+      <w:r>
+        <w:rPr>
+          <w:rFonts w:hint="eastAsia"/>
+          <w:iCs/>
+        </w:rPr>
+        <w:t>,</w:t>
+      </w:r>
+      <w:r>
+        <w:rPr>
+          <w:rFonts w:ascii="Cambria Math" w:hAnsi="Cambria Math"/>
+          <w:i/>
+          <w:iCs/>
+        </w:rPr>
+        <w:t xml:space="preserve"> </w:t>
+      </w:r>
+      <m:oMath>
+        <m:sSub>
+          <m:sSubPr>
+            <m:ctrlPr>
+              <w:rPr>
+                <w:rFonts w:ascii="Cambria Math" w:hAnsi="Cambria Math"/>
+                <w:i/>
+                <w:iCs/>
+              </w:rPr>
+            </m:ctrlPr>
+          </m:sSubPr>
+          <m:e>
+            <m:r>
+              <w:rPr>
+                <w:rFonts w:ascii="Cambria Math" w:hAnsi="Cambria Math"/>
+              </w:rPr>
+              <m:t>W</m:t>
+            </m:r>
+          </m:e>
+          <m:sub>
+            <m:r>
+              <w:rPr>
+                <w:rFonts w:ascii="Cambria Math" w:hAnsi="Cambria Math"/>
+              </w:rPr>
+              <m:t>K</m:t>
+            </m:r>
+          </m:sub>
+        </m:sSub>
+      </m:oMath>
+      <w:r>
+        <w:rPr>
+          <w:rFonts w:ascii="Cambria Math" w:hAnsi="Cambria Math" w:hint="eastAsia"/>
+        </w:rPr>
+        <w:t>,</w:t>
+      </w:r>
+      <w:r>
+        <w:rPr>
+          <w:rFonts w:ascii="Cambria Math" w:hAnsi="Cambria Math"/>
+          <w:i/>
+          <w:iCs/>
+        </w:rPr>
+        <w:t xml:space="preserve"> </w:t>
+      </w:r>
+      <m:oMath>
+        <m:sSub>
+          <m:sSubPr>
+            <m:ctrlPr>
+              <w:rPr>
+                <w:rFonts w:ascii="Cambria Math" w:hAnsi="Cambria Math"/>
+                <w:i/>
+                <w:iCs/>
+              </w:rPr>
+            </m:ctrlPr>
+          </m:sSubPr>
+          <m:e>
+            <m:r>
+              <w:rPr>
+                <w:rFonts w:ascii="Cambria Math" w:hAnsi="Cambria Math"/>
+              </w:rPr>
+              <m:t>W</m:t>
+            </m:r>
+          </m:e>
+          <m:sub>
+            <m:r>
+              <w:rPr>
+                <w:rFonts w:ascii="Cambria Math" w:hAnsi="Cambria Math"/>
+              </w:rPr>
+              <m:t>V</m:t>
+            </m:r>
+          </m:sub>
+        </m:sSub>
+      </m:oMath>
+      <w:r>
+        <w:rPr>
+          <w:rFonts w:ascii="Cambria Math" w:hAnsi="Cambria Math" w:hint="eastAsia"/>
+        </w:rPr>
+        <w:t>设定为</w:t>
+      </w:r>
+      <w:bookmarkStart w:id="38" w:name="OLE_LINK34"/>
+      <m:oMath>
+        <m:sSup>
+          <m:sSupPr>
+            <m:ctrlPr>
+              <w:rPr>
+                <w:rFonts w:ascii="Cambria Math" w:hAnsi="Cambria Math"/>
+                <w:i/>
+              </w:rPr>
+            </m:ctrlPr>
+          </m:sSupPr>
+          <m:e>
+            <m:r>
+              <m:rPr>
+                <m:scr m:val="double-struck"/>
+              </m:rPr>
+              <w:rPr>
+                <w:rFonts w:ascii="Cambria Math" w:hAnsi="Cambria Math"/>
+              </w:rPr>
+              <m:t>R</m:t>
+            </m:r>
+          </m:e>
+          <m:sup>
+            <m:sSub>
+              <m:sSubPr>
+                <m:ctrlPr>
+                  <w:rPr>
+                    <w:rFonts w:ascii="Cambria Math" w:hAnsi="Cambria Math"/>
+                    <w:i/>
+                  </w:rPr>
+                </m:ctrlPr>
+              </m:sSubPr>
+              <m:e>
+                <m:r>
+                  <w:rPr>
+                    <w:rFonts w:ascii="Cambria Math" w:hAnsi="Cambria Math" w:hint="eastAsia"/>
+                  </w:rPr>
+                  <m:t>d</m:t>
+                </m:r>
+              </m:e>
+              <m:sub>
+                <m:r>
+                  <w:rPr>
+                    <w:rFonts w:ascii="Cambria Math" w:hAnsi="Cambria Math"/>
+                  </w:rPr>
+                  <m:t>model</m:t>
+                </m:r>
+              </m:sub>
+            </m:sSub>
+            <m:r>
+              <w:rPr>
+                <w:rFonts w:ascii="Cambria Math" w:hAnsi="Cambria Math"/>
+              </w:rPr>
+              <m:t>×</m:t>
+            </m:r>
+            <m:sSub>
+              <m:sSubPr>
+                <m:ctrlPr>
+                  <w:rPr>
+                    <w:rFonts w:ascii="Cambria Math" w:hAnsi="Cambria Math"/>
+                    <w:i/>
+                  </w:rPr>
+                </m:ctrlPr>
+              </m:sSubPr>
+              <m:e>
+                <m:r>
+                  <w:rPr>
+                    <w:rFonts w:ascii="Cambria Math" w:hAnsi="Cambria Math" w:hint="eastAsia"/>
+                  </w:rPr>
+                  <m:t>d</m:t>
+                </m:r>
+              </m:e>
+              <m:sub>
+                <m:r>
+                  <w:rPr>
+                    <w:rFonts w:ascii="Cambria Math" w:hAnsi="Cambria Math" w:hint="eastAsia"/>
+                  </w:rPr>
+                  <m:t>k</m:t>
+                </m:r>
+              </m:sub>
+            </m:sSub>
+          </m:sup>
+        </m:sSup>
+      </m:oMath>
+      <w:bookmarkEnd w:id="38"/>
+      <w:r>
+        <w:rPr>
+          <w:rFonts w:ascii="Cambria Math" w:hAnsi="Cambria Math" w:hint="eastAsia"/>
+        </w:rPr>
+        <w:t>，同时调整</w:t>
+      </w:r>
+      <m:oMath>
+        <m:sSub>
+          <m:sSubPr>
+            <m:ctrlPr>
+              <w:rPr>
+                <w:rFonts w:ascii="Cambria Math" w:hAnsi="Cambria Math"/>
+                <w:i/>
+                <w:iCs/>
+              </w:rPr>
+            </m:ctrlPr>
+          </m:sSubPr>
+          <m:e>
+            <m:r>
+              <w:rPr>
+                <w:rFonts w:ascii="Cambria Math" w:hAnsi="Cambria Math"/>
+              </w:rPr>
+              <m:t>W</m:t>
+            </m:r>
+          </m:e>
+          <m:sub>
+            <m:r>
+              <w:rPr>
+                <w:rFonts w:ascii="Cambria Math" w:hAnsi="Cambria Math"/>
+              </w:rPr>
+              <m:t>Q</m:t>
+            </m:r>
+          </m:sub>
+        </m:sSub>
+      </m:oMath>
+      <w:r>
+        <w:rPr>
+          <w:rFonts w:hint="eastAsia"/>
+          <w:iCs/>
+        </w:rPr>
+        <w:t>,</w:t>
+      </w:r>
+      <w:r>
+        <w:rPr>
+          <w:rFonts w:ascii="Cambria Math" w:hAnsi="Cambria Math"/>
+          <w:i/>
+          <w:iCs/>
+        </w:rPr>
+        <w:t xml:space="preserve"> </w:t>
+      </w:r>
+      <m:oMath>
+        <m:sSub>
+          <m:sSubPr>
+            <m:ctrlPr>
+              <w:rPr>
+                <w:rFonts w:ascii="Cambria Math" w:hAnsi="Cambria Math"/>
+                <w:i/>
+                <w:iCs/>
+              </w:rPr>
+            </m:ctrlPr>
+          </m:sSubPr>
+          <m:e>
+            <m:r>
+              <w:rPr>
+                <w:rFonts w:ascii="Cambria Math" w:hAnsi="Cambria Math"/>
+              </w:rPr>
+              <m:t>W</m:t>
+            </m:r>
+          </m:e>
+          <m:sub>
+            <m:r>
+              <w:rPr>
+                <w:rFonts w:ascii="Cambria Math" w:hAnsi="Cambria Math"/>
+              </w:rPr>
+              <m:t>K</m:t>
+            </m:r>
+          </m:sub>
+        </m:sSub>
+      </m:oMath>
+      <w:r>
+        <w:rPr>
+          <w:rFonts w:ascii="Cambria Math" w:hAnsi="Cambria Math" w:hint="eastAsia"/>
+        </w:rPr>
+        <w:t>,</w:t>
+      </w:r>
+      <w:r>
+        <w:rPr>
+          <w:rFonts w:ascii="Cambria Math" w:hAnsi="Cambria Math"/>
+          <w:i/>
+          <w:iCs/>
+        </w:rPr>
+        <w:t xml:space="preserve"> </w:t>
+      </w:r>
+      <m:oMath>
+        <m:sSub>
+          <m:sSubPr>
+            <m:ctrlPr>
+              <w:rPr>
+                <w:rFonts w:ascii="Cambria Math" w:hAnsi="Cambria Math"/>
+                <w:i/>
+                <w:iCs/>
+              </w:rPr>
+            </m:ctrlPr>
+          </m:sSubPr>
+          <m:e>
+            <m:r>
+              <w:rPr>
+                <w:rFonts w:ascii="Cambria Math" w:hAnsi="Cambria Math"/>
+              </w:rPr>
+              <m:t>W</m:t>
+            </m:r>
+          </m:e>
+          <m:sub>
+            <m:r>
+              <w:rPr>
+                <w:rFonts w:ascii="Cambria Math" w:hAnsi="Cambria Math"/>
+              </w:rPr>
+              <m:t>V</m:t>
+            </m:r>
+          </m:sub>
+        </m:sSub>
+      </m:oMath>
+      <w:r>
+        <w:rPr>
+          <w:rFonts w:ascii="Cambria Math" w:hAnsi="Cambria Math" w:hint="eastAsia"/>
+        </w:rPr>
+        <w:t>矩阵的值来实现对于不同的时间序列的不同侧重，这样就创造出了一个较为关注某</w:t>
+      </w:r>
+      <m:oMath>
+        <m:r>
+          <w:rPr>
+            <w:rFonts w:ascii="Cambria Math" w:hAnsi="Cambria Math" w:hint="eastAsia"/>
+          </w:rPr>
+          <m:t>k</m:t>
+        </m:r>
+      </m:oMath>
+      <w:r>
+        <w:rPr>
+          <w:rFonts w:ascii="Cambria Math" w:hAnsi="Cambria Math" w:hint="eastAsia"/>
+        </w:rPr>
+        <w:t>个特征的特别的</w:t>
+      </w:r>
+      <w:r>
+        <w:rPr>
+          <w:rFonts w:hint="eastAsia"/>
+          <w:iCs/>
+        </w:rPr>
+        <w:t>“头”。通过设定“头”的数量</w:t>
+      </w:r>
+      <m:oMath>
+        <m:r>
+          <w:rPr>
+            <w:rFonts w:ascii="Cambria Math" w:hAnsi="Cambria Math"/>
+          </w:rPr>
+          <m:t>h</m:t>
+        </m:r>
+      </m:oMath>
+      <w:r>
+        <w:rPr>
+          <w:rFonts w:hint="eastAsia"/>
+          <w:iCs/>
+        </w:rPr>
+        <w:t>，我们可以得到不同的</w:t>
+      </w:r>
+      <m:oMath>
+        <m:sSub>
+          <m:sSubPr>
+            <m:ctrlPr>
+              <w:rPr>
+                <w:rFonts w:ascii="Cambria Math" w:hAnsi="Cambria Math"/>
+                <w:i/>
+                <w:iCs/>
+              </w:rPr>
+            </m:ctrlPr>
+          </m:sSubPr>
+          <m:e>
+            <m:r>
+              <w:rPr>
+                <w:rFonts w:ascii="Cambria Math" w:hAnsi="Cambria Math"/>
+              </w:rPr>
+              <m:t>W</m:t>
+            </m:r>
+          </m:e>
+          <m:sub>
+            <m:r>
+              <w:rPr>
+                <w:rFonts w:ascii="Cambria Math" w:hAnsi="Cambria Math"/>
+              </w:rPr>
+              <m:t>Q</m:t>
+            </m:r>
+          </m:sub>
+        </m:sSub>
+      </m:oMath>
+      <w:r>
+        <w:rPr>
+          <w:rFonts w:hint="eastAsia"/>
+          <w:iCs/>
+        </w:rPr>
+        <w:t>,</w:t>
+      </w:r>
+      <w:r>
+        <w:rPr>
+          <w:rFonts w:ascii="Cambria Math" w:hAnsi="Cambria Math"/>
+          <w:i/>
+          <w:iCs/>
+        </w:rPr>
+        <w:t xml:space="preserve"> </w:t>
+      </w:r>
+      <m:oMath>
+        <m:sSub>
+          <m:sSubPr>
+            <m:ctrlPr>
+              <w:rPr>
+                <w:rFonts w:ascii="Cambria Math" w:hAnsi="Cambria Math"/>
+                <w:i/>
+                <w:iCs/>
+              </w:rPr>
+            </m:ctrlPr>
+          </m:sSubPr>
+          <m:e>
+            <m:r>
+              <w:rPr>
+                <w:rFonts w:ascii="Cambria Math" w:hAnsi="Cambria Math"/>
+              </w:rPr>
+              <m:t>W</m:t>
+            </m:r>
+          </m:e>
+          <m:sub>
+            <m:r>
+              <w:rPr>
+                <w:rFonts w:ascii="Cambria Math" w:hAnsi="Cambria Math"/>
+              </w:rPr>
+              <m:t>K</m:t>
+            </m:r>
+          </m:sub>
+        </m:sSub>
+      </m:oMath>
+      <w:r>
+        <w:rPr>
+          <w:rFonts w:ascii="Cambria Math" w:hAnsi="Cambria Math" w:hint="eastAsia"/>
+        </w:rPr>
+        <w:t>,</w:t>
+      </w:r>
+      <w:r>
+        <w:rPr>
+          <w:rFonts w:ascii="Cambria Math" w:hAnsi="Cambria Math"/>
+          <w:i/>
+          <w:iCs/>
+        </w:rPr>
+        <w:t xml:space="preserve"> </w:t>
+      </w:r>
+      <m:oMath>
+        <m:sSub>
+          <m:sSubPr>
+            <m:ctrlPr>
+              <w:rPr>
+                <w:rFonts w:ascii="Cambria Math" w:hAnsi="Cambria Math"/>
+                <w:i/>
+                <w:iCs/>
+              </w:rPr>
+            </m:ctrlPr>
+          </m:sSubPr>
+          <m:e>
+            <m:r>
+              <w:rPr>
+                <w:rFonts w:ascii="Cambria Math" w:hAnsi="Cambria Math"/>
+              </w:rPr>
+              <m:t>W</m:t>
+            </m:r>
+          </m:e>
+          <m:sub>
+            <m:r>
+              <w:rPr>
+                <w:rFonts w:ascii="Cambria Math" w:hAnsi="Cambria Math"/>
+              </w:rPr>
+              <m:t>V</m:t>
+            </m:r>
+          </m:sub>
+        </m:sSub>
+      </m:oMath>
+      <w:r>
+        <w:rPr>
+          <w:rFonts w:ascii="Cambria Math" w:hAnsi="Cambria Math" w:hint="eastAsia"/>
+        </w:rPr>
+        <w:t>，属于</w:t>
+      </w:r>
+      <m:oMath>
+        <m:sSup>
+          <m:sSupPr>
+            <m:ctrlPr>
+              <w:rPr>
+                <w:rFonts w:ascii="Cambria Math" w:hAnsi="Cambria Math"/>
+                <w:i/>
+              </w:rPr>
+            </m:ctrlPr>
+          </m:sSupPr>
+          <m:e>
+            <m:r>
+              <m:rPr>
+                <m:scr m:val="double-struck"/>
+              </m:rPr>
+              <w:rPr>
+                <w:rFonts w:ascii="Cambria Math" w:hAnsi="Cambria Math"/>
+              </w:rPr>
+              <m:t>R</m:t>
+            </m:r>
+          </m:e>
+          <m:sup>
+            <w:bookmarkStart w:id="39" w:name="OLE_LINK35"/>
+            <m:sSub>
+              <m:sSubPr>
+                <m:ctrlPr>
+                  <w:rPr>
+                    <w:rFonts w:ascii="Cambria Math" w:hAnsi="Cambria Math"/>
+                    <w:i/>
+                  </w:rPr>
+                </m:ctrlPr>
+              </m:sSubPr>
+              <m:e>
+                <m:r>
+                  <w:rPr>
+                    <w:rFonts w:ascii="Cambria Math" w:hAnsi="Cambria Math" w:hint="eastAsia"/>
+                  </w:rPr>
+                  <m:t>d</m:t>
+                </m:r>
+              </m:e>
+              <m:sub>
+                <m:r>
+                  <w:rPr>
+                    <w:rFonts w:ascii="Cambria Math" w:hAnsi="Cambria Math"/>
+                  </w:rPr>
+                  <m:t>model</m:t>
+                </m:r>
+              </m:sub>
+            </m:sSub>
+            <w:bookmarkEnd w:id="39"/>
+            <m:r>
+              <w:rPr>
+                <w:rFonts w:ascii="Cambria Math" w:hAnsi="Cambria Math"/>
+              </w:rPr>
+              <m:t>×</m:t>
+            </m:r>
+            <m:sSub>
+              <m:sSubPr>
+                <m:ctrlPr>
+                  <w:rPr>
+                    <w:rFonts w:ascii="Cambria Math" w:hAnsi="Cambria Math"/>
+                    <w:i/>
+                  </w:rPr>
+                </m:ctrlPr>
+              </m:sSubPr>
+              <m:e>
+                <m:r>
+                  <w:rPr>
+                    <w:rFonts w:ascii="Cambria Math" w:hAnsi="Cambria Math"/>
+                  </w:rPr>
+                  <m:t>(</m:t>
+                </m:r>
+                <m:r>
+                  <w:rPr>
+                    <w:rFonts w:ascii="Cambria Math" w:hAnsi="Cambria Math" w:hint="eastAsia"/>
+                  </w:rPr>
+                  <m:t>d</m:t>
+                </m:r>
+              </m:e>
+              <m:sub>
+                <m:r>
+                  <w:rPr>
+                    <w:rFonts w:ascii="Cambria Math" w:hAnsi="Cambria Math" w:hint="eastAsia"/>
+                  </w:rPr>
+                  <m:t>k</m:t>
+                </m:r>
+              </m:sub>
+            </m:sSub>
+            <m:r>
+              <w:rPr>
+                <w:rFonts w:ascii="Cambria Math" w:hAnsi="Cambria Math"/>
+              </w:rPr>
+              <m:t>=</m:t>
+            </m:r>
+            <m:sSub>
+              <m:sSubPr>
+                <m:ctrlPr>
+                  <w:rPr>
+                    <w:rFonts w:ascii="Cambria Math" w:hAnsi="Cambria Math"/>
+                    <w:i/>
+                  </w:rPr>
+                </m:ctrlPr>
+              </m:sSubPr>
+              <m:e>
+                <m:r>
+                  <w:rPr>
+                    <w:rFonts w:ascii="Cambria Math" w:hAnsi="Cambria Math" w:hint="eastAsia"/>
+                  </w:rPr>
+                  <m:t>d</m:t>
+                </m:r>
+              </m:e>
+              <m:sub>
+                <m:r>
+                  <w:rPr>
+                    <w:rFonts w:ascii="Cambria Math" w:hAnsi="Cambria Math"/>
+                  </w:rPr>
+                  <m:t>model</m:t>
+                </m:r>
+              </m:sub>
+            </m:sSub>
+            <m:r>
+              <w:rPr>
+                <w:rFonts w:ascii="Cambria Math" w:hAnsi="Cambria Math"/>
+              </w:rPr>
+              <m:t>/h)</m:t>
+            </m:r>
+          </m:sup>
+        </m:sSup>
+      </m:oMath>
+      <w:r>
+        <w:rPr>
+          <w:rFonts w:ascii="Cambria Math" w:hAnsi="Cambria Math" w:hint="eastAsia"/>
+        </w:rPr>
+        <w:t>。最后，再将每个头的值进行拼接，既可得到：</w:t>
+      </w:r>
+    </w:p>
+    <w:p>
+      <w:pPr>
+        <w:rPr>
+          <w:rFonts w:ascii="Cambria Math" w:hAnsi="Cambria Math"/>
+          <w:oMath/>
+        </w:rPr>
+      </w:pPr>
+      <m:oMathPara>
+        <m:oMath>
+          <m:r>
+            <w:rPr>
+              <w:rFonts w:ascii="Cambria Math" w:hAnsi="Cambria Math"/>
+            </w:rPr>
+            <m:t>Multi-Head Output=Concat(</m:t>
+          </m:r>
+          <w:bookmarkStart w:id="40" w:name="OLE_LINK4"/>
+          <m:sSub>
+            <m:sSubPr>
+              <m:ctrlPr>
+                <w:rPr>
+                  <w:rFonts w:ascii="Cambria Math" w:hAnsi="Cambria Math"/>
+                  <w:i/>
+                </w:rPr>
+              </m:ctrlPr>
+            </m:sSubPr>
+            <m:e>
+              <m:r>
+                <w:rPr>
+                  <w:rFonts w:ascii="Cambria Math" w:hAnsi="Cambria Math"/>
+                </w:rPr>
+                <m:t>Head</m:t>
+              </m:r>
+            </m:e>
+            <m:sub>
+              <m:r>
+                <w:rPr>
+                  <w:rFonts w:ascii="Cambria Math" w:hAnsi="Cambria Math"/>
+                </w:rPr>
+                <m:t>1</m:t>
+              </m:r>
+            </m:sub>
+          </m:sSub>
+          <w:bookmarkEnd w:id="40"/>
+          <m:r>
+            <w:rPr>
+              <w:rFonts w:ascii="Cambria Math" w:hAnsi="Cambria Math"/>
+            </w:rPr>
+            <m:t xml:space="preserve"> </m:t>
+          </m:r>
+          <m:r>
+            <w:rPr>
+              <w:rFonts w:ascii="Cambria Math" w:hAnsi="Cambria Math"/>
+            </w:rPr>
+            <m:t>,</m:t>
+          </m:r>
+          <m:sSub>
+            <m:sSubPr>
+              <m:ctrlPr>
+                <w:rPr>
+                  <w:rFonts w:ascii="Cambria Math" w:hAnsi="Cambria Math"/>
+                  <w:i/>
+                </w:rPr>
+              </m:ctrlPr>
+            </m:sSubPr>
+            <m:e>
+              <m:r>
+                <w:rPr>
+                  <w:rFonts w:ascii="Cambria Math" w:hAnsi="Cambria Math"/>
+                </w:rPr>
+                <m:t>Head</m:t>
+              </m:r>
+            </m:e>
+            <m:sub>
+              <m:r>
+                <w:rPr>
+                  <w:rFonts w:ascii="Cambria Math" w:hAnsi="Cambria Math"/>
+                </w:rPr>
+                <m:t>2</m:t>
+              </m:r>
+            </m:sub>
+          </m:sSub>
+          <m:r>
+            <w:rPr>
+              <w:rFonts w:ascii="Cambria Math" w:hAnsi="Cambria Math"/>
+            </w:rPr>
+            <m:t>,…</m:t>
+          </m:r>
+          <m:sSub>
+            <m:sSubPr>
+              <m:ctrlPr>
+                <w:rPr>
+                  <w:rFonts w:ascii="Cambria Math" w:hAnsi="Cambria Math"/>
+                  <w:i/>
+                </w:rPr>
+              </m:ctrlPr>
+            </m:sSubPr>
+            <m:e>
+              <m:r>
+                <w:rPr>
+                  <w:rFonts w:ascii="Cambria Math" w:hAnsi="Cambria Math"/>
+                </w:rPr>
+                <m:t>Head</m:t>
+              </m:r>
+            </m:e>
+            <m:sub>
+              <m:r>
+                <w:rPr>
+                  <w:rFonts w:ascii="Cambria Math" w:hAnsi="Cambria Math"/>
+                </w:rPr>
+                <m:t>h</m:t>
+              </m:r>
+            </m:sub>
+          </m:sSub>
+          <m:r>
+            <w:rPr>
+              <w:rFonts w:ascii="Cambria Math" w:hAnsi="Cambria Math"/>
+            </w:rPr>
+            <m:t>)</m:t>
+          </m:r>
+        </m:oMath>
+      </m:oMathPara>
+    </w:p>
+    <w:p>
+      <w:pPr>
+        <w:rPr>
+          <w:rFonts w:ascii="Cambria Math" w:hAnsi="Cambria Math"/>
+        </w:rPr>
+      </w:pPr>
+      <w:r>
+        <w:rPr>
+          <w:rFonts w:ascii="Cambria Math" w:hAnsi="Cambria Math" w:hint="eastAsia"/>
+        </w:rPr>
+        <w:t>拼接结果的形状为</w:t>
+      </w:r>
+      <m:oMath>
+        <m:r>
+          <w:rPr>
+            <w:rFonts w:ascii="Cambria Math" w:hAnsi="Cambria Math" w:hint="eastAsia"/>
+          </w:rPr>
+          <m:t>T</m:t>
+        </m:r>
+        <m:r>
+          <w:rPr>
+            <w:rFonts w:ascii="Cambria Math" w:hAnsi="Cambria Math"/>
+          </w:rPr>
+          <m:t>*</m:t>
+        </m:r>
+        <w:bookmarkStart w:id="41" w:name="_Hlk188385926"/>
+        <m:sSub>
+          <m:sSubPr>
+            <m:ctrlPr>
+              <w:rPr>
+                <w:rFonts w:ascii="Cambria Math" w:hAnsi="Cambria Math"/>
+                <w:i/>
+              </w:rPr>
+            </m:ctrlPr>
+          </m:sSubPr>
+          <m:e>
+            <m:r>
+              <w:rPr>
+                <w:rFonts w:ascii="Cambria Math" w:hAnsi="Cambria Math" w:hint="eastAsia"/>
+              </w:rPr>
+              <m:t>d</m:t>
+            </m:r>
+          </m:e>
+          <m:sub>
+            <m:r>
+              <w:rPr>
+                <w:rFonts w:ascii="Cambria Math" w:hAnsi="Cambria Math"/>
+              </w:rPr>
+              <m:t>model</m:t>
+            </m:r>
+          </m:sub>
+        </m:sSub>
+      </m:oMath>
+      <w:bookmarkEnd w:id="41"/>
+      <w:r>
+        <w:rPr>
+          <w:rFonts w:ascii="Cambria Math" w:hAnsi="Cambria Math" w:hint="eastAsia"/>
+        </w:rPr>
+        <w:t>。</w:t>
+      </w:r>
+    </w:p>
+    <w:p>
+      <w:pPr>
+        <w:rPr>
+          <w:rFonts w:ascii="Cambria Math" w:hAnsi="Cambria Math" w:hint="eastAsia"/>
+        </w:rPr>
+      </w:pPr>
+      <w:r>
+        <w:rPr>
+          <w:rFonts w:ascii="Cambria Math" w:hAnsi="Cambria Math" w:hint="eastAsia"/>
+        </w:rPr>
+        <w:t>拼接后的输出通过一个线性变换，投影回模型的原始维度：</w:t>
+      </w:r>
+    </w:p>
+    <w:p>
+      <w:pPr>
+        <w:rPr>
+          <w:rFonts w:ascii="Cambria Math" w:hAnsi="Cambria Math"/>
+        </w:rPr>
+      </w:pPr>
+      <w:bookmarkStart w:id="42" w:name="OLE_LINK38"/>
+      <m:oMathPara>
+        <m:oMath>
+          <m:r>
+            <w:rPr>
+              <w:rFonts w:ascii="Cambria Math" w:hAnsi="Cambria Math"/>
+            </w:rPr>
+            <m:t>Final Output=Multi-Head Output</m:t>
+          </m:r>
+          <m:r>
+            <w:rPr>
+              <w:rFonts w:ascii="Cambria Math" w:hAnsi="Cambria Math"/>
+            </w:rPr>
+            <m:t>∙</m:t>
+          </m:r>
+          <m:sSub>
+            <m:sSubPr>
+              <m:ctrlPr>
+                <w:rPr>
+                  <w:rFonts w:ascii="Cambria Math" w:hAnsi="Cambria Math"/>
+                  <w:i/>
+                </w:rPr>
+              </m:ctrlPr>
+            </m:sSubPr>
+            <m:e>
+              <m:r>
+                <w:rPr>
+                  <w:rFonts w:ascii="Cambria Math" w:hAnsi="Cambria Math"/>
+                </w:rPr>
+                <m:t>W</m:t>
+              </m:r>
+            </m:e>
+            <m:sub>
+              <m:r>
+                <w:rPr>
+                  <w:rFonts w:ascii="Cambria Math" w:hAnsi="Cambria Math"/>
+                </w:rPr>
+                <m:t>O</m:t>
+              </m:r>
+            </m:sub>
+          </m:sSub>
+        </m:oMath>
+      </m:oMathPara>
+    </w:p>
+    <w:bookmarkEnd w:id="42"/>
+    <w:p>
+      <w:pPr>
+        <w:rPr>
+          <w:rFonts w:ascii="Cambria Math" w:hAnsi="Cambria Math"/>
+        </w:rPr>
+      </w:pPr>
+      <w:r>
+        <w:rPr>
+          <w:rFonts w:ascii="Cambria Math" w:hAnsi="Cambria Math" w:hint="eastAsia"/>
+        </w:rPr>
+        <w:t>其中</w:t>
+      </w:r>
+      <m:oMath>
+        <m:sSub>
+          <m:sSubPr>
+            <m:ctrlPr>
+              <w:rPr>
+                <w:rFonts w:ascii="Cambria Math" w:hAnsi="Cambria Math"/>
+                <w:i/>
+              </w:rPr>
+            </m:ctrlPr>
+          </m:sSubPr>
+          <m:e>
+            <m:r>
+              <w:rPr>
+                <w:rFonts w:ascii="Cambria Math" w:hAnsi="Cambria Math"/>
+              </w:rPr>
+              <m:t>W</m:t>
+            </m:r>
+          </m:e>
+          <m:sub>
+            <m:r>
+              <w:rPr>
+                <w:rFonts w:ascii="Cambria Math" w:hAnsi="Cambria Math"/>
+              </w:rPr>
+              <m:t>O</m:t>
+            </m:r>
+          </m:sub>
+        </m:sSub>
+      </m:oMath>
+      <w:r>
+        <w:rPr>
+          <w:rFonts w:ascii="Cambria Math" w:hAnsi="Cambria Math" w:hint="eastAsia"/>
+        </w:rPr>
+        <w:t>也是通过学习得到的线性变换矩阵，其意义是给不同的“头”不同的权重来组合出最后的结果。</w:t>
+      </w:r>
+    </w:p>
+    <w:p>
+      <w:pPr>
+        <w:rPr>
+          <w:rFonts w:ascii="Cambria Math" w:hAnsi="Cambria Math"/>
+        </w:rPr>
+      </w:pPr>
+    </w:p>
+    <w:p>
+      <w:pPr>
+        <w:jc w:val="center"/>
+      </w:pPr>
+      <w:bookmarkStart w:id="43" w:name="OLE_LINK36"/>
+      <w:r>
+        <w:rPr>
+          <w:b/>
+          <w:bCs/>
+        </w:rPr>
+        <w:t>Add &amp; Norm</w:t>
+      </w:r>
+      <w:bookmarkEnd w:id="43"/>
+      <w:r>
+        <w:rPr>
+          <w:rFonts w:hint="eastAsia"/>
+          <w:b/>
+          <w:bCs/>
+        </w:rPr>
+        <w:t>:</w:t>
+      </w:r>
+    </w:p>
+    <w:p>
+      <w:pPr>
+        <w:rPr>
+          <w:rFonts w:ascii="Cambria Math" w:hAnsi="Cambria Math"/>
+        </w:rPr>
+      </w:pPr>
+      <w:r>
+        <w:rPr>
+          <w:rFonts w:asciiTheme="minorEastAsia" w:hAnsiTheme="minorEastAsia" w:hint="eastAsia"/>
+        </w:rPr>
+        <w:t>由两部分组成：残差连接（</w:t>
+      </w:r>
+      <w:r>
+        <w:rPr>
+          <w:rFonts w:asciiTheme="minorEastAsia" w:hAnsiTheme="minorEastAsia"/>
+        </w:rPr>
+        <w:t>Add）和层归一化（Norm）</w:t>
+      </w:r>
+      <w:r>
+        <w:rPr>
+          <w:rFonts w:ascii="Cambria Math" w:hAnsi="Cambria Math"/>
+        </w:rPr>
+        <w:t>。</w:t>
+      </w:r>
+    </w:p>
+    <w:p>
+      <w:pPr>
+        <w:rPr>
+          <w:rFonts w:ascii="Cambria Math" w:hAnsi="Cambria Math"/>
+        </w:rPr>
+      </w:pPr>
+      <w:r>
+        <w:rPr>
+          <w:rFonts w:ascii="Cambria Math" w:hAnsi="Cambria Math"/>
+        </w:rPr>
+        <w:t>作用</w:t>
+      </w:r>
+      <w:r>
+        <w:rPr>
+          <w:rFonts w:ascii="Cambria Math" w:hAnsi="Cambria Math" w:hint="eastAsia"/>
+        </w:rPr>
+        <w:t>：</w:t>
+      </w:r>
+    </w:p>
+    <w:p>
+      <w:pPr>
+        <w:rPr>
+          <w:rFonts w:asciiTheme="minorEastAsia" w:hAnsiTheme="minorEastAsia" w:hint="eastAsia"/>
+        </w:rPr>
+      </w:pPr>
+      <w:r>
+        <w:rPr>
+          <w:rFonts w:asciiTheme="minorEastAsia" w:hAnsiTheme="minorEastAsia" w:hint="eastAsia"/>
+        </w:rPr>
+        <w:t>1</w:t>
+      </w:r>
+      <w:r>
+        <w:rPr>
+          <w:rFonts w:asciiTheme="minorEastAsia" w:hAnsiTheme="minorEastAsia"/>
+        </w:rPr>
+        <w:t>.</w:t>
+      </w:r>
+      <w:r>
+        <w:rPr>
+          <w:rFonts w:asciiTheme="minorEastAsia" w:hAnsiTheme="minorEastAsia" w:hint="eastAsia"/>
+        </w:rPr>
+        <w:t>保持信息流通（通过残差连接</w:t>
+      </w:r>
+      <w:r>
+        <w:rPr>
+          <w:rFonts w:asciiTheme="minorEastAsia" w:hAnsiTheme="minorEastAsia"/>
+        </w:rPr>
+        <w:t xml:space="preserve"> Add）</w:t>
+      </w:r>
+    </w:p>
+    <w:p>
+      <w:pPr>
+        <w:rPr>
+          <w:rFonts w:asciiTheme="minorEastAsia" w:hAnsiTheme="minorEastAsia"/>
+        </w:rPr>
+      </w:pPr>
+      <w:r>
+        <w:rPr>
+          <w:rFonts w:asciiTheme="minorEastAsia" w:hAnsiTheme="minorEastAsia" w:hint="eastAsia"/>
+        </w:rPr>
+        <w:t>在</w:t>
+      </w:r>
+      <w:r>
+        <w:rPr>
+          <w:rFonts w:asciiTheme="minorEastAsia" w:hAnsiTheme="minorEastAsia"/>
+        </w:rPr>
+        <w:t xml:space="preserve"> Transformer 中，输入经过复杂的非线性变换（如多头注意力或前馈网络）后，可能导致梯度消失或信息丢失。</w:t>
+      </w:r>
+      <w:r>
+        <w:rPr>
+          <w:rFonts w:asciiTheme="minorEastAsia" w:hAnsiTheme="minorEastAsia" w:hint="eastAsia"/>
+        </w:rPr>
+        <w:t>残差连接通过直接加回原始输入，确保输入信息不被完全覆盖，同时有助于梯度流动，稳定训练过程。</w:t>
+      </w:r>
+    </w:p>
+    <w:p>
+      <w:pPr>
+        <w:rPr>
+          <w:rFonts w:asciiTheme="minorEastAsia" w:hAnsiTheme="minorEastAsia"/>
+        </w:rPr>
+      </w:pPr>
+      <w:r>
+        <w:rPr>
+          <w:rFonts w:asciiTheme="minorEastAsia" w:hAnsiTheme="minorEastAsia"/>
+        </w:rPr>
+        <w:t>2.</w:t>
+      </w:r>
+      <w:r>
+        <w:rPr>
+          <w:rFonts w:asciiTheme="minorEastAsia" w:hAnsiTheme="minorEastAsia" w:hint="eastAsia"/>
+        </w:rPr>
+        <w:t>规范化输出（通过层归一化</w:t>
+      </w:r>
+      <w:r>
+        <w:rPr>
+          <w:rFonts w:asciiTheme="minorEastAsia" w:hAnsiTheme="minorEastAsia"/>
+        </w:rPr>
+        <w:t xml:space="preserve"> Norm）</w:t>
+      </w:r>
+    </w:p>
+    <w:p>
+      <w:pPr>
+        <w:rPr>
+          <w:rFonts w:asciiTheme="minorEastAsia" w:hAnsiTheme="minorEastAsia"/>
+        </w:rPr>
+      </w:pPr>
+      <w:r>
+        <w:rPr>
+          <w:rFonts w:asciiTheme="minorEastAsia" w:hAnsiTheme="minorEastAsia" w:hint="eastAsia"/>
+        </w:rPr>
+        <w:t>层归一化对每一层的输出进行归一化</w:t>
+      </w:r>
+      <w:r>
+        <w:rPr>
+          <w:rFonts w:asciiTheme="minorEastAsia" w:hAnsiTheme="minorEastAsia" w:hint="eastAsia"/>
+        </w:rPr>
+        <w:t>，</w:t>
+      </w:r>
+      <w:r>
+        <w:rPr>
+          <w:rFonts w:asciiTheme="minorEastAsia" w:hAnsiTheme="minorEastAsia" w:hint="eastAsia"/>
+        </w:rPr>
+        <w:t>减小不同层之间的分布差异，缓解训练不稳定的问题</w:t>
+      </w:r>
+      <w:r>
+        <w:rPr>
+          <w:rFonts w:asciiTheme="minorEastAsia" w:hAnsiTheme="minorEastAsia" w:hint="eastAsia"/>
+        </w:rPr>
+        <w:t>，</w:t>
+      </w:r>
+      <w:r>
+        <w:rPr>
+          <w:rFonts w:asciiTheme="minorEastAsia" w:hAnsiTheme="minorEastAsia" w:hint="eastAsia"/>
+        </w:rPr>
+        <w:t>使得模型训练更高效</w:t>
+      </w:r>
+      <w:r>
+        <w:rPr>
+          <w:rFonts w:asciiTheme="minorEastAsia" w:hAnsiTheme="minorEastAsia" w:hint="eastAsia"/>
+        </w:rPr>
+        <w:t>，</w:t>
+      </w:r>
+      <w:r>
+        <w:rPr>
+          <w:rFonts w:asciiTheme="minorEastAsia" w:hAnsiTheme="minorEastAsia" w:hint="eastAsia"/>
+        </w:rPr>
+        <w:t>并能加快收敛速度。</w:t>
+      </w:r>
+    </w:p>
+    <w:p>
+      <w:pPr>
+        <w:rPr>
+          <w:rFonts w:asciiTheme="minorEastAsia" w:hAnsiTheme="minorEastAsia"/>
+        </w:rPr>
+      </w:pPr>
+    </w:p>
+    <w:p>
+      <w:pPr>
+        <w:rPr>
+          <w:rFonts w:asciiTheme="minorEastAsia" w:hAnsiTheme="minorEastAsia"/>
+          <w:color w:val="44546A" w:themeColor="text2"/>
+        </w:rPr>
+      </w:pPr>
+      <w:r>
+        <w:rPr>
+          <w:color w:val="44546A" w:themeColor="text2"/>
+          <w:vertAlign w:val="superscript"/>
+        </w:rPr>
+        <w:t>*</w:t>
+      </w:r>
+      <w:r>
+        <w:rPr>
+          <w:rFonts w:asciiTheme="minorEastAsia" w:hAnsiTheme="minorEastAsia" w:hint="eastAsia"/>
+          <w:color w:val="44546A" w:themeColor="text2"/>
+        </w:rPr>
+        <w:t>实现逻辑（选读）</w:t>
+      </w:r>
+    </w:p>
+    <w:p>
+      <w:pPr>
+        <w:rPr>
+          <w:rFonts w:asciiTheme="minorEastAsia" w:hAnsiTheme="minorEastAsia" w:hint="eastAsia"/>
+          <w:color w:val="44546A" w:themeColor="text2"/>
+        </w:rPr>
+      </w:pPr>
+      <w:r>
+        <w:rPr>
+          <w:rFonts w:asciiTheme="minorEastAsia" w:hAnsiTheme="minorEastAsia" w:hint="eastAsia"/>
+          <w:color w:val="44546A" w:themeColor="text2"/>
+        </w:rPr>
+        <w:t>假设子层的输入为</w:t>
+      </w:r>
+      <w:bookmarkStart w:id="44" w:name="OLE_LINK39"/>
+      <m:oMath>
+        <m:r>
+          <w:rPr>
+            <w:rFonts w:ascii="Cambria Math" w:hAnsi="Cambria Math"/>
+            <w:color w:val="44546A" w:themeColor="text2"/>
+          </w:rPr>
+          <m:t>X</m:t>
+        </m:r>
+      </m:oMath>
+      <w:bookmarkEnd w:id="44"/>
+      <w:r>
+        <w:rPr>
+          <w:rFonts w:asciiTheme="minorEastAsia" w:hAnsiTheme="minorEastAsia" w:hint="eastAsia"/>
+          <w:color w:val="44546A" w:themeColor="text2"/>
+        </w:rPr>
+        <w:t>，</w:t>
+      </w:r>
+      <w:r>
+        <w:rPr>
+          <w:rFonts w:asciiTheme="minorEastAsia" w:hAnsiTheme="minorEastAsia"/>
+          <w:color w:val="44546A" w:themeColor="text2"/>
+        </w:rPr>
+        <w:t>经过某个子层的输出为</w:t>
+      </w:r>
+      <m:oMath>
+        <m:r>
+          <w:rPr>
+            <w:rFonts w:ascii="Cambria Math" w:hAnsi="Cambria Math"/>
+            <w:color w:val="44546A" w:themeColor="text2"/>
+          </w:rPr>
+          <m:t>SubLayer(X)</m:t>
+        </m:r>
+      </m:oMath>
+      <w:r>
+        <w:rPr>
+          <w:rFonts w:asciiTheme="minorEastAsia" w:hAnsiTheme="minorEastAsia" w:hint="eastAsia"/>
+          <w:color w:val="44546A" w:themeColor="text2"/>
+        </w:rPr>
+        <w:t>。以多头注意力层为例，则</w:t>
+      </w:r>
+      <m:oMath>
+        <m:r>
+          <w:rPr>
+            <w:rFonts w:ascii="Cambria Math" w:hAnsi="Cambria Math"/>
+            <w:color w:val="44546A" w:themeColor="text2"/>
+          </w:rPr>
+          <m:t>X</m:t>
+        </m:r>
+      </m:oMath>
+      <w:r>
+        <w:rPr>
+          <w:rFonts w:asciiTheme="minorEastAsia" w:hAnsiTheme="minorEastAsia" w:hint="eastAsia"/>
+          <w:color w:val="44546A" w:themeColor="text2"/>
+        </w:rPr>
+        <w:t>为</w:t>
+      </w:r>
+      <m:oMath>
+        <m:sSub>
+          <m:sSubPr>
+            <m:ctrlPr>
+              <w:rPr>
+                <w:rFonts w:ascii="Cambria Math" w:hAnsi="Cambria Math"/>
+                <w:i/>
+                <w:color w:val="44546A" w:themeColor="text2"/>
+              </w:rPr>
+            </m:ctrlPr>
+          </m:sSubPr>
+          <m:e>
+            <m:r>
+              <w:rPr>
+                <w:rFonts w:ascii="Cambria Math" w:hAnsi="Cambria Math"/>
+                <w:color w:val="44546A" w:themeColor="text2"/>
+              </w:rPr>
+              <m:t>X</m:t>
+            </m:r>
+          </m:e>
+          <m:sub>
+            <m:r>
+              <w:rPr>
+                <w:rFonts w:ascii="Cambria Math" w:hAnsi="Cambria Math"/>
+                <w:color w:val="44546A" w:themeColor="text2"/>
+              </w:rPr>
+              <m:t>final</m:t>
+            </m:r>
+          </m:sub>
+        </m:sSub>
+      </m:oMath>
+      <w:r>
+        <w:rPr>
+          <w:rFonts w:asciiTheme="minorEastAsia" w:hAnsiTheme="minorEastAsia" w:hint="eastAsia"/>
+          <w:color w:val="44546A" w:themeColor="text2"/>
+        </w:rPr>
+        <w:t>；</w:t>
+      </w:r>
+      <m:oMath>
+        <m:r>
+          <w:rPr>
+            <w:rFonts w:ascii="Cambria Math" w:hAnsi="Cambria Math"/>
+            <w:color w:val="44546A" w:themeColor="text2"/>
+          </w:rPr>
+          <m:t>SubLayer(X)</m:t>
+        </m:r>
+      </m:oMath>
+      <w:r>
+        <w:rPr>
+          <w:rFonts w:asciiTheme="minorEastAsia" w:hAnsiTheme="minorEastAsia" w:hint="eastAsia"/>
+          <w:color w:val="44546A" w:themeColor="text2"/>
+        </w:rPr>
+        <w:t>为</w:t>
+      </w:r>
+      <m:oMath>
+        <m:r>
+          <w:rPr>
+            <w:rFonts w:ascii="Cambria Math" w:hAnsi="Cambria Math"/>
+            <w:color w:val="44546A" w:themeColor="text2"/>
+          </w:rPr>
+          <m:t>Final Output=Multi-Head Output∙</m:t>
+        </m:r>
+        <m:sSub>
+          <m:sSubPr>
+            <m:ctrlPr>
+              <w:rPr>
+                <w:rFonts w:ascii="Cambria Math" w:hAnsi="Cambria Math"/>
+                <w:i/>
+                <w:color w:val="44546A" w:themeColor="text2"/>
+              </w:rPr>
+            </m:ctrlPr>
+          </m:sSubPr>
+          <m:e>
+            <m:r>
+              <w:rPr>
+                <w:rFonts w:ascii="Cambria Math" w:hAnsi="Cambria Math"/>
+                <w:color w:val="44546A" w:themeColor="text2"/>
+              </w:rPr>
+              <m:t>W</m:t>
+            </m:r>
+          </m:e>
+          <m:sub>
+            <m:r>
+              <w:rPr>
+                <w:rFonts w:ascii="Cambria Math" w:hAnsi="Cambria Math"/>
+                <w:color w:val="44546A" w:themeColor="text2"/>
+              </w:rPr>
+              <m:t>O</m:t>
+            </m:r>
+          </m:sub>
+        </m:sSub>
+      </m:oMath>
+      <w:r>
+        <w:rPr>
+          <w:rFonts w:asciiTheme="minorEastAsia" w:hAnsiTheme="minorEastAsia" w:hint="eastAsia"/>
+          <w:color w:val="44546A" w:themeColor="text2"/>
+        </w:rPr>
+        <w:t>。</w:t>
+      </w:r>
+    </w:p>
+    <w:p>
+      <w:pPr>
+        <w:rPr>
+          <w:rFonts w:asciiTheme="minorEastAsia" w:hAnsiTheme="minorEastAsia" w:hint="eastAsia"/>
+          <w:color w:val="44546A" w:themeColor="text2"/>
+        </w:rPr>
+      </w:pPr>
+      <w:r>
+        <w:rPr>
+          <w:rFonts w:asciiTheme="minorEastAsia" w:hAnsiTheme="minorEastAsia"/>
+          <w:color w:val="44546A" w:themeColor="text2"/>
+        </w:rPr>
+        <w:t>Add &amp; Norm 的计算如下：</w:t>
+      </w:r>
+    </w:p>
+    <w:p>
+      <w:pPr>
+        <w:rPr>
+          <w:rFonts w:asciiTheme="minorEastAsia" w:hAnsiTheme="minorEastAsia"/>
+          <w:color w:val="44546A" w:themeColor="text2"/>
+        </w:rPr>
+      </w:pPr>
+      <m:oMathPara>
+        <m:oMath>
+          <m:r>
+            <w:rPr>
+              <w:rFonts w:ascii="Cambria Math" w:hAnsi="Cambria Math"/>
+              <w:color w:val="44546A" w:themeColor="text2"/>
+            </w:rPr>
+            <m:t>Output=LayerNorm(X+SubLayer(X))</m:t>
+          </m:r>
+        </m:oMath>
+      </m:oMathPara>
+    </w:p>
+    <w:p>
+      <w:pPr>
+        <w:rPr>
+          <w:rFonts w:asciiTheme="minorEastAsia" w:hAnsiTheme="minorEastAsia" w:hint="eastAsia"/>
+          <w:color w:val="44546A" w:themeColor="text2"/>
+        </w:rPr>
+      </w:pPr>
+      <w:r>
+        <w:rPr>
+          <w:rFonts w:asciiTheme="minorEastAsia" w:hAnsiTheme="minorEastAsia" w:hint="eastAsia"/>
+          <w:color w:val="44546A" w:themeColor="text2"/>
+        </w:rPr>
+        <w:t>首先，进行</w:t>
+      </w:r>
+      <w:r>
+        <w:rPr>
+          <w:rFonts w:asciiTheme="minorEastAsia" w:hAnsiTheme="minorEastAsia" w:hint="eastAsia"/>
+          <w:color w:val="44546A" w:themeColor="text2"/>
+        </w:rPr>
+        <w:t>残差连接（</w:t>
+      </w:r>
+      <w:r>
+        <w:rPr>
+          <w:rFonts w:asciiTheme="minorEastAsia" w:hAnsiTheme="minorEastAsia"/>
+          <w:color w:val="44546A" w:themeColor="text2"/>
+        </w:rPr>
+        <w:t>Add）：</w:t>
+      </w:r>
+    </w:p>
+    <w:p>
+      <w:pPr>
+        <w:rPr>
+          <w:rFonts w:asciiTheme="minorEastAsia" w:hAnsiTheme="minorEastAsia"/>
+          <w:color w:val="44546A" w:themeColor="text2"/>
+        </w:rPr>
+      </w:pPr>
+      <m:oMathPara>
+        <m:oMath>
+          <m:r>
+            <w:rPr>
+              <w:rFonts w:ascii="Cambria Math" w:hAnsi="Cambria Math"/>
+              <w:color w:val="44546A" w:themeColor="text2"/>
+            </w:rPr>
+            <m:t>R=</m:t>
+          </m:r>
+          <m:r>
+            <w:rPr>
+              <w:rFonts w:ascii="Cambria Math" w:hAnsi="Cambria Math"/>
+              <w:color w:val="44546A" w:themeColor="text2"/>
+            </w:rPr>
+            <m:t>X+SubLayer(X)</m:t>
+          </m:r>
+        </m:oMath>
+      </m:oMathPara>
+    </w:p>
+    <w:p>
+      <w:pPr>
+        <w:rPr>
+          <w:rFonts w:asciiTheme="minorEastAsia" w:hAnsiTheme="minorEastAsia"/>
+          <w:color w:val="44546A" w:themeColor="text2"/>
+        </w:rPr>
+      </w:pPr>
+      <w:r>
+        <w:rPr>
+          <w:rFonts w:asciiTheme="minorEastAsia" w:hAnsiTheme="minorEastAsia" w:hint="eastAsia"/>
+          <w:color w:val="44546A" w:themeColor="text2"/>
+        </w:rPr>
+        <w:t>将子层的输入</w:t>
+      </w:r>
+      <m:oMath>
+        <m:r>
+          <w:rPr>
+            <w:rFonts w:ascii="Cambria Math" w:hAnsi="Cambria Math" w:cs="Cambria Math"/>
+            <w:color w:val="44546A" w:themeColor="text2"/>
+          </w:rPr>
+          <m:t>X</m:t>
+        </m:r>
+      </m:oMath>
+      <w:r>
+        <w:rPr>
+          <w:rFonts w:asciiTheme="minorEastAsia" w:hAnsiTheme="minorEastAsia"/>
+          <w:color w:val="44546A" w:themeColor="text2"/>
+        </w:rPr>
+        <w:t>与子层的输出</w:t>
+      </w:r>
+      <m:oMath>
+        <m:r>
+          <w:rPr>
+            <w:rFonts w:ascii="Cambria Math" w:hAnsi="Cambria Math"/>
+            <w:color w:val="44546A" w:themeColor="text2"/>
+          </w:rPr>
+          <m:t>SubLayer(X)</m:t>
+        </m:r>
+      </m:oMath>
+      <w:r>
+        <w:rPr>
+          <w:rFonts w:asciiTheme="minorEastAsia" w:hAnsiTheme="minorEastAsia"/>
+          <w:color w:val="44546A" w:themeColor="text2"/>
+        </w:rPr>
+        <w:t xml:space="preserve"> 相加</w:t>
+      </w:r>
+      <w:r>
+        <w:rPr>
+          <w:rFonts w:asciiTheme="minorEastAsia" w:hAnsiTheme="minorEastAsia" w:hint="eastAsia"/>
+          <w:color w:val="44546A" w:themeColor="text2"/>
+        </w:rPr>
+        <w:t>，</w:t>
+      </w:r>
+      <w:r>
+        <w:rPr>
+          <w:rFonts w:asciiTheme="minorEastAsia" w:hAnsiTheme="minorEastAsia" w:hint="eastAsia"/>
+          <w:color w:val="44546A" w:themeColor="text2"/>
+        </w:rPr>
+        <w:t>作用是保留输入的信息，避免子层的复杂变换导致输入信息完全丢失，同时使得梯度流动更顺畅。</w:t>
+      </w:r>
+    </w:p>
+    <w:p>
+      <w:pPr>
+        <w:rPr>
+          <w:rFonts w:asciiTheme="minorEastAsia" w:hAnsiTheme="minorEastAsia"/>
+          <w:color w:val="44546A" w:themeColor="text2"/>
+        </w:rPr>
+      </w:pPr>
+      <w:r>
+        <w:rPr>
+          <w:rFonts w:asciiTheme="minorEastAsia" w:hAnsiTheme="minorEastAsia" w:hint="eastAsia"/>
+          <w:color w:val="44546A" w:themeColor="text2"/>
+        </w:rPr>
+        <w:t>其次，</w:t>
+      </w:r>
+      <w:r>
+        <w:rPr>
+          <w:rFonts w:asciiTheme="minorEastAsia" w:hAnsiTheme="minorEastAsia" w:hint="eastAsia"/>
+          <w:color w:val="44546A" w:themeColor="text2"/>
+        </w:rPr>
+        <w:t>层归一化（</w:t>
+      </w:r>
+      <w:r>
+        <w:rPr>
+          <w:rFonts w:asciiTheme="minorEastAsia" w:hAnsiTheme="minorEastAsia"/>
+          <w:color w:val="44546A" w:themeColor="text2"/>
+        </w:rPr>
+        <w:t>Norm）：</w:t>
+      </w:r>
+    </w:p>
+    <w:p>
+      <w:pPr>
+        <w:rPr>
+          <w:rFonts w:asciiTheme="minorEastAsia" w:hAnsiTheme="minorEastAsia"/>
+          <w:color w:val="44546A" w:themeColor="text2"/>
+        </w:rPr>
+      </w:pPr>
+      <m:oMathPara>
+        <m:oMath>
+          <m:r>
+            <w:rPr>
+              <w:rFonts w:ascii="Cambria Math" w:hAnsi="Cambria Math"/>
+              <w:color w:val="44546A" w:themeColor="text2"/>
+            </w:rPr>
+            <m:t>LayerNorm</m:t>
+          </m:r>
+          <m:d>
+            <m:dPr>
+              <m:ctrlPr>
+                <w:rPr>
+                  <w:rFonts w:ascii="Cambria Math" w:hAnsi="Cambria Math"/>
+                  <w:i/>
+                  <w:color w:val="44546A" w:themeColor="text2"/>
+                </w:rPr>
+              </m:ctrlPr>
+            </m:dPr>
+            <m:e>
+              <m:r>
+                <w:rPr>
+                  <w:rFonts w:ascii="Cambria Math" w:hAnsi="Cambria Math"/>
+                  <w:color w:val="44546A" w:themeColor="text2"/>
+                </w:rPr>
+                <m:t>R</m:t>
+              </m:r>
+            </m:e>
+          </m:d>
+          <m:r>
+            <w:rPr>
+              <w:rFonts w:ascii="Cambria Math" w:hAnsi="Cambria Math"/>
+              <w:color w:val="44546A" w:themeColor="text2"/>
+            </w:rPr>
+            <m:t>=</m:t>
+          </m:r>
+          <m:f>
+            <m:fPr>
+              <m:ctrlPr>
+                <w:rPr>
+                  <w:rFonts w:ascii="Cambria Math" w:hAnsi="Cambria Math"/>
+                  <w:i/>
+                  <w:color w:val="44546A" w:themeColor="text2"/>
+                </w:rPr>
+              </m:ctrlPr>
+            </m:fPr>
+            <m:num>
+              <m:r>
+                <w:rPr>
+                  <w:rFonts w:ascii="Cambria Math" w:hAnsi="Cambria Math"/>
+                  <w:color w:val="44546A" w:themeColor="text2"/>
+                </w:rPr>
+                <m:t>R-μ</m:t>
+              </m:r>
+            </m:num>
+            <m:den>
+              <m:r>
+                <w:rPr>
+                  <w:rFonts w:ascii="Cambria Math" w:hAnsi="Cambria Math"/>
+                  <w:color w:val="44546A" w:themeColor="text2"/>
+                </w:rPr>
+                <m:t>σ</m:t>
+              </m:r>
+            </m:den>
+          </m:f>
+          <m:r>
+            <w:rPr>
+              <w:rFonts w:ascii="Cambria Math" w:hAnsi="Cambria Math"/>
+              <w:color w:val="44546A" w:themeColor="text2"/>
+            </w:rPr>
+            <m:t>∙γ+β</m:t>
+          </m:r>
+        </m:oMath>
+      </m:oMathPara>
+    </w:p>
+    <w:p>
+      <w:pPr>
+        <w:rPr>
+          <w:rFonts w:asciiTheme="minorEastAsia" w:hAnsiTheme="minorEastAsia"/>
+          <w:color w:val="44546A" w:themeColor="text2"/>
+        </w:rPr>
+      </w:pPr>
+      <m:oMath>
+        <m:r>
+          <w:rPr>
+            <w:rFonts w:ascii="Cambria Math" w:hAnsi="Cambria Math"/>
+            <w:color w:val="44546A" w:themeColor="text2"/>
+          </w:rPr>
+          <m:t>R</m:t>
+        </m:r>
+      </m:oMath>
+      <w:r>
+        <w:rPr>
+          <w:rFonts w:asciiTheme="minorEastAsia" w:hAnsiTheme="minorEastAsia"/>
+          <w:color w:val="44546A" w:themeColor="text2"/>
+        </w:rPr>
+        <w:t>：残差连接的结果。</w:t>
+      </w:r>
+    </w:p>
+    <w:p>
+      <w:pPr>
+        <w:rPr>
+          <w:rFonts w:asciiTheme="minorEastAsia" w:hAnsiTheme="minorEastAsia" w:hint="eastAsia"/>
+          <w:color w:val="44546A" w:themeColor="text2"/>
+        </w:rPr>
+      </w:pPr>
+      <m:oMath>
+        <m:r>
+          <w:rPr>
+            <w:rFonts w:ascii="Cambria Math" w:hAnsi="Cambria Math" w:cs="Cambria Math"/>
+            <w:color w:val="44546A" w:themeColor="text2"/>
+          </w:rPr>
+          <w:lastRenderedPageBreak/>
+          <m:t>μ</m:t>
+        </m:r>
+      </m:oMath>
+      <w:r>
+        <w:rPr>
+          <w:rFonts w:asciiTheme="minorEastAsia" w:hAnsiTheme="minorEastAsia" w:hint="eastAsia"/>
+          <w:color w:val="44546A" w:themeColor="text2"/>
+        </w:rPr>
+        <w:t>：</w:t>
+      </w:r>
+      <w:r>
+        <w:rPr>
+          <w:rFonts w:asciiTheme="minorEastAsia" w:hAnsiTheme="minorEastAsia" w:hint="eastAsia"/>
+          <w:color w:val="44546A" w:themeColor="text2"/>
+        </w:rPr>
+        <w:t>当前时间步中每个特征的均值。</w:t>
+      </w:r>
+    </w:p>
+    <w:p>
+      <w:pPr>
+        <w:rPr>
+          <w:rFonts w:asciiTheme="minorEastAsia" w:hAnsiTheme="minorEastAsia"/>
+          <w:color w:val="44546A" w:themeColor="text2"/>
+        </w:rPr>
+      </w:pPr>
+      <m:oMath>
+        <m:r>
+          <w:rPr>
+            <w:rFonts w:ascii="Cambria Math" w:hAnsi="Cambria Math" w:hint="eastAsia"/>
+            <w:color w:val="44546A" w:themeColor="text2"/>
+          </w:rPr>
+          <m:t>σ</m:t>
+        </m:r>
+      </m:oMath>
+      <w:r>
+        <w:rPr>
+          <w:rFonts w:asciiTheme="minorEastAsia" w:hAnsiTheme="minorEastAsia" w:hint="eastAsia"/>
+          <w:color w:val="44546A" w:themeColor="text2"/>
+        </w:rPr>
+        <w:t>：当前时间步中每个特征的标准差。</w:t>
+      </w:r>
+    </w:p>
+    <w:p>
+      <w:pPr>
+        <w:rPr>
+          <w:rFonts w:asciiTheme="minorEastAsia" w:hAnsiTheme="minorEastAsia"/>
+          <w:color w:val="44546A" w:themeColor="text2"/>
+        </w:rPr>
+      </w:pPr>
+      <m:oMath>
+        <m:r>
+          <w:rPr>
+            <w:rFonts w:ascii="Cambria Math" w:hAnsi="Cambria Math" w:hint="eastAsia"/>
+            <w:color w:val="44546A" w:themeColor="text2"/>
+          </w:rPr>
+          <m:t>γ</m:t>
+        </m:r>
+      </m:oMath>
+      <w:r>
+        <w:rPr>
+          <w:rFonts w:asciiTheme="minorEastAsia" w:hAnsiTheme="minorEastAsia" w:hint="eastAsia"/>
+          <w:color w:val="44546A" w:themeColor="text2"/>
+        </w:rPr>
+        <w:t>：可学习的缩放参数，形状为</w:t>
+      </w:r>
+      <w:bookmarkStart w:id="45" w:name="OLE_LINK40"/>
+      <m:oMath>
+        <m:sSub>
+          <m:sSubPr>
+            <m:ctrlPr>
+              <w:rPr>
+                <w:rFonts w:ascii="Cambria Math" w:hAnsi="Cambria Math"/>
+                <w:i/>
+                <w:color w:val="44546A" w:themeColor="text2"/>
+              </w:rPr>
+            </m:ctrlPr>
+          </m:sSubPr>
+          <m:e>
+            <m:r>
+              <w:rPr>
+                <w:rFonts w:ascii="Cambria Math" w:hAnsi="Cambria Math" w:hint="eastAsia"/>
+                <w:color w:val="44546A" w:themeColor="text2"/>
+              </w:rPr>
+              <m:t>d</m:t>
+            </m:r>
+          </m:e>
+          <m:sub>
+            <m:r>
+              <w:rPr>
+                <w:rFonts w:ascii="Cambria Math" w:hAnsi="Cambria Math"/>
+                <w:color w:val="44546A" w:themeColor="text2"/>
+              </w:rPr>
+              <m:t>model</m:t>
+            </m:r>
+          </m:sub>
+        </m:sSub>
+      </m:oMath>
+      <w:bookmarkEnd w:id="45"/>
+      <w:r>
+        <w:rPr>
+          <w:rFonts w:asciiTheme="minorEastAsia" w:hAnsiTheme="minorEastAsia" w:hint="eastAsia"/>
+          <w:color w:val="44546A" w:themeColor="text2"/>
+        </w:rPr>
+        <w:t>。</w:t>
+      </w:r>
+    </w:p>
+    <w:p>
+      <w:pPr>
+        <w:rPr>
+          <w:rFonts w:asciiTheme="minorEastAsia" w:hAnsiTheme="minorEastAsia" w:hint="eastAsia"/>
+          <w:color w:val="44546A" w:themeColor="text2"/>
+        </w:rPr>
+      </w:pPr>
+      <w:bookmarkStart w:id="46" w:name="OLE_LINK41"/>
+      <m:oMath>
+        <m:r>
+          <w:rPr>
+            <w:rFonts w:ascii="Cambria Math" w:hAnsi="Cambria Math" w:hint="eastAsia"/>
+            <w:color w:val="44546A" w:themeColor="text2"/>
+          </w:rPr>
+          <m:t>β</m:t>
+        </m:r>
+      </m:oMath>
+      <w:bookmarkEnd w:id="46"/>
+      <w:r>
+        <w:rPr>
+          <w:rFonts w:asciiTheme="minorEastAsia" w:hAnsiTheme="minorEastAsia" w:hint="eastAsia"/>
+          <w:color w:val="44546A" w:themeColor="text2"/>
+        </w:rPr>
+        <w:t>：可学习的偏移参数，形状为</w:t>
+      </w:r>
+      <m:oMath>
+        <m:sSub>
+          <m:sSubPr>
+            <m:ctrlPr>
+              <w:rPr>
+                <w:rFonts w:ascii="Cambria Math" w:hAnsi="Cambria Math"/>
+                <w:i/>
+                <w:color w:val="44546A" w:themeColor="text2"/>
+              </w:rPr>
+            </m:ctrlPr>
+          </m:sSubPr>
+          <m:e>
+            <m:r>
+              <w:rPr>
+                <w:rFonts w:ascii="Cambria Math" w:hAnsi="Cambria Math" w:hint="eastAsia"/>
+                <w:color w:val="44546A" w:themeColor="text2"/>
+              </w:rPr>
+              <m:t>d</m:t>
+            </m:r>
+          </m:e>
+          <m:sub>
+            <m:r>
+              <w:rPr>
+                <w:rFonts w:ascii="Cambria Math" w:hAnsi="Cambria Math"/>
+                <w:color w:val="44546A" w:themeColor="text2"/>
+              </w:rPr>
+              <m:t>model</m:t>
+            </m:r>
+          </m:sub>
+        </m:sSub>
+      </m:oMath>
+      <w:r>
+        <w:rPr>
+          <w:rFonts w:asciiTheme="minorEastAsia" w:hAnsiTheme="minorEastAsia" w:hint="eastAsia"/>
+          <w:color w:val="44546A" w:themeColor="text2"/>
+        </w:rPr>
+        <w:t>。</w:t>
+      </w:r>
+    </w:p>
+    <w:p>
+      <w:pPr>
+        <w:rPr>
+          <w:rFonts w:asciiTheme="minorEastAsia" w:hAnsiTheme="minorEastAsia"/>
+          <w:color w:val="44546A" w:themeColor="text2"/>
+        </w:rPr>
+      </w:pPr>
+      <w:r>
+        <w:rPr>
+          <w:rFonts w:asciiTheme="minorEastAsia" w:hAnsiTheme="minorEastAsia" w:hint="eastAsia"/>
+          <w:color w:val="44546A" w:themeColor="text2"/>
+        </w:rPr>
+        <w:t>对残差连接后的结果进行规范化，使得输出的特征分布更加稳定。</w:t>
+      </w:r>
+      <w:r>
+        <w:rPr>
+          <w:rFonts w:asciiTheme="minorEastAsia" w:hAnsiTheme="minorEastAsia" w:hint="eastAsia"/>
+          <w:color w:val="44546A" w:themeColor="text2"/>
+        </w:rPr>
+        <w:t>注意：层归一化是以列来归一化，因此</w:t>
+      </w:r>
+      <m:oMath>
+        <m:r>
+          <w:rPr>
+            <w:rFonts w:ascii="Cambria Math" w:hAnsi="Cambria Math" w:hint="eastAsia"/>
+            <w:color w:val="44546A" w:themeColor="text2"/>
+          </w:rPr>
+          <m:t>γ</m:t>
+        </m:r>
+      </m:oMath>
+      <w:r>
+        <w:rPr>
+          <w:rFonts w:asciiTheme="minorEastAsia" w:hAnsiTheme="minorEastAsia" w:hint="eastAsia"/>
+          <w:color w:val="44546A" w:themeColor="text2"/>
+        </w:rPr>
+        <w:t>和</w:t>
+      </w:r>
+      <m:oMath>
+        <m:r>
+          <w:rPr>
+            <w:rFonts w:ascii="Cambria Math" w:hAnsi="Cambria Math" w:hint="eastAsia"/>
+            <w:color w:val="44546A" w:themeColor="text2"/>
+          </w:rPr>
+          <m:t>β</m:t>
+        </m:r>
+      </m:oMath>
+      <w:r>
+        <w:rPr>
+          <w:rFonts w:asciiTheme="minorEastAsia" w:hAnsiTheme="minorEastAsia" w:hint="eastAsia"/>
+          <w:color w:val="44546A" w:themeColor="text2"/>
+        </w:rPr>
+        <w:t>形状为</w:t>
+      </w:r>
+      <m:oMath>
+        <m:sSub>
+          <m:sSubPr>
+            <m:ctrlPr>
+              <w:rPr>
+                <w:rFonts w:ascii="Cambria Math" w:hAnsi="Cambria Math"/>
+                <w:i/>
+                <w:color w:val="44546A" w:themeColor="text2"/>
+              </w:rPr>
+            </m:ctrlPr>
+          </m:sSubPr>
+          <m:e>
+            <m:r>
+              <w:rPr>
+                <w:rFonts w:ascii="Cambria Math" w:hAnsi="Cambria Math" w:hint="eastAsia"/>
+                <w:color w:val="44546A" w:themeColor="text2"/>
+              </w:rPr>
+              <m:t>d</m:t>
+            </m:r>
+          </m:e>
+          <m:sub>
+            <m:r>
+              <w:rPr>
+                <w:rFonts w:ascii="Cambria Math" w:hAnsi="Cambria Math"/>
+                <w:color w:val="44546A" w:themeColor="text2"/>
+              </w:rPr>
+              <m:t>model</m:t>
+            </m:r>
+          </m:sub>
+        </m:sSub>
+      </m:oMath>
+      <w:r>
+        <w:rPr>
+          <w:rFonts w:asciiTheme="minorEastAsia" w:hAnsiTheme="minorEastAsia" w:hint="eastAsia"/>
+          <w:color w:val="44546A" w:themeColor="text2"/>
+        </w:rPr>
+        <w:t>。</w:t>
+      </w:r>
+    </w:p>
+    <w:p>
+      <w:pPr>
+        <w:rPr>
+          <w:rFonts w:asciiTheme="minorEastAsia" w:hAnsiTheme="minorEastAsia"/>
+          <w:color w:val="44546A" w:themeColor="text2"/>
+        </w:rPr>
+      </w:pPr>
+      <w:r>
+        <w:rPr>
+          <w:rFonts w:asciiTheme="minorEastAsia" w:hAnsiTheme="minorEastAsia" w:hint="eastAsia"/>
+          <w:color w:val="44546A" w:themeColor="text2"/>
+        </w:rPr>
+        <w:t>具体来说，</w:t>
+      </w:r>
+      <m:oMath>
+        <m:r>
+          <w:rPr>
+            <w:rFonts w:ascii="Cambria Math" w:hAnsi="Cambria Math"/>
+            <w:color w:val="44546A" w:themeColor="text2"/>
+          </w:rPr>
+          <m:t>LayerNorm</m:t>
+        </m:r>
+      </m:oMath>
+      <w:r>
+        <w:rPr>
+          <w:rFonts w:asciiTheme="minorEastAsia" w:hAnsiTheme="minorEastAsia"/>
+          <w:color w:val="44546A" w:themeColor="text2"/>
+        </w:rPr>
+        <w:t xml:space="preserve"> </w:t>
+      </w:r>
+      <w:r>
+        <w:rPr>
+          <w:rFonts w:asciiTheme="minorEastAsia" w:hAnsiTheme="minorEastAsia" w:hint="eastAsia"/>
+          <w:color w:val="44546A" w:themeColor="text2"/>
+        </w:rPr>
+        <w:t>函数</w:t>
+      </w:r>
+      <w:r>
+        <w:rPr>
+          <w:rFonts w:asciiTheme="minorEastAsia" w:hAnsiTheme="minorEastAsia"/>
+          <w:color w:val="44546A" w:themeColor="text2"/>
+        </w:rPr>
+        <w:t>会对每个时间步的输出进行归一化，保证每个时间步的特征均值为 0，标准差为 1。</w:t>
+      </w:r>
+    </w:p>
+    <w:p>
+      <w:pPr>
+        <w:rPr>
+          <w:rFonts w:asciiTheme="minorEastAsia" w:hAnsiTheme="minorEastAsia"/>
+          <w:color w:val="44546A" w:themeColor="text2"/>
+        </w:rPr>
+      </w:pPr>
+    </w:p>
+    <w:p>
+      <w:pPr>
+        <w:jc w:val="center"/>
+      </w:pPr>
+      <w:r>
+        <w:rPr>
+          <w:b/>
+          <w:bCs/>
+        </w:rPr>
+        <w:t>F</w:t>
+      </w:r>
+      <w:r>
+        <w:rPr>
+          <w:rFonts w:hint="eastAsia"/>
+          <w:b/>
+          <w:bCs/>
+        </w:rPr>
+        <w:t>eed</w:t>
+      </w:r>
+      <w:r>
+        <w:rPr>
+          <w:b/>
+          <w:bCs/>
+        </w:rPr>
+        <w:t xml:space="preserve"> Forward</w:t>
+      </w:r>
+      <w:r>
+        <w:rPr>
+          <w:rFonts w:hint="eastAsia"/>
+          <w:b/>
+          <w:bCs/>
+        </w:rPr>
+        <w:t>:</w:t>
+      </w:r>
+    </w:p>
+    <w:p>
+      <w:pPr>
+        <w:rPr>
+          <w:rFonts w:asciiTheme="minorEastAsia" w:hAnsiTheme="minorEastAsia" w:hint="eastAsia"/>
+          <w:color w:val="44546A" w:themeColor="text2"/>
+        </w:rPr>
+      </w:pPr>
     </w:p>
     <w:sectPr>
       <w:pgSz w:w="11906" w:h="16838"/>
@@ -1079,6 +7763,103 @@
     </w:sectPr>
   </w:body>
 </w:document>
+</file>
+
+<file path=word/numbering.xml><?xml version="1.0" encoding="utf-8"?>
+<w:numbering xmlns:wpc="http://schemas.microsoft.com/office/word/2010/wordprocessingCanvas" xmlns:cx="http://schemas.microsoft.com/office/drawing/2014/chartex" xmlns:cx1="http://schemas.microsoft.com/office/drawing/2015/9/8/chartex" xmlns:cx2="http://schemas.microsoft.com/office/drawing/2015/10/21/chartex" xmlns:cx3="http://schemas.microsoft.com/office/drawing/2016/5/9/chartex" xmlns:cx4="http://schemas.microsoft.com/office/drawing/2016/5/10/chartex" xmlns:cx5="http://schemas.microsoft.com/office/drawing/2016/5/11/chartex" xmlns:cx6="http://schemas.microsoft.com/office/drawing/2016/5/12/chartex" xmlns:cx7="http://schemas.microsoft.com/office/drawing/2016/5/13/chartex" xmlns:cx8="http://schemas.microsoft.com/office/drawing/2016/5/14/chartex" xmlns:mc="http://schemas.openxmlformats.org/markup-compatibility/2006" xmlns:aink="http://schemas.microsoft.com/office/drawing/2016/ink" xmlns:am3d="http://schemas.microsoft.com/office/drawing/2017/model3d" xmlns:o="urn:schemas-microsoft-com:office:office" xmlns:r="http://schemas.openxmlformats.org/officeDocument/2006/relationships" xmlns:m="http://schemas.openxmlformats.org/officeDocument/2006/math" xmlns:v="urn:schemas-microsoft-com:vml" xmlns:wp14="http://schemas.microsoft.com/office/word/2010/wordprocessingDrawing" xmlns:wp="http://schemas.openxmlformats.org/drawingml/2006/wordprocessingDrawing" xmlns:w10="urn:schemas-microsoft-com:office:word" xmlns:w="http://schemas.openxmlformats.org/wordprocessingml/2006/main" xmlns:w14="http://schemas.microsoft.com/office/word/2010/wordml" xmlns:w15="http://schemas.microsoft.com/office/word/2012/wordml" xmlns:w16cex="http://schemas.microsoft.com/office/word/2018/wordml/cex" xmlns:w16cid="http://schemas.microsoft.com/office/word/2016/wordml/cid" xmlns:w16="http://schemas.microsoft.com/office/word/2018/wordml" xmlns:w16sdtdh="http://schemas.microsoft.com/office/word/2020/wordml/sdtdatahash" xmlns:w16se="http://schemas.microsoft.com/office/word/2015/wordml/symex" xmlns:wpg="http://schemas.microsoft.com/office/word/2010/wordprocessingGroup" xmlns:wpi="http://schemas.microsoft.com/office/word/2010/wordprocessingInk" xmlns:wne="http://schemas.microsoft.com/office/word/2006/wordml" xmlns:wps="http://schemas.microsoft.com/office/word/2010/wordprocessingShape" mc:Ignorable="w14 w15 w16se w16cid w16 w16cex w16sdtdh wp14">
+  <w:abstractNum w:abstractNumId="0" w15:restartNumberingAfterBreak="0">
+    <w:nsid w:val="67E92DE8"/>
+    <w:multiLevelType w:val="hybridMultilevel"/>
+    <w:tmpl w:val="6ACC94C0"/>
+    <w:lvl w:ilvl="0" w:tplc="4B485940">
+      <w:start w:val="1"/>
+      <w:numFmt w:val="decimal"/>
+      <w:lvlText w:val="%1."/>
+      <w:lvlJc w:val="left"/>
+      <w:pPr>
+        <w:ind w:left="360" w:hanging="360"/>
+      </w:pPr>
+      <w:rPr>
+        <w:rFonts w:hint="default"/>
+      </w:rPr>
+    </w:lvl>
+    <w:lvl w:ilvl="1" w:tplc="04090019" w:tentative="1">
+      <w:start w:val="1"/>
+      <w:numFmt w:val="lowerLetter"/>
+      <w:lvlText w:val="%2)"/>
+      <w:lvlJc w:val="left"/>
+      <w:pPr>
+        <w:ind w:left="840" w:hanging="420"/>
+      </w:pPr>
+    </w:lvl>
+    <w:lvl w:ilvl="2" w:tplc="0409001B" w:tentative="1">
+      <w:start w:val="1"/>
+      <w:numFmt w:val="lowerRoman"/>
+      <w:lvlText w:val="%3."/>
+      <w:lvlJc w:val="right"/>
+      <w:pPr>
+        <w:ind w:left="1260" w:hanging="420"/>
+      </w:pPr>
+    </w:lvl>
+    <w:lvl w:ilvl="3" w:tplc="0409000F" w:tentative="1">
+      <w:start w:val="1"/>
+      <w:numFmt w:val="decimal"/>
+      <w:lvlText w:val="%4."/>
+      <w:lvlJc w:val="left"/>
+      <w:pPr>
+        <w:ind w:left="1680" w:hanging="420"/>
+      </w:pPr>
+    </w:lvl>
+    <w:lvl w:ilvl="4" w:tplc="04090019" w:tentative="1">
+      <w:start w:val="1"/>
+      <w:numFmt w:val="lowerLetter"/>
+      <w:lvlText w:val="%5)"/>
+      <w:lvlJc w:val="left"/>
+      <w:pPr>
+        <w:ind w:left="2100" w:hanging="420"/>
+      </w:pPr>
+    </w:lvl>
+    <w:lvl w:ilvl="5" w:tplc="0409001B" w:tentative="1">
+      <w:start w:val="1"/>
+      <w:numFmt w:val="lowerRoman"/>
+      <w:lvlText w:val="%6."/>
+      <w:lvlJc w:val="right"/>
+      <w:pPr>
+        <w:ind w:left="2520" w:hanging="420"/>
+      </w:pPr>
+    </w:lvl>
+    <w:lvl w:ilvl="6" w:tplc="0409000F" w:tentative="1">
+      <w:start w:val="1"/>
+      <w:numFmt w:val="decimal"/>
+      <w:lvlText w:val="%7."/>
+      <w:lvlJc w:val="left"/>
+      <w:pPr>
+        <w:ind w:left="2940" w:hanging="420"/>
+      </w:pPr>
+    </w:lvl>
+    <w:lvl w:ilvl="7" w:tplc="04090019" w:tentative="1">
+      <w:start w:val="1"/>
+      <w:numFmt w:val="lowerLetter"/>
+      <w:lvlText w:val="%8)"/>
+      <w:lvlJc w:val="left"/>
+      <w:pPr>
+        <w:ind w:left="3360" w:hanging="420"/>
+      </w:pPr>
+    </w:lvl>
+    <w:lvl w:ilvl="8" w:tplc="0409001B" w:tentative="1">
+      <w:start w:val="1"/>
+      <w:numFmt w:val="lowerRoman"/>
+      <w:lvlText w:val="%9."/>
+      <w:lvlJc w:val="right"/>
+      <w:pPr>
+        <w:ind w:left="3780" w:hanging="420"/>
+      </w:pPr>
+    </w:lvl>
+  </w:abstractNum>
+  <w:num w:numId="1">
+    <w:abstractNumId w:val="0"/>
+  </w:num>
+</w:numbering>
 </file>
 
 <file path=word/styles.xml><?xml version="1.0" encoding="utf-8"?>
@@ -1476,7 +8257,7 @@
   <w:style w:type="paragraph" w:default="1" w:styleId="a">
     <w:name w:val="Normal"/>
     <w:qFormat/>
-    <w:rsid w:val="002C5D86"/>
+    <w:rsid w:val="00EC5BDD"/>
     <w:pPr>
       <w:widowControl w:val="0"/>
       <w:jc w:val="both"/>
@@ -1517,6 +8298,16 @@
     <w:rPr>
       <w:color w:val="808080"/>
     </w:rPr>
+  </w:style>
+  <w:style w:type="paragraph" w:styleId="a4">
+    <w:name w:val="List Paragraph"/>
+    <w:basedOn w:val="a"/>
+    <w:uiPriority w:val="34"/>
+    <w:qFormat/>
+    <w:rsid w:val="00E201B5"/>
+    <w:pPr>
+      <w:ind w:firstLineChars="200" w:firstLine="420"/>
+    </w:pPr>
   </w:style>
 </w:styles>
 </file>
